--- a/docs/SACFFinalModel_Model_Card.docx
+++ b/docs/SACFFinalModel_Model_Card.docx
@@ -4,101 +4,117 @@
   <w:body>
     <w:p>
       <w:pPr>
-        <w:spacing w:after="200"/>
         <w:jc w:val="center"/>
       </w:pPr>
       <w:r>
         <w:rPr>
           <w:b/>
-          <w:sz w:val="44"/>
+          <w:color w:val="1E3A8A"/>
+          <w:sz w:val="40"/>
         </w:rPr>
-        <w:t>SACFFinalModel — 多分支單一模型介紹</w:t>
+        <w:t>SACFFinalModel — 多分支單一模型介紹（v3）</w:t>
       </w:r>
     </w:p>
     <w:p>
       <w:pPr>
-        <w:spacing w:after="400"/>
         <w:jc w:val="center"/>
       </w:pPr>
       <w:r>
         <w:rPr>
           <w:i/>
-          <w:color w:val="444444"/>
+          <w:color w:val="6B7280"/>
           <w:sz w:val="22"/>
         </w:rPr>
-        <w:t>Multi-Branch Single Model · 444M parameters · One forward pass · One .pt file</w:t>
+        <w:t>Multi-Branch Single Model · 444M parameters · Two-Stage SWA · Manifold Mixup · SORD · CMC · Reg-Cls Fusion</w:t>
       </w:r>
     </w:p>
     <w:p>
       <w:pPr>
-        <w:spacing w:before="280" w:after="120"/>
+        <w:spacing w:before="240" w:after="80"/>
       </w:pPr>
       <w:r>
         <w:rPr>
+          <w:rFonts w:ascii="Times New Roman" w:hAnsi="Times New Roman"/>
           <w:b/>
+          <w:color w:val="1E40AF"/>
           <w:sz w:val="32"/>
         </w:rPr>
-        <w:t>1. 模型摘要</w:t>
+        <w:t>1.  模型摘要</w:t>
       </w:r>
     </w:p>
     <w:p>
       <w:pPr>
-        <w:spacing w:after="120" w:line="360" w:lineRule="auto"/>
-        <w:ind w:firstLine="482"/>
+        <w:spacing w:after="120"/>
+        <w:ind w:firstLine="425"/>
+        <w:jc w:val="both"/>
       </w:pPr>
       <w:r>
         <w:rPr>
-          <w:sz w:val="22"/>
+          <w:rFonts w:ascii="Times New Roman" w:hAnsi="Times New Roman"/>
+          <w:sz w:val="24"/>
         </w:rPr>
-        <w:t>SACFFinalModel 是本研究最終提交的多模態情感分析模型，在「架構層面」就是一個單一模型——對外只暴露一個 nn.Module、一個 forward 方法、一個 sacf_final.pt 檔案。其關鍵創新在於將「多模型集成」的精度增益內建於模型架構中：共享一個 DeBERTa-v3-large 文字骨幹與兩個 BiLSTM 模態編碼器，但在融合與預測層級設置 4 個並行分支，每個分支有獨立的極性增強注意力（PEA）、情感感知跨模態注意力（SACF）、共享投影層與三個任務頭。推斷時透過模型內部的 logits 平均（mean-of-logits）達到集成效果，無需任何後處理融合。</w:t>
+        <w:t>SACFFinalModel 是本研究最終提交的多模態情感分析模型，於 CMU-MOSI test 集達成 Acc-7 = 51.46%（融合）／51.31%（raw cls），Acc-2 = 87.03%，F1 = 87.03%，MAE = 0.5821，Corr = 0.8704。在「架構層面」就是一個單一模型——對外只暴露一個 nn.Module、一個 forward 方法、一個 sacf_final.pt 檔案。其關鍵創新在於把「多模型集成」的精度增益內建於模型架構中：共享一個 DeBERTa-v3-large 文字骨幹與兩個 BiLSTM 模態編碼器，但在融合與預測層級設置 4 個並行分支，每個分支有獨立的 PEA + SACF + 投影 + 任務頭。</w:t>
       </w:r>
     </w:p>
     <w:p>
       <w:pPr>
-        <w:spacing w:before="160" w:after="40"/>
+        <w:spacing w:after="120"/>
+        <w:ind w:firstLine="425"/>
+        <w:jc w:val="both"/>
+      </w:pPr>
+      <w:r>
+        <w:rPr>
+          <w:rFonts w:ascii="Times New Roman" w:hAnsi="Times New Roman"/>
+          <w:sz w:val="24"/>
+        </w:rPr>
+        <w:t>相較於前一代採用 12 模型事後 logit-ensemble 的版本，v3 在訓練流程上新增三項技術：（i）兩階段 SWA — 60 epoch 主訓練後切換種子再 20 epoch 微調，獲得更多樣的 SWA 快照；（ii）SORD（Soft Ordinal Regression Distribution）+ squared EMD — 強化情感序數結構；（iii）跨模態對比學習（CMC）+ Manifold Mixup — 提升融合表徵的判別力與泛化能力。推斷時新增 Reg-Cls 機率融合機制，將回歸分支的連續預測平滑分配至離散類別機率，進一步將 Acc-7 從 raw 51.31% 提升至 51.46%。</w:t>
+      </w:r>
+    </w:p>
+    <w:p>
+      <w:pPr>
+        <w:spacing w:after="80"/>
         <w:jc w:val="center"/>
       </w:pPr>
       <w:r>
         <w:rPr>
           <w:b/>
-          <w:sz w:val="21"/>
+          <w:sz w:val="20"/>
         </w:rPr>
         <w:t xml:space="preserve">表 1  </w:t>
       </w:r>
       <w:r>
         <w:rPr>
           <w:b/>
-          <w:sz w:val="21"/>
+          <w:sz w:val="20"/>
         </w:rPr>
         <w:t>SACFFinalModel 規格摘要</w:t>
       </w:r>
     </w:p>
     <w:tbl>
       <w:tblPr>
-        <w:tblStyle w:val="LightGrid-Accent1"/>
+        <w:tblStyle w:val="TableGrid"/>
         <w:tblW w:type="auto" w:w="0"/>
-        <w:jc w:val="center"/>
         <w:tblLook w:firstColumn="1" w:firstRow="1" w:lastColumn="0" w:lastRow="0" w:noHBand="0" w:noVBand="1" w:val="04A0"/>
       </w:tblPr>
       <w:tblGrid>
-        <w:gridCol w:w="3173"/>
-        <w:gridCol w:w="3173"/>
-        <w:gridCol w:w="3173"/>
+        <w:gridCol w:w="2878"/>
+        <w:gridCol w:w="2878"/>
+        <w:gridCol w:w="2878"/>
       </w:tblGrid>
       <w:tr>
         <w:tc>
           <w:tcPr>
-            <w:tcW w:type="dxa" w:w="2016"/>
-            <w:vAlign w:val="center"/>
+            <w:tcW w:type="dxa" w:w="2878"/>
+            <w:shd w:val="clear" w:color="auto" w:fill="1D4ED8"/>
           </w:tcPr>
           <w:p>
             <w:pPr>
               <w:jc w:val="center"/>
             </w:pPr>
-            <w:r/>
             <w:r>
               <w:rPr>
                 <w:b/>
+                <w:color w:val="FFFFFF"/>
                 <w:sz w:val="20"/>
               </w:rPr>
               <w:t>項目</w:t>
@@ -107,17 +123,17 @@
         </w:tc>
         <w:tc>
           <w:tcPr>
-            <w:tcW w:type="dxa" w:w="2880"/>
-            <w:vAlign w:val="center"/>
+            <w:tcW w:type="dxa" w:w="2878"/>
+            <w:shd w:val="clear" w:color="auto" w:fill="1D4ED8"/>
           </w:tcPr>
           <w:p>
             <w:pPr>
               <w:jc w:val="center"/>
             </w:pPr>
-            <w:r/>
             <w:r>
               <w:rPr>
                 <w:b/>
+                <w:color w:val="FFFFFF"/>
                 <w:sz w:val="20"/>
               </w:rPr>
               <w:t>設計</w:t>
@@ -126,17 +142,17 @@
         </w:tc>
         <w:tc>
           <w:tcPr>
-            <w:tcW w:type="dxa" w:w="4320"/>
-            <w:vAlign w:val="center"/>
+            <w:tcW w:type="dxa" w:w="2878"/>
+            <w:shd w:val="clear" w:color="auto" w:fill="1D4ED8"/>
           </w:tcPr>
           <w:p>
             <w:pPr>
               <w:jc w:val="center"/>
             </w:pPr>
-            <w:r/>
             <w:r>
               <w:rPr>
                 <w:b/>
+                <w:color w:val="FFFFFF"/>
                 <w:sz w:val="20"/>
               </w:rPr>
               <w:t>說明</w:t>
@@ -147,14 +163,13 @@
       <w:tr>
         <w:tc>
           <w:tcPr>
-            <w:tcW w:type="dxa" w:w="2016"/>
-            <w:vAlign w:val="center"/>
+            <w:tcW w:type="dxa" w:w="2878"/>
+            <w:shd w:val="clear" w:color="auto" w:fill="DBEAFE"/>
           </w:tcPr>
           <w:p>
             <w:pPr>
               <w:jc w:val="center"/>
             </w:pPr>
-            <w:r/>
             <w:r>
               <w:rPr>
                 <w:sz w:val="19"/>
@@ -165,14 +180,13 @@
         </w:tc>
         <w:tc>
           <w:tcPr>
-            <w:tcW w:type="dxa" w:w="2880"/>
-            <w:vAlign w:val="center"/>
+            <w:tcW w:type="dxa" w:w="2878"/>
+            <w:shd w:val="clear" w:color="auto" w:fill="DBEAFE"/>
           </w:tcPr>
           <w:p>
             <w:pPr>
               <w:jc w:val="center"/>
             </w:pPr>
-            <w:r/>
             <w:r>
               <w:rPr>
                 <w:sz w:val="19"/>
@@ -183,14 +197,13 @@
         </w:tc>
         <w:tc>
           <w:tcPr>
-            <w:tcW w:type="dxa" w:w="4320"/>
-            <w:vAlign w:val="center"/>
+            <w:tcW w:type="dxa" w:w="2878"/>
+            <w:shd w:val="clear" w:color="auto" w:fill="DBEAFE"/>
           </w:tcPr>
           <w:p>
             <w:pPr>
               <w:jc w:val="center"/>
             </w:pPr>
-            <w:r/>
             <w:r>
               <w:rPr>
                 <w:sz w:val="19"/>
@@ -203,14 +216,12 @@
       <w:tr>
         <w:tc>
           <w:tcPr>
-            <w:tcW w:type="dxa" w:w="2016"/>
-            <w:vAlign w:val="center"/>
+            <w:tcW w:type="dxa" w:w="2878"/>
           </w:tcPr>
           <w:p>
             <w:pPr>
               <w:jc w:val="center"/>
             </w:pPr>
-            <w:r/>
             <w:r>
               <w:rPr>
                 <w:sz w:val="19"/>
@@ -221,32 +232,28 @@
         </w:tc>
         <w:tc>
           <w:tcPr>
-            <w:tcW w:type="dxa" w:w="2880"/>
-            <w:vAlign w:val="center"/>
+            <w:tcW w:type="dxa" w:w="2878"/>
           </w:tcPr>
           <w:p>
             <w:pPr>
               <w:jc w:val="center"/>
             </w:pPr>
-            <w:r/>
             <w:r>
               <w:rPr>
                 <w:sz w:val="19"/>
               </w:rPr>
-              <w:t>444M</w:t>
+              <w:t>444.1M</w:t>
             </w:r>
           </w:p>
         </w:tc>
         <w:tc>
           <w:tcPr>
-            <w:tcW w:type="dxa" w:w="4320"/>
-            <w:vAlign w:val="center"/>
+            <w:tcW w:type="dxa" w:w="2878"/>
           </w:tcPr>
           <w:p>
             <w:pPr>
               <w:jc w:val="center"/>
             </w:pPr>
-            <w:r/>
             <w:r>
               <w:rPr>
                 <w:sz w:val="19"/>
@@ -259,14 +266,13 @@
       <w:tr>
         <w:tc>
           <w:tcPr>
-            <w:tcW w:type="dxa" w:w="2016"/>
-            <w:vAlign w:val="center"/>
+            <w:tcW w:type="dxa" w:w="2878"/>
+            <w:shd w:val="clear" w:color="auto" w:fill="DBEAFE"/>
           </w:tcPr>
           <w:p>
             <w:pPr>
               <w:jc w:val="center"/>
             </w:pPr>
-            <w:r/>
             <w:r>
               <w:rPr>
                 <w:sz w:val="19"/>
@@ -277,14 +283,13 @@
         </w:tc>
         <w:tc>
           <w:tcPr>
-            <w:tcW w:type="dxa" w:w="2880"/>
-            <w:vAlign w:val="center"/>
+            <w:tcW w:type="dxa" w:w="2878"/>
+            <w:shd w:val="clear" w:color="auto" w:fill="DBEAFE"/>
           </w:tcPr>
           <w:p>
             <w:pPr>
               <w:jc w:val="center"/>
             </w:pPr>
-            <w:r/>
             <w:r>
               <w:rPr>
                 <w:sz w:val="19"/>
@@ -295,14 +300,13 @@
         </w:tc>
         <w:tc>
           <w:tcPr>
-            <w:tcW w:type="dxa" w:w="4320"/>
-            <w:vAlign w:val="center"/>
+            <w:tcW w:type="dxa" w:w="2878"/>
+            <w:shd w:val="clear" w:color="auto" w:fill="DBEAFE"/>
           </w:tcPr>
           <w:p>
             <w:pPr>
               <w:jc w:val="center"/>
             </w:pPr>
-            <w:r/>
             <w:r>
               <w:rPr>
                 <w:sz w:val="19"/>
@@ -315,14 +319,12 @@
       <w:tr>
         <w:tc>
           <w:tcPr>
-            <w:tcW w:type="dxa" w:w="2016"/>
-            <w:vAlign w:val="center"/>
+            <w:tcW w:type="dxa" w:w="2878"/>
           </w:tcPr>
           <w:p>
             <w:pPr>
               <w:jc w:val="center"/>
             </w:pPr>
-            <w:r/>
             <w:r>
               <w:rPr>
                 <w:sz w:val="19"/>
@@ -333,14 +335,12 @@
         </w:tc>
         <w:tc>
           <w:tcPr>
-            <w:tcW w:type="dxa" w:w="2880"/>
-            <w:vAlign w:val="center"/>
+            <w:tcW w:type="dxa" w:w="2878"/>
           </w:tcPr>
           <w:p>
             <w:pPr>
               <w:jc w:val="center"/>
             </w:pPr>
-            <w:r/>
             <w:r>
               <w:rPr>
                 <w:sz w:val="19"/>
@@ -351,14 +351,12 @@
         </w:tc>
         <w:tc>
           <w:tcPr>
-            <w:tcW w:type="dxa" w:w="4320"/>
-            <w:vAlign w:val="center"/>
+            <w:tcW w:type="dxa" w:w="2878"/>
           </w:tcPr>
           <w:p>
             <w:pPr>
               <w:jc w:val="center"/>
             </w:pPr>
-            <w:r/>
             <w:r>
               <w:rPr>
                 <w:sz w:val="19"/>
@@ -371,14 +369,13 @@
       <w:tr>
         <w:tc>
           <w:tcPr>
-            <w:tcW w:type="dxa" w:w="2016"/>
-            <w:vAlign w:val="center"/>
+            <w:tcW w:type="dxa" w:w="2878"/>
+            <w:shd w:val="clear" w:color="auto" w:fill="DBEAFE"/>
           </w:tcPr>
           <w:p>
             <w:pPr>
               <w:jc w:val="center"/>
             </w:pPr>
-            <w:r/>
             <w:r>
               <w:rPr>
                 <w:sz w:val="19"/>
@@ -389,32 +386,30 @@
         </w:tc>
         <w:tc>
           <w:tcPr>
-            <w:tcW w:type="dxa" w:w="2880"/>
-            <w:vAlign w:val="center"/>
+            <w:tcW w:type="dxa" w:w="2878"/>
+            <w:shd w:val="clear" w:color="auto" w:fill="DBEAFE"/>
           </w:tcPr>
           <w:p>
             <w:pPr>
               <w:jc w:val="center"/>
             </w:pPr>
-            <w:r/>
             <w:r>
               <w:rPr>
                 <w:sz w:val="19"/>
               </w:rPr>
-              <w:t>~1.7 GB</w:t>
+              <w:t>~1.65 GB</w:t>
             </w:r>
           </w:p>
         </w:tc>
         <w:tc>
           <w:tcPr>
-            <w:tcW w:type="dxa" w:w="4320"/>
-            <w:vAlign w:val="center"/>
+            <w:tcW w:type="dxa" w:w="2878"/>
+            <w:shd w:val="clear" w:color="auto" w:fill="DBEAFE"/>
           </w:tcPr>
           <w:p>
             <w:pPr>
               <w:jc w:val="center"/>
             </w:pPr>
-            <w:r/>
             <w:r>
               <w:rPr>
                 <w:sz w:val="19"/>
@@ -427,14 +422,12 @@
       <w:tr>
         <w:tc>
           <w:tcPr>
-            <w:tcW w:type="dxa" w:w="2016"/>
-            <w:vAlign w:val="center"/>
+            <w:tcW w:type="dxa" w:w="2878"/>
           </w:tcPr>
           <w:p>
             <w:pPr>
               <w:jc w:val="center"/>
             </w:pPr>
-            <w:r/>
             <w:r>
               <w:rPr>
                 <w:sz w:val="19"/>
@@ -445,14 +438,12 @@
         </w:tc>
         <w:tc>
           <w:tcPr>
-            <w:tcW w:type="dxa" w:w="2880"/>
-            <w:vAlign w:val="center"/>
+            <w:tcW w:type="dxa" w:w="2878"/>
           </w:tcPr>
           <w:p>
             <w:pPr>
               <w:jc w:val="center"/>
             </w:pPr>
-            <w:r/>
             <w:r>
               <w:rPr>
                 <w:sz w:val="19"/>
@@ -463,19 +454,17 @@
         </w:tc>
         <w:tc>
           <w:tcPr>
-            <w:tcW w:type="dxa" w:w="4320"/>
-            <w:vAlign w:val="center"/>
+            <w:tcW w:type="dxa" w:w="2878"/>
           </w:tcPr>
           <w:p>
             <w:pPr>
               <w:jc w:val="center"/>
             </w:pPr>
-            <w:r/>
             <w:r>
               <w:rPr>
                 <w:sz w:val="19"/>
               </w:rPr>
-              <w:t>DeBERTa 共享計算，4 分支並行融合</w:t>
+              <w:t>DeBERTa 共享計算 + 4 分支並行融合</w:t>
             </w:r>
           </w:p>
         </w:tc>
@@ -483,14 +472,13 @@
       <w:tr>
         <w:tc>
           <w:tcPr>
-            <w:tcW w:type="dxa" w:w="2016"/>
-            <w:vAlign w:val="center"/>
+            <w:tcW w:type="dxa" w:w="2878"/>
+            <w:shd w:val="clear" w:color="auto" w:fill="DBEAFE"/>
           </w:tcPr>
           <w:p>
             <w:pPr>
               <w:jc w:val="center"/>
             </w:pPr>
-            <w:r/>
             <w:r>
               <w:rPr>
                 <w:sz w:val="19"/>
@@ -501,37 +489,35 @@
         </w:tc>
         <w:tc>
           <w:tcPr>
-            <w:tcW w:type="dxa" w:w="2880"/>
-            <w:vAlign w:val="center"/>
+            <w:tcW w:type="dxa" w:w="2878"/>
+            <w:shd w:val="clear" w:color="auto" w:fill="DBEAFE"/>
           </w:tcPr>
           <w:p>
             <w:pPr>
               <w:jc w:val="center"/>
             </w:pPr>
-            <w:r/>
             <w:r>
               <w:rPr>
                 <w:sz w:val="19"/>
               </w:rPr>
-              <w:t>~1.5–2 小時</w:t>
+              <w:t>~3 小時</w:t>
             </w:r>
           </w:p>
         </w:tc>
         <w:tc>
           <w:tcPr>
-            <w:tcW w:type="dxa" w:w="4320"/>
-            <w:vAlign w:val="center"/>
+            <w:tcW w:type="dxa" w:w="2878"/>
+            <w:shd w:val="clear" w:color="auto" w:fill="DBEAFE"/>
           </w:tcPr>
           <w:p>
             <w:pPr>
               <w:jc w:val="center"/>
             </w:pPr>
-            <w:r/>
             <w:r>
               <w:rPr>
                 <w:sz w:val="19"/>
               </w:rPr>
-              <w:t>60 epochs × ~1.5 min/epoch（GPU RTX PRO 6000）</w:t>
+              <w:t>80 epochs（stage1 60 + stage2 20）</w:t>
             </w:r>
           </w:p>
         </w:tc>
@@ -539,98 +525,195 @@
       <w:tr>
         <w:tc>
           <w:tcPr>
-            <w:tcW w:type="dxa" w:w="2016"/>
-            <w:vAlign w:val="center"/>
+            <w:tcW w:type="dxa" w:w="2878"/>
           </w:tcPr>
           <w:p>
             <w:pPr>
               <w:jc w:val="center"/>
             </w:pPr>
-            <w:r/>
             <w:r>
               <w:rPr>
                 <w:sz w:val="19"/>
               </w:rPr>
-              <w:t>目標 Acc-7</w:t>
+              <w:t>Acc-7（融合）</w:t>
             </w:r>
           </w:p>
         </w:tc>
         <w:tc>
           <w:tcPr>
-            <w:tcW w:type="dxa" w:w="2880"/>
-            <w:vAlign w:val="center"/>
+            <w:tcW w:type="dxa" w:w="2878"/>
           </w:tcPr>
           <w:p>
             <w:pPr>
               <w:jc w:val="center"/>
             </w:pPr>
-            <w:r/>
             <w:r>
               <w:rPr>
                 <w:sz w:val="19"/>
               </w:rPr>
-              <w:t>~53%（CMU-MOSI）</w:t>
+              <w:t>51.46 %</w:t>
             </w:r>
           </w:p>
         </w:tc>
         <w:tc>
           <w:tcPr>
-            <w:tcW w:type="dxa" w:w="4320"/>
-            <w:vAlign w:val="center"/>
+            <w:tcW w:type="dxa" w:w="2878"/>
           </w:tcPr>
           <w:p>
             <w:pPr>
               <w:jc w:val="center"/>
             </w:pPr>
-            <w:r/>
             <w:r>
               <w:rPr>
                 <w:sz w:val="19"/>
               </w:rPr>
-              <w:t>與舊版 12 模型 ensemble 等價，但部署簡化</w:t>
+              <w:t>CMU-MOSI test 集（686 樣本）</w:t>
+            </w:r>
+          </w:p>
+        </w:tc>
+      </w:tr>
+      <w:tr>
+        <w:tc>
+          <w:tcPr>
+            <w:tcW w:type="dxa" w:w="2878"/>
+            <w:shd w:val="clear" w:color="auto" w:fill="DBEAFE"/>
+          </w:tcPr>
+          <w:p>
+            <w:pPr>
+              <w:jc w:val="center"/>
+            </w:pPr>
+            <w:r>
+              <w:rPr>
+                <w:sz w:val="19"/>
+              </w:rPr>
+              <w:t>Acc-2 / F1</w:t>
+            </w:r>
+          </w:p>
+        </w:tc>
+        <w:tc>
+          <w:tcPr>
+            <w:tcW w:type="dxa" w:w="2878"/>
+            <w:shd w:val="clear" w:color="auto" w:fill="DBEAFE"/>
+          </w:tcPr>
+          <w:p>
+            <w:pPr>
+              <w:jc w:val="center"/>
+            </w:pPr>
+            <w:r>
+              <w:rPr>
+                <w:sz w:val="19"/>
+              </w:rPr>
+              <w:t>87.03 / 87.03 %</w:t>
+            </w:r>
+          </w:p>
+        </w:tc>
+        <w:tc>
+          <w:tcPr>
+            <w:tcW w:type="dxa" w:w="2878"/>
+            <w:shd w:val="clear" w:color="auto" w:fill="DBEAFE"/>
+          </w:tcPr>
+          <w:p>
+            <w:pPr>
+              <w:jc w:val="center"/>
+            </w:pPr>
+            <w:r>
+              <w:rPr>
+                <w:sz w:val="19"/>
+              </w:rPr>
+              <w:t>二分類正負面</w:t>
+            </w:r>
+          </w:p>
+        </w:tc>
+      </w:tr>
+      <w:tr>
+        <w:tc>
+          <w:tcPr>
+            <w:tcW w:type="dxa" w:w="2878"/>
+          </w:tcPr>
+          <w:p>
+            <w:pPr>
+              <w:jc w:val="center"/>
+            </w:pPr>
+            <w:r>
+              <w:rPr>
+                <w:sz w:val="19"/>
+              </w:rPr>
+              <w:t>MAE / Corr</w:t>
+            </w:r>
+          </w:p>
+        </w:tc>
+        <w:tc>
+          <w:tcPr>
+            <w:tcW w:type="dxa" w:w="2878"/>
+          </w:tcPr>
+          <w:p>
+            <w:pPr>
+              <w:jc w:val="center"/>
+            </w:pPr>
+            <w:r>
+              <w:rPr>
+                <w:sz w:val="19"/>
+              </w:rPr>
+              <w:t>0.5821 / 0.8704</w:t>
+            </w:r>
+          </w:p>
+        </w:tc>
+        <w:tc>
+          <w:tcPr>
+            <w:tcW w:type="dxa" w:w="2878"/>
+          </w:tcPr>
+          <w:p>
+            <w:pPr>
+              <w:jc w:val="center"/>
+            </w:pPr>
+            <w:r>
+              <w:rPr>
+                <w:sz w:val="19"/>
+              </w:rPr>
+              <w:t>回歸誤差與 Pearson 相關</w:t>
             </w:r>
           </w:p>
         </w:tc>
       </w:tr>
     </w:tbl>
+    <w:p/>
     <w:p>
       <w:pPr>
-        <w:spacing w:after="160"/>
-      </w:pPr>
-    </w:p>
-    <w:p>
-      <w:pPr>
-        <w:spacing w:before="280" w:after="120"/>
+        <w:spacing w:before="240" w:after="80"/>
       </w:pPr>
       <w:r>
         <w:rPr>
+          <w:rFonts w:ascii="Times New Roman" w:hAnsi="Times New Roman"/>
           <w:b/>
+          <w:color w:val="1E40AF"/>
           <w:sz w:val="32"/>
         </w:rPr>
-        <w:t>2. 整體架構</w:t>
+        <w:t>2.  整體架構</w:t>
       </w:r>
     </w:p>
     <w:p>
       <w:pPr>
-        <w:spacing w:after="120" w:line="360" w:lineRule="auto"/>
-        <w:ind w:firstLine="482"/>
+        <w:spacing w:after="120"/>
+        <w:ind w:firstLine="425"/>
+        <w:jc w:val="both"/>
       </w:pPr>
       <w:r>
         <w:rPr>
-          <w:sz w:val="22"/>
+          <w:rFonts w:ascii="Times New Roman" w:hAnsi="Times New Roman"/>
+          <w:sz w:val="24"/>
         </w:rPr>
-        <w:t>圖 1 呈現完整的 SACFFinalModel 架構。資料流分為三個階段：（i）共享編碼層處理三模態原始輸入；（ii）4 個並行分支各自進行情感感知融合與預測；（iii）內部 ensemble 將分支輸出平均後送出。整個過程僅需「一次」端對端 forward 呼叫，無外部後處理。</w:t>
+        <w:t>圖 1 呈現完整的 SACFFinalModel 架構。資料流分為三個階段：（i）共享編碼層處理三模態原始輸入；（ii）4 個並行分支各自進行情感感知融合與預測；（iii）內部 ensemble 將分支輸出平均後送出。整個過程僅需「一次」端對端 forward 呼叫，無外部後處理。與舊版（12 模型事後融合）相比，新架構推斷一次完成，部署檔案壓縮至單一 1.65 GB。</w:t>
       </w:r>
     </w:p>
+    <w:p/>
     <w:p>
       <w:pPr>
-        <w:spacing w:before="160" w:after="40"/>
         <w:jc w:val="center"/>
       </w:pPr>
       <w:r>
         <w:drawing>
           <wp:inline xmlns:a="http://schemas.openxmlformats.org/drawingml/2006/main" xmlns:pic="http://schemas.openxmlformats.org/drawingml/2006/picture">
-            <wp:extent cx="5852160" cy="4288475"/>
+            <wp:extent cx="5486400" cy="4683912"/>
             <wp:docPr id="1" name="Picture 1"/>
             <wp:cNvGraphicFramePr>
               <a:graphicFrameLocks noChangeAspect="1"/>
@@ -639,7 +722,7 @@
               <a:graphicData uri="http://schemas.openxmlformats.org/drawingml/2006/picture">
                 <pic:pic>
                   <pic:nvPicPr>
-                    <pic:cNvPr id="0" name="sacf_final_architecture.png"/>
+                    <pic:cNvPr id="0" name="v2_fig1_architecture.png"/>
                     <pic:cNvPicPr/>
                   </pic:nvPicPr>
                   <pic:blipFill>
@@ -651,7 +734,7 @@
                   <pic:spPr>
                     <a:xfrm>
                       <a:off x="0" y="0"/>
-                      <a:ext cx="5852160" cy="4288475"/>
+                      <a:ext cx="5486400" cy="4683912"/>
                     </a:xfrm>
                     <a:prstGeom prst="rect"/>
                   </pic:spPr>
@@ -664,7 +747,7 @@
     </w:p>
     <w:p>
       <w:pPr>
-        <w:spacing w:after="200"/>
+        <w:spacing w:after="240"/>
         <w:jc w:val="center"/>
       </w:pPr>
       <w:r>
@@ -683,435 +766,228 @@
       </w:r>
       <w:r>
         <w:rPr>
-          <w:sz w:val="4"/>
+          <w:sz w:val="19"/>
         </w:rPr>
         <w:br/>
-      </w:r>
-      <w:r>
-        <w:rPr>
-          <w:i/>
-          <w:sz w:val="19"/>
-        </w:rPr>
-        <w:t>從上至下：（i）三模態輸入；（ii）共享編碼層（DeBERTa-v3-large、Audio BiLSTM、Vision BiLSTM）；（iii）4 個並行分支，每個內含 PEA、SACF、共享投影、三個任務頭；（iv）內部 mean-of-logits ensemble；（v）三個輸出（cls7、cls2、reg）。紫、粉、橙、青四種顏色分別對應 4 個分支；不同分支採用不同 dropout 率（0.105 ~ 0.225）以額外提升多樣性。</w:t>
+        <w:t>從上至下：（i）三模態輸入；（ii）共享編碼層（DeBERTa-v3-large、Audio BiLSTM、Vision BiLSTM）；（iii）4 個並行分支，每個內含 PEA、SACF、共享投影、三個任務頭；（iv）內部 mean-of-logits ensemble；（v）三個輸出（cls7、cls2、reg）。四種顏色分別對應 4 個分支的獨立參數。</w:t>
       </w:r>
     </w:p>
     <w:p>
       <w:pPr>
-        <w:spacing w:before="280" w:after="120"/>
+        <w:spacing w:before="240" w:after="80"/>
       </w:pPr>
       <w:r>
         <w:rPr>
+          <w:rFonts w:ascii="Times New Roman" w:hAnsi="Times New Roman"/>
           <w:b/>
+          <w:color w:val="1E40AF"/>
           <w:sz w:val="32"/>
         </w:rPr>
-        <w:t>3. 各組件詳解</w:t>
+        <w:t>3.  各組件詳解</w:t>
       </w:r>
     </w:p>
     <w:p>
       <w:pPr>
-        <w:spacing w:before="160" w:after="120"/>
+        <w:spacing w:before="240" w:after="80"/>
       </w:pPr>
       <w:r>
         <w:rPr>
+          <w:rFonts w:ascii="Times New Roman" w:hAnsi="Times New Roman"/>
           <w:b/>
+          <w:color w:val="1D4ED8"/>
           <w:sz w:val="26"/>
         </w:rPr>
-        <w:t>3.1 共享編碼層</w:t>
+        <w:t>3.1   共享編碼層</w:t>
       </w:r>
     </w:p>
     <w:p>
       <w:pPr>
-        <w:spacing w:after="120" w:line="360" w:lineRule="auto"/>
-        <w:ind w:firstLine="482"/>
+        <w:spacing w:after="120"/>
+        <w:ind w:firstLine="425"/>
+        <w:jc w:val="both"/>
       </w:pPr>
       <w:r>
         <w:rPr>
-          <w:sz w:val="22"/>
+          <w:rFonts w:ascii="Times New Roman" w:hAnsi="Times New Roman"/>
+          <w:sz w:val="24"/>
         </w:rPr>
-        <w:t>共享層處理三模態的原始輸入，輸出供下游所有分支使用。之所以選擇「共享」而非「每分支獨立」，是因為這部分的參數量大、計算昂貴，若為每個分支建立獨立副本將使模型膨脹至 1.6 GB+ 且訓練時間倍增，且分散的梯度訊號反而稀釋表徵學習。</w:t>
+        <w:t>共享層處理三模態的原始輸入，輸出供下游所有分支使用。之所以選擇「共享」而非「每分支獨立」，是因為這部分的參數量大、計算昂貴。若為每個分支建立獨立副本將使模型膨脹至 1.6 GB×4，且分散的梯度訊號反而稀釋表徵學習。</w:t>
       </w:r>
     </w:p>
     <w:p>
       <w:pPr>
-        <w:spacing w:before="160" w:after="120"/>
+        <w:spacing w:before="240" w:after="80"/>
       </w:pPr>
       <w:r>
         <w:rPr>
+          <w:rFonts w:ascii="Times New Roman" w:hAnsi="Times New Roman"/>
           <w:b/>
-          <w:sz w:val="23"/>
+          <w:color w:val="0F766E"/>
+          <w:sz w:val="22"/>
         </w:rPr>
-        <w:t>3.1.1 DeBERTa-v3-large 文字骨幹</w:t>
+        <w:t>3.1.1   DeBERTa-v3-large 文字骨幹</w:t>
       </w:r>
     </w:p>
     <w:p>
       <w:pPr>
-        <w:spacing w:after="120" w:line="360" w:lineRule="auto"/>
-        <w:ind w:firstLine="482"/>
+        <w:spacing w:after="120"/>
+        <w:ind w:firstLine="425"/>
+        <w:jc w:val="both"/>
       </w:pPr>
       <w:r>
         <w:rPr>
-          <w:sz w:val="22"/>
+          <w:rFonts w:ascii="Times New Roman" w:hAnsi="Times New Roman"/>
+          <w:sz w:val="24"/>
         </w:rPr>
-        <w:t>本模型採用 microsoft/deberta-v3-large 作為文字編碼器，這是 ~400M 參數的 24 層 Transformer，隱藏維度 d_lang = 1024。DeBERTa 的解耦注意力機制（disentangled attention）將內容與相對位置編碼分離計算，在情感分析這類需要細緻語義理解的任務上明顯優於 BERT/RoBERTa 同等模型。輸入為「Predict the sentiment intensity (-3 to 3, negative to positive) of the following text: ⟨語句⟩」，經 DebertaV2Tokenizer 分詞、固定填補至 80 個詞元；輸出完整的詞元隱藏狀態序列 H ∈ ℝ^(B × L × 1024)。</w:t>
+        <w:t>本模型採用 microsoft/deberta-v3-large 作為文字編碼器（~400M 參數、24 層 Transformer、隱藏維度 d_lang = 1024）。DeBERTa 的解耦注意力（disentangled attention）將內容與相對位置編碼分離計算，在情感分析這類需要細緻語義理解的任務上明顯優於 BERT/RoBERTa 同等模型。輸入文字會被加上提示前綴「Predict the sentiment intensity (-3 to 3, ...) of the following text: 」以引導模型聚焦於情感判斷。</w:t>
       </w:r>
     </w:p>
     <w:p>
       <w:pPr>
-        <w:spacing w:after="120" w:line="360" w:lineRule="auto"/>
-        <w:ind w:firstLine="482"/>
+        <w:spacing w:after="120"/>
+        <w:ind w:firstLine="425"/>
+        <w:jc w:val="both"/>
       </w:pPr>
       <w:r>
         <w:rPr>
-          <w:sz w:val="22"/>
+          <w:rFonts w:ascii="Times New Roman" w:hAnsi="Times New Roman"/>
+          <w:sz w:val="24"/>
         </w:rPr>
-        <w:t>為了平衡訓練穩定性與微調效果，採用「漸進式層解凍」：前 1/3 訓練輪次（Epoch 1–20）凍結下層 6 層（Layers 0–5），僅微調上層 18 層；Epoch 20 後解凍下層，以骨幹學習率的一半（lang_lr / 2 = 2 × 10⁻⁶）繼續訓練，並透過自定義 LambdaLR 排程器將解凍層的學習率延續主排程的 cosine 衰減曲線。</w:t>
+        <w:t>為了平衡訓練穩定性與微調效果，採用「漸進式層解凍」策略：前 1/3 訓練輪次（Epoch 1–20）凍結下層 6 層（Layers 0–5），僅微調上層 18 層；Epoch 20 後解凍下層，以骨幹學習率的一半（lang_lr / 2 = 2 × 10⁻⁶）繼續訓練，並透過自定義 LambdaLR 排程器將解凍層的學習率延續主排程的 cosine 衰減曲線。</w:t>
       </w:r>
     </w:p>
     <w:p>
       <w:pPr>
-        <w:spacing w:before="160" w:after="120"/>
+        <w:spacing w:before="240" w:after="80"/>
       </w:pPr>
       <w:r>
         <w:rPr>
+          <w:rFonts w:ascii="Times New Roman" w:hAnsi="Times New Roman"/>
           <w:b/>
-          <w:sz w:val="23"/>
+          <w:color w:val="0F766E"/>
+          <w:sz w:val="22"/>
         </w:rPr>
-        <w:t>3.1.2 Audio BiLSTM 模態編碼器</w:t>
+        <w:t>3.1.2   Audio / Vision BiLSTM 模態編碼器</w:t>
       </w:r>
     </w:p>
     <w:p>
       <w:pPr>
-        <w:spacing w:after="120" w:line="360" w:lineRule="auto"/>
-        <w:ind w:firstLine="482"/>
+        <w:spacing w:after="120"/>
+        <w:ind w:firstLine="425"/>
+        <w:jc w:val="both"/>
       </w:pPr>
       <w:r>
         <w:rPr>
-          <w:sz w:val="22"/>
+          <w:rFonts w:ascii="Times New Roman" w:hAnsi="Times New Roman"/>
+          <w:sz w:val="24"/>
         </w:rPr>
-        <w:t>音訊模態原始特徵維度為 5（COVAREP 聲學特徵），序列長度可變但最大 375 幀。採用 2 層雙向 LSTM，每方向隱藏狀態 128 維，輸出在最後時間步雙向拼接後線性投影至 d_modal = 128 維。為了避免填補幀干擾，使用 pack_padded_sequence 對可變長度序列進行壓縮處理，確保 LSTM 只處理有效幀。Dropout 率為 0.2（BiLSTM 層間）。</w:t>
+        <w:t>音訊模態（COVAREP 聲學特徵，維度 5）與視覺模態（FACET 面部表情特徵，維度 20）皆採用 2 層雙向 LSTM，每方向隱藏狀態 128 維，輸出在最後時間步雙向拼接後線性投影至 d_modal = 128 維。為了避免填補幀干擾，使用 pack_padded_sequence 對可變長度序列進行壓縮處理。Dropout 率為 0.2（BiLSTM 層間）。兩個模態編碼器在訓練時參數獨立，因為音訊與視覺特徵的時間動態差異很大。</w:t>
       </w:r>
     </w:p>
     <w:p>
       <w:pPr>
-        <w:spacing w:before="160" w:after="120"/>
+        <w:spacing w:before="240" w:after="80"/>
       </w:pPr>
       <w:r>
         <w:rPr>
+          <w:rFonts w:ascii="Times New Roman" w:hAnsi="Times New Roman"/>
           <w:b/>
-          <w:sz w:val="23"/>
+          <w:color w:val="1D4ED8"/>
+          <w:sz w:val="26"/>
         </w:rPr>
-        <w:t>3.1.3 Vision BiLSTM 模態編碼器</w:t>
+        <w:t>3.2   4 個並行分支</w:t>
       </w:r>
     </w:p>
     <w:p>
       <w:pPr>
-        <w:spacing w:after="120" w:line="360" w:lineRule="auto"/>
-        <w:ind w:firstLine="482"/>
+        <w:spacing w:after="120"/>
+        <w:ind w:firstLine="425"/>
+        <w:jc w:val="both"/>
       </w:pPr>
       <w:r>
         <w:rPr>
-          <w:sz w:val="22"/>
+          <w:rFonts w:ascii="Times New Roman" w:hAnsi="Times New Roman"/>
+          <w:sz w:val="24"/>
         </w:rPr>
-        <w:t>視覺模態原始特徵維度為 20（FACET 面部表情特徵），序列長度可變但最大 500 幀。結構與 Audio BiLSTM 相同（2 層雙向 LSTM，d_modal = 128），輸出 x_v ∈ ℝ^(B × 128)。兩個模態編碼器在訓練時參數獨立（不共享 LSTM 權重），因為音訊與視覺特徵的時間動態差異很大。</w:t>
-      </w:r>
-    </w:p>
-    <w:p>
-      <w:pPr>
-        <w:spacing w:before="160" w:after="120"/>
-      </w:pPr>
-      <w:r>
-        <w:rPr>
-          <w:b/>
-          <w:sz w:val="26"/>
-        </w:rPr>
-        <w:t>3.2 4 個並行分支</w:t>
-      </w:r>
-    </w:p>
-    <w:p>
-      <w:pPr>
-        <w:spacing w:after="120" w:line="360" w:lineRule="auto"/>
-        <w:ind w:firstLine="482"/>
-      </w:pPr>
-      <w:r>
-        <w:rPr>
-          <w:sz w:val="22"/>
-        </w:rPr>
-        <w:t>這是 SACFFinalModel 的核心創新：將「多模型集成的多樣性」內建於模型架構。4 個分支共享上游的編碼結果（H、x_a、x_v），但各自獨立進行下游的「融合」與「預測」步驟。每個分支由四個子模組組成：PEA、SACF、共享投影層、三個任務頭。為了確保分支之間的多樣性，採用三項設計：</w:t>
+        <w:t>這是 SACFFinalModel 的核心創新：把「多模型集成的多樣性」內建於模型架構。4 個分支共享上游的編碼結果（H、x_a、x_v），但各自獨立進行下游的融合與預測。每個分支由四個子模組組成：PEA、SACF、共享投影層、三個任務頭。為了確保分支之間的多樣性，採用三項設計：</w:t>
       </w:r>
     </w:p>
     <w:p>
       <w:pPr>
         <w:pStyle w:val="ListBullet"/>
-        <w:spacing w:line="336" w:lineRule="auto"/>
+        <w:spacing w:after="60"/>
       </w:pPr>
       <w:r>
         <w:rPr>
+          <w:rFonts w:ascii="Times New Roman" w:hAnsi="Times New Roman"/>
           <w:sz w:val="22"/>
         </w:rPr>
-        <w:t>不同的 Dropout 率：Branch 1 = 0.150，Branch 2 = 0.195，Branch 3 = 0.105，Branch 4 = 0.225。不同 dropout 率會讓每個分支在訓練時看到不同的有效子網路，導致收斂到不同的解空間。</w:t>
+        <w:t>不同的 Dropout 率：Branch 1 = 0.10、Branch 2 = 0.20、Branch 3 = 0.30、Branch 4 = 0.40。不同 dropout 率會讓每個分支在訓練時看到不同的有效子網路，導致收斂到不同的解空間。v3 版本將最大 dropout 從 0.225 提升至 0.40，顯著加大分支差異性。</w:t>
       </w:r>
     </w:p>
     <w:p>
       <w:pPr>
         <w:pStyle w:val="ListBullet"/>
-        <w:spacing w:line="336" w:lineRule="auto"/>
+        <w:spacing w:after="60"/>
       </w:pPr>
       <w:r>
         <w:rPr>
+          <w:rFonts w:ascii="Times New Roman" w:hAnsi="Times New Roman"/>
           <w:sz w:val="22"/>
         </w:rPr>
-        <w:t>不同的隨機初始化：所有獨立模組（PEA、SACF、Proj、Heads）採用 PyTorch 預設的隨機初始化，每個分支從不同點開始；此外，cls7 head 額外加入了不同強度的隨機擾動（×0.001×(i+1)），加速分支差異化。</w:t>
+        <w:t>不同的隨機初始化：所有獨立模組（PEA、SACF、Proj、Heads）採用 PyTorch 預設的隨機初始化，每個分支從不同點開始；cls7 head 額外加入了不同強度的隨機擾動，加速分支差異化。</w:t>
       </w:r>
     </w:p>
     <w:p>
       <w:pPr>
         <w:pStyle w:val="ListBullet"/>
-        <w:spacing w:line="336" w:lineRule="auto"/>
+        <w:spacing w:after="60"/>
       </w:pPr>
       <w:r>
         <w:rPr>
+          <w:rFonts w:ascii="Times New Roman" w:hAnsi="Times New Roman"/>
           <w:sz w:val="22"/>
         </w:rPr>
-        <w:t>Per-branch 損失：每個分支獨立計算其 cls7/cls2/reg 損失，總損失中包含「per-branch 損失平均」項，強迫每個分支獨立勝任所有任務（不能依賴其他分支），這是分支多樣性的關鍵保證。</w:t>
+        <w:t>Per-branch 損失 + 多樣性懲罰：每個分支獨立計算其 cls7/cls2/reg 損失，並對分支兩兩之間的特徵 cosine similarity 加 0.02 權重的懲罰項，強迫每個分支獨立勝任所有任務且彼此差異化。</w:t>
       </w:r>
     </w:p>
     <w:p>
       <w:pPr>
-        <w:spacing w:before="160" w:after="120"/>
+        <w:spacing w:before="240" w:after="80"/>
       </w:pPr>
       <w:r>
         <w:rPr>
+          <w:rFonts w:ascii="Times New Roman" w:hAnsi="Times New Roman"/>
           <w:b/>
-          <w:sz w:val="23"/>
+          <w:color w:val="0F766E"/>
+          <w:sz w:val="22"/>
         </w:rPr>
-        <w:t>3.2.1 極性增強注意力（PEA）</w:t>
+        <w:t>3.2.1   極性增強注意力（PEA）</w:t>
       </w:r>
     </w:p>
     <w:p>
       <w:pPr>
-        <w:spacing w:after="120" w:line="360" w:lineRule="auto"/>
-        <w:ind w:firstLine="482"/>
+        <w:spacing w:after="120"/>
+        <w:ind w:firstLine="425"/>
+        <w:jc w:val="both"/>
       </w:pPr>
       <w:r>
         <w:rPr>
-          <w:sz w:val="22"/>
+          <w:rFonts w:ascii="Times New Roman" w:hAnsi="Times New Roman"/>
+          <w:sz w:val="24"/>
         </w:rPr>
-        <w:t>PEA 模組為每個詞元學習一個情感顯著性閘值 g_i ∈ [0, 1]：g_i = σ(W₂ · tanh(W₁ · h_i))，其中 W₁ ∈ ℝ^(d/4 × d)、W₂ ∈ ℝ^(1 × d/4) 為可學習參數。閘值越高代表該詞元對情感判斷越重要（如「精彩」、「糟糕」、「非常」、「完全」等情感詞）。句子表徵透過閘值加權池化計算：x_cls = Σᵢ mᵢ · (0.75 · h_i + 0.25 · h_i ⊙ g_i) / Σᵢ mᵢ，其中保留 75% 原始表徵以維持語義穩定性，注入 25% 閘值調製訊號讓情感詞元獲得加強。閘值向量 g 同時作為下游 SACF 模組的 Top-K 詞元選擇依據。本模型 4 個分支各有獨立的 PEA 參數（W₁、W₂、dropout 不同），自然會學到略不同的情感閘值分佈。</w:t>
+        <w:t>PEA 模組為每個詞元學習一個情感顯著性閘值 g_i ∈ [0, 1]：g_i = σ(W₂ · tanh(W₁ · h_i))，其中 W₁ ∈ ℝ^(d/4 × d)、W₂ ∈ ℝ^(1 × d/4) 為可學習參數。閘值越高代表該詞元對情感判斷越重要（如「精彩」、「糟糕」、「非常」、「完全」等情感詞）。句子表徵透過閘值加權池化計算：x_cls = Σᵢ mᵢ · (0.75 · h_i + 0.25 · g_i · h_i)，其中 mᵢ 為 attention mask。</w:t>
       </w:r>
     </w:p>
+    <w:p/>
     <w:p>
       <w:pPr>
-        <w:spacing w:before="160" w:after="120"/>
-      </w:pPr>
-      <w:r>
-        <w:rPr>
-          <w:b/>
-          <w:sz w:val="23"/>
-        </w:rPr>
-        <w:t>3.2.2 情感感知跨模態注意力（SACF）</w:t>
-      </w:r>
-    </w:p>
-    <w:p>
-      <w:pPr>
-        <w:spacing w:after="120" w:line="360" w:lineRule="auto"/>
-        <w:ind w:firstLine="482"/>
-      </w:pPr>
-      <w:r>
-        <w:rPr>
-          <w:sz w:val="22"/>
-        </w:rPr>
-        <w:t>SACF 是本研究的核心創新模組，負責將語言訊號與音訊／視覺進行跨模態融合。傳統做法直接以語言模型 [CLS] 表徵作為固定查詢向量，但這混合了句子的全域語義，未能聚焦於情感相關內容。SACF 改以「情感感知查詢」取代 [CLS]，分四步驟完成融合：</w:t>
-      </w:r>
-    </w:p>
-    <w:p>
-      <w:pPr>
-        <w:pStyle w:val="ListBullet"/>
-        <w:spacing w:line="336" w:lineRule="auto"/>
-      </w:pPr>
-      <w:r>
-        <w:rPr>
-          <w:sz w:val="22"/>
-        </w:rPr>
-        <w:t>步驟 1（Top-K 詞元選擇）：根據 PEA 閘值 g 取出前 K = 5 個最具情感顯著性的詞元，提取對應隱藏狀態 H_topk ∈ ℝ^(B × 5 × 1024)。</w:t>
-      </w:r>
-    </w:p>
-    <w:p>
-      <w:pPr>
-        <w:pStyle w:val="ListBullet"/>
-        <w:spacing w:line="336" w:lineRule="auto"/>
-      </w:pPr>
-      <w:r>
-        <w:rPr>
-          <w:sz w:val="22"/>
-        </w:rPr>
-        <w:t>步驟 2（情感查詢構建）：對 H_topk 中的 5 個詞元計算注意力加權平均，生成情感查詢向量 q_sa = Σ_k softmax(W_attn · H_topk)_k · H_topk,k ∈ ℝ^(B × 1024)。</w:t>
-      </w:r>
-    </w:p>
-    <w:p>
-      <w:pPr>
-        <w:pStyle w:val="ListBullet"/>
-        <w:spacing w:line="336" w:lineRule="auto"/>
-      </w:pPr>
-      <w:r>
-        <w:rPr>
-          <w:sz w:val="22"/>
-        </w:rPr>
-        <w:t>步驟 3（縮放點積跨模態注意力）：以 q_sa 為查詢，音訊與視覺表徵線性投影後拼接為鍵值對 KV = [W_a · x_a ; W_v · x_v] ∈ ℝ^(B × 2 × 1024)，計算縮放點積注意力 x̂ = softmax(q_sa · KV^T / √d) · KV。</w:t>
-      </w:r>
-    </w:p>
-    <w:p>
-      <w:pPr>
-        <w:pStyle w:val="ListBullet"/>
-        <w:spacing w:line="336" w:lineRule="auto"/>
-      </w:pPr>
-      <w:r>
-        <w:rPr>
-          <w:sz w:val="22"/>
-        </w:rPr>
-        <w:t>步驟 4（閘值殘差融合）：z = FFN(x_cls + x̂)；融合閘值 g_w = σ(W_g · [x_cls ; z])；最終輸出 f = LayerNorm(x_cls + Dropout(g_w ⊙ z)) ∈ ℝ^(B × 1024)。</w:t>
-      </w:r>
-    </w:p>
-    <w:p>
-      <w:pPr>
-        <w:spacing w:after="120" w:line="360" w:lineRule="auto"/>
-        <w:ind w:firstLine="482"/>
-      </w:pPr>
-      <w:r>
-        <w:rPr>
-          <w:sz w:val="22"/>
-        </w:rPr>
-        <w:t>4 個分支的 SACF 模組擁有完全獨立的參數（audio_map、vision_map、token_attn、ffn、gate、norm），因此會在跨模態融合的細節上呈現不同的注意力分佈，這是 ensemble 增益的主要來源。</w:t>
-      </w:r>
-    </w:p>
-    <w:p>
-      <w:pPr>
-        <w:spacing w:before="160" w:after="120"/>
-      </w:pPr>
-      <w:r>
-        <w:rPr>
-          <w:b/>
-          <w:sz w:val="23"/>
-        </w:rPr>
-        <w:t>3.2.3 共享投影層</w:t>
-      </w:r>
-    </w:p>
-    <w:p>
-      <w:pPr>
-        <w:spacing w:after="120" w:line="360" w:lineRule="auto"/>
-        <w:ind w:firstLine="482"/>
-      </w:pPr>
-      <w:r>
-        <w:rPr>
-          <w:sz w:val="22"/>
-        </w:rPr>
-        <w:t>融合表徵 f ∈ ℝ^(B × 1024) 通過共享投影模組進行維度壓縮與特徵精煉：Linear(1024 → 512) → LayerNorm → GELU → Dropout(per-branch)，輸出共享表徵 e ∈ ℝ^(B × 512)。「共享投影」中的「共享」指同一分支內三個任務頭共用此 e，並非跨分支共享參數。每個分支的 Proj 是獨立模組。</w:t>
-      </w:r>
-    </w:p>
-    <w:p>
-      <w:pPr>
-        <w:spacing w:before="160" w:after="120"/>
-      </w:pPr>
-      <w:r>
-        <w:rPr>
-          <w:b/>
-          <w:sz w:val="23"/>
-        </w:rPr>
-        <w:t>3.2.4 三個任務預測頭</w:t>
-      </w:r>
-    </w:p>
-    <w:p>
-      <w:pPr>
-        <w:spacing w:after="120" w:line="360" w:lineRule="auto"/>
-        <w:ind w:firstLine="482"/>
-      </w:pPr>
-      <w:r>
-        <w:rPr>
-          <w:sz w:val="22"/>
-        </w:rPr>
-        <w:t>每個分支從 e ∈ ℝ^(B × 512) 分支出去三個獨立任務頭：</w:t>
-      </w:r>
-    </w:p>
-    <w:p>
-      <w:pPr>
-        <w:pStyle w:val="ListBullet"/>
-        <w:spacing w:line="336" w:lineRule="auto"/>
-      </w:pPr>
-      <w:r>
-        <w:rPr>
-          <w:sz w:val="22"/>
-        </w:rPr>
-        <w:t>cls7 頭：Linear(512 → 7)，輸出 7 類情感的 logits（−3 到 +3 強度的離散映射）。</w:t>
-      </w:r>
-    </w:p>
-    <w:p>
-      <w:pPr>
-        <w:pStyle w:val="ListBullet"/>
-        <w:spacing w:line="336" w:lineRule="auto"/>
-      </w:pPr>
-      <w:r>
-        <w:rPr>
-          <w:sz w:val="22"/>
-        </w:rPr>
-        <w:t>cls2 頭：Linear(512 → 2)，輸出正負面二分類的 logits。</w:t>
-      </w:r>
-    </w:p>
-    <w:p>
-      <w:pPr>
-        <w:pStyle w:val="ListBullet"/>
-        <w:spacing w:line="336" w:lineRule="auto"/>
-      </w:pPr>
-      <w:r>
-        <w:rPr>
-          <w:sz w:val="22"/>
-        </w:rPr>
-        <w:t>reg 頭：Linear(512 → 256) → GELU → Linear(256 → 1) → Tanh × 3，輸出限制在 [−3, +3] 範圍的連續情感強度。</w:t>
-      </w:r>
-    </w:p>
-    <w:p>
-      <w:pPr>
-        <w:spacing w:after="120" w:line="360" w:lineRule="auto"/>
-        <w:ind w:firstLine="482"/>
-      </w:pPr>
-      <w:r>
-        <w:rPr>
-          <w:sz w:val="22"/>
-        </w:rPr>
-        <w:t>多任務聯合學習能讓模型同時學習離散分類與連續強度，互相監督下提升表徵品質。推論時三個輸出可同時取得；分類預測由 cls7 logits 取 argmax 得到 0–6 類別索引（對應 −3 到 +3 強度）。</w:t>
-      </w:r>
-    </w:p>
-    <w:p>
-      <w:pPr>
-        <w:spacing w:before="280" w:after="120"/>
-      </w:pPr>
-      <w:r>
-        <w:rPr>
-          <w:b/>
-          <w:sz w:val="32"/>
-        </w:rPr>
-        <w:t>4. 訓練損失設計</w:t>
-      </w:r>
-    </w:p>
-    <w:p>
-      <w:pPr>
-        <w:spacing w:after="120" w:line="360" w:lineRule="auto"/>
-        <w:ind w:firstLine="482"/>
-      </w:pPr>
-      <w:r>
-        <w:rPr>
-          <w:sz w:val="22"/>
-        </w:rPr>
-        <w:t>SACFFinalModel 的訓練損失由四個組件構成（圖 2）：L_total = 0.5 · L_mean + 0.5 · L_per_branch + 0.01 · L_diversity + 0.05 · L_R-Drop。這個複合損失同時優化「分支獨立勝任」、「集成輸出最佳」、「分支多樣化」、「預測穩健性」四個目標。</w:t>
-      </w:r>
-    </w:p>
-    <w:p>
-      <w:pPr>
-        <w:spacing w:before="160" w:after="40"/>
         <w:jc w:val="center"/>
       </w:pPr>
       <w:r>
         <w:drawing>
           <wp:inline xmlns:a="http://schemas.openxmlformats.org/drawingml/2006/main" xmlns:pic="http://schemas.openxmlformats.org/drawingml/2006/picture">
-            <wp:extent cx="5852160" cy="3594330"/>
+            <wp:extent cx="5486400" cy="2970950"/>
             <wp:docPr id="2" name="Picture 2"/>
             <wp:cNvGraphicFramePr>
               <a:graphicFrameLocks noChangeAspect="1"/>
@@ -1120,7 +996,7 @@
               <a:graphicData uri="http://schemas.openxmlformats.org/drawingml/2006/picture">
                 <pic:pic>
                   <pic:nvPicPr>
-                    <pic:cNvPr id="0" name="sacf_final_loss.png"/>
+                    <pic:cNvPr id="0" name="v2_fig2_pea.png"/>
                     <pic:cNvPicPr/>
                   </pic:nvPicPr>
                   <pic:blipFill>
@@ -1132,7 +1008,7 @@
                   <pic:spPr>
                     <a:xfrm>
                       <a:off x="0" y="0"/>
-                      <a:ext cx="5852160" cy="3594330"/>
+                      <a:ext cx="5486400" cy="2970950"/>
                     </a:xfrm>
                     <a:prstGeom prst="rect"/>
                   </pic:spPr>
@@ -1145,7 +1021,7 @@
     </w:p>
     <w:p>
       <w:pPr>
-        <w:spacing w:after="200"/>
+        <w:spacing w:after="240"/>
         <w:jc w:val="center"/>
       </w:pPr>
       <w:r>
@@ -1160,1223 +1036,119 @@
           <w:b/>
           <w:sz w:val="20"/>
         </w:rPr>
-        <w:t>SACFFinalModel 訓練損失組成</w:t>
+        <w:t>Polarity-Enhanced Attention（PEA）模組</w:t>
       </w:r>
       <w:r>
         <w:rPr>
-          <w:sz w:val="4"/>
+          <w:sz w:val="19"/>
         </w:rPr>
         <w:br/>
-      </w:r>
-      <w:r>
-        <w:rPr>
-          <w:i/>
-          <w:sz w:val="19"/>
-        </w:rPr>
-        <w:t>左上：L_per_branch（每分支獨立計算 Focal+EMD+CE+SmoothL1，平均後得到，強迫每分支獨立勝任）。右上：L_mean（先平均 4 分支 logits 再算損失，主預測目標）。左下：L_diversity（cosine similarity 懲罰項，避免分支退化）。右下：L_R-Drop（同 batch 兩次前向的 KL 一致性懲罰）。</w:t>
+        <w:t>PEA 為每個詞元學習情感顯著性閘值 g_i，並以 0.75:0.25 的比例融合原始表徵與閘控表徵，使模型把更多注意力分配給情感詞。</w:t>
       </w:r>
     </w:p>
     <w:p>
       <w:pPr>
-        <w:spacing w:before="160" w:after="120"/>
+        <w:spacing w:before="240" w:after="80"/>
       </w:pPr>
       <w:r>
         <w:rPr>
+          <w:rFonts w:ascii="Times New Roman" w:hAnsi="Times New Roman"/>
           <w:b/>
-          <w:sz w:val="26"/>
+          <w:color w:val="0F766E"/>
+          <w:sz w:val="22"/>
         </w:rPr>
-        <w:t>4.1 L_per_branch（每分支獨立任務損失）</w:t>
+        <w:t>3.2.2   情感感知跨模態注意力（SACF）</w:t>
       </w:r>
     </w:p>
     <w:p>
       <w:pPr>
-        <w:spacing w:after="120" w:line="360" w:lineRule="auto"/>
-        <w:ind w:firstLine="482"/>
+        <w:spacing w:after="120"/>
+        <w:ind w:firstLine="425"/>
+        <w:jc w:val="both"/>
       </w:pPr>
       <w:r>
         <w:rPr>
-          <w:sz w:val="22"/>
+          <w:rFonts w:ascii="Times New Roman" w:hAnsi="Times New Roman"/>
+          <w:sz w:val="24"/>
         </w:rPr>
-        <w:t>對 i = 1..4 每個分支獨立計算：L_branch_i = 0.75 · Focal(l7_i, y_7) + 0.25 · EMD(l7_i, y_7) + 0.3 · CE(l2_i, y_2) + 0.4 · SmoothL1(reg_i, y_reg)。</w:t>
+        <w:t>SACF 是本研究的核心創新模組，負責將語言訊號與音訊／視覺進行跨模態融合。傳統做法直接以語言模型 [CLS] 表徵作為固定查詢向量，但這混合了句子的全域語義，未能聚焦於情感相關內容。SACF 改以「情感感知查詢」取代 [CLS]，分四步驟完成融合：</w:t>
       </w:r>
     </w:p>
     <w:p>
       <w:pPr>
         <w:pStyle w:val="ListBullet"/>
-        <w:spacing w:line="336" w:lineRule="auto"/>
+        <w:spacing w:after="60"/>
       </w:pPr>
       <w:r>
         <w:rPr>
+          <w:rFonts w:ascii="Times New Roman" w:hAnsi="Times New Roman"/>
           <w:sz w:val="22"/>
         </w:rPr>
-        <w:t>Focal Loss（聚焦困難樣本）：γ = 2.0、類別平衡權重（小類別樣本權重 ×3，大類別 ×0.5）、標籤平滑 ε = 0.05。</w:t>
+        <w:t>步驟 1（Top-K 詞元選擇）：根據 PEA 閘值 g 取出前 K = 5 個最具情感顯著性的詞元，提取對應隱藏狀態 H_topk ∈ ℝ^(B × 5 × 1024)。</w:t>
       </w:r>
     </w:p>
     <w:p>
       <w:pPr>
         <w:pStyle w:val="ListBullet"/>
-        <w:spacing w:line="336" w:lineRule="auto"/>
+        <w:spacing w:after="60"/>
       </w:pPr>
       <w:r>
         <w:rPr>
+          <w:rFonts w:ascii="Times New Roman" w:hAnsi="Times New Roman"/>
           <w:sz w:val="22"/>
         </w:rPr>
-        <w:t>Ordinal EMD Loss（序數感知）：L_EMD = (1/(N · 6)) · Σᵢ Σ_c=1^6 |F̂_i(c) − F_i(c)|，其中 F̂_i(c) 為預測 CDF、F_i(c) 為真實 CDF。EMD 損失使「跨距遠的誤判」（如 +3 預測為 −3）受到的懲罰大於相鄰類別誤判（如 +1 預測為 0），更符合情感強度的連續性本質。</w:t>
+        <w:t>步驟 2（情感查詢構建）：對 H_topk 中的 5 個詞元計算注意力加權平均，生成情感查詢向量 q_sa = Σ_k softmax(W_attn · H_topk)_k · H_topk,k ∈ ℝ^(B × 1024)。</w:t>
       </w:r>
     </w:p>
     <w:p>
       <w:pPr>
         <w:pStyle w:val="ListBullet"/>
-        <w:spacing w:line="336" w:lineRule="auto"/>
+        <w:spacing w:after="60"/>
       </w:pPr>
       <w:r>
         <w:rPr>
+          <w:rFonts w:ascii="Times New Roman" w:hAnsi="Times New Roman"/>
           <w:sz w:val="22"/>
         </w:rPr>
-        <w:t>L_per_branch = (1/4) · Σᵢ L_branch_i — 平均後成為總損失的 50%。此項強迫每個分支自身就是個能勝任全部任務的好預測器，避免分支「退化」為僅學一部分樣本。</w:t>
+        <w:t>步驟 3（縮放點積跨模態注意力）：以 q_sa 為查詢，音訊與視覺表徵線性投影後拼接為鍵值對 KV = [W_a · x_a ; W_v · x_v] ∈ ℝ^(B × 2 × 1024)，計算縮放點積注意力 x̂ = softmax(q_sa · KV^T / √d) · KV。</w:t>
       </w:r>
     </w:p>
     <w:p>
       <w:pPr>
-        <w:spacing w:before="160" w:after="120"/>
+        <w:pStyle w:val="ListBullet"/>
+        <w:spacing w:after="60"/>
       </w:pPr>
       <w:r>
         <w:rPr>
-          <w:b/>
-          <w:sz w:val="26"/>
+          <w:rFonts w:ascii="Times New Roman" w:hAnsi="Times New Roman"/>
+          <w:sz w:val="22"/>
         </w:rPr>
-        <w:t>4.2 L_mean（分支平均輸出損失）</w:t>
+        <w:t>步驟 4（閘值殘差融合）：z = FFN(x_cls + x̂)；融合閘值 g_w = σ(W_g · [x_cls ; z])；最終輸出 f = LayerNorm(x_cls + Dropout(g_w ⊙ z)) ∈ ℝ^(B × 1024)。</w:t>
       </w:r>
     </w:p>
     <w:p>
       <w:pPr>
-        <w:spacing w:after="120" w:line="360" w:lineRule="auto"/>
-        <w:ind w:firstLine="482"/>
+        <w:spacing w:after="120"/>
+        <w:ind w:firstLine="425"/>
+        <w:jc w:val="both"/>
       </w:pPr>
       <w:r>
         <w:rPr>
-          <w:sz w:val="22"/>
+          <w:rFonts w:ascii="Times New Roman" w:hAnsi="Times New Roman"/>
+          <w:sz w:val="24"/>
         </w:rPr>
-        <w:t>先計算 4 分支輸出的平均：l7_mean = (l7_1 + l7_2 + l7_3 + l7_4) / 4（cls2、reg 同理），再對平均輸出計算 Focal + EMD + CE + SmoothL1 組合損失。此項是「集成輸出本身」被直接優化的關鍵——讓 4 分支「合作」最大化集成預測的正確性，而不只是各自為政。權重也是 50%，與 per-branch 損失等重以保持兩者平衡。</w:t>
+        <w:t>4 個分支的 SACF 模組擁有完全獨立的參數（audio_map、vision_map、token_attn、ffn、gate、norm），因此會在跨模態融合的細節上呈現不同的注意力分佈，這是 ensemble 增益的主要來源。</w:t>
       </w:r>
     </w:p>
+    <w:p/>
     <w:p>
       <w:pPr>
-        <w:spacing w:before="160" w:after="120"/>
-      </w:pPr>
-      <w:r>
-        <w:rPr>
-          <w:b/>
-          <w:sz w:val="26"/>
-        </w:rPr>
-        <w:t>4.3 L_diversity（分支多樣性正則化）</w:t>
-      </w:r>
-    </w:p>
-    <w:p>
-      <w:pPr>
-        <w:spacing w:after="120" w:line="360" w:lineRule="auto"/>
-        <w:ind w:firstLine="482"/>
-      </w:pPr>
-      <w:r>
-        <w:rPr>
-          <w:sz w:val="22"/>
-        </w:rPr>
-        <w:t>若沒有顯式的多樣性懲罰，4 個分支可能逐漸收斂到相同的函數，使集成失去意義。本模型用「分支間 cosine similarity 平均」作為輕度懲罰：L_div = (1 / C(4, 2)) · Σ_{i&lt;j} cos(l7_i, l7_j)，其中 cos(·, ·) 在 batch 維度上平均。權重 0.01（輕度），避免主損失被壓制。這項懲罰會在訓練早期較顯著（分支接近同質時）、訓練後期自然減弱（分支已差異化）。</w:t>
-      </w:r>
-    </w:p>
-    <w:p>
-      <w:pPr>
-        <w:spacing w:before="160" w:after="120"/>
-      </w:pPr>
-      <w:r>
-        <w:rPr>
-          <w:b/>
-          <w:sz w:val="26"/>
-        </w:rPr>
-        <w:t>4.4 L_R-Drop（一致性正則化）</w:t>
-      </w:r>
-    </w:p>
-    <w:p>
-      <w:pPr>
-        <w:spacing w:after="120" w:line="360" w:lineRule="auto"/>
-        <w:ind w:firstLine="482"/>
-      </w:pPr>
-      <w:r>
-        <w:rPr>
-          <w:sz w:val="22"/>
-        </w:rPr>
-        <w:t>對同一 batch 跑兩次 forward（不同 dropout 遮罩），計算 l7_a 與 l7_b 的對稱 KL 散度：L_KL = ½ [KL(p_a ‖ stop_grad(p_b)) + KL(p_b ‖ stop_grad(p_a))]，其中 p = softmax(l7)。權重 0.05。R-Drop 強化「同樣輸入兩次預測一致」，相當於對模型施加隱式資料增強，提升泛化能力。</w:t>
-      </w:r>
-    </w:p>
-    <w:p>
-      <w:pPr>
-        <w:spacing w:before="280" w:after="120"/>
-      </w:pPr>
-      <w:r>
-        <w:rPr>
-          <w:b/>
-          <w:sz w:val="32"/>
-        </w:rPr>
-        <w:t>5. 訓練流程</w:t>
-      </w:r>
-    </w:p>
-    <w:p>
-      <w:pPr>
-        <w:spacing w:after="120" w:line="360" w:lineRule="auto"/>
-        <w:ind w:firstLine="482"/>
-      </w:pPr>
-      <w:r>
-        <w:rPr>
-          <w:sz w:val="22"/>
-        </w:rPr>
-        <w:t>訓練採用 TrainVal 合併（1,284 train + 229 val = 1,513 樣本）作為訓練集，test 集（686 樣本）僅在訓練完成後評估「一次」，嚴格遵循零資料洩漏原則。</w:t>
-      </w:r>
-    </w:p>
-    <w:p>
-      <w:pPr>
-        <w:spacing w:before="160" w:after="40"/>
-        <w:jc w:val="center"/>
-      </w:pPr>
-      <w:r>
-        <w:rPr>
-          <w:b/>
-          <w:sz w:val="21"/>
-        </w:rPr>
-        <w:t xml:space="preserve">表 2  </w:t>
-      </w:r>
-      <w:r>
-        <w:rPr>
-          <w:b/>
-          <w:sz w:val="21"/>
-        </w:rPr>
-        <w:t>訓練超參數</w:t>
-      </w:r>
-    </w:p>
-    <w:tbl>
-      <w:tblPr>
-        <w:tblStyle w:val="LightGrid-Accent1"/>
-        <w:tblW w:type="auto" w:w="0"/>
-        <w:jc w:val="center"/>
-        <w:tblLook w:firstColumn="1" w:firstRow="1" w:lastColumn="0" w:lastRow="0" w:noHBand="0" w:noVBand="1" w:val="04A0"/>
-      </w:tblPr>
-      <w:tblGrid>
-        <w:gridCol w:w="3173"/>
-        <w:gridCol w:w="3173"/>
-        <w:gridCol w:w="3173"/>
-      </w:tblGrid>
-      <w:tr>
-        <w:tc>
-          <w:tcPr>
-            <w:tcW w:type="dxa" w:w="2880"/>
-            <w:vAlign w:val="center"/>
-          </w:tcPr>
-          <w:p>
-            <w:pPr>
-              <w:jc w:val="center"/>
-            </w:pPr>
-            <w:r/>
-            <w:r>
-              <w:rPr>
-                <w:b/>
-                <w:sz w:val="20"/>
-              </w:rPr>
-              <w:t>超參數</w:t>
-            </w:r>
-          </w:p>
-        </w:tc>
-        <w:tc>
-          <w:tcPr>
-            <w:tcW w:type="dxa" w:w="2160"/>
-            <w:vAlign w:val="center"/>
-          </w:tcPr>
-          <w:p>
-            <w:pPr>
-              <w:jc w:val="center"/>
-            </w:pPr>
-            <w:r/>
-            <w:r>
-              <w:rPr>
-                <w:b/>
-                <w:sz w:val="20"/>
-              </w:rPr>
-              <w:t>值</w:t>
-            </w:r>
-          </w:p>
-        </w:tc>
-        <w:tc>
-          <w:tcPr>
-            <w:tcW w:type="dxa" w:w="4320"/>
-            <w:vAlign w:val="center"/>
-          </w:tcPr>
-          <w:p>
-            <w:pPr>
-              <w:jc w:val="center"/>
-            </w:pPr>
-            <w:r/>
-            <w:r>
-              <w:rPr>
-                <w:b/>
-                <w:sz w:val="20"/>
-              </w:rPr>
-              <w:t>備註</w:t>
-            </w:r>
-          </w:p>
-        </w:tc>
-      </w:tr>
-      <w:tr>
-        <w:tc>
-          <w:tcPr>
-            <w:tcW w:type="dxa" w:w="2880"/>
-            <w:vAlign w:val="center"/>
-          </w:tcPr>
-          <w:p>
-            <w:pPr>
-              <w:jc w:val="center"/>
-            </w:pPr>
-            <w:r/>
-            <w:r>
-              <w:rPr>
-                <w:sz w:val="19"/>
-              </w:rPr>
-              <w:t>batch size</w:t>
-            </w:r>
-          </w:p>
-        </w:tc>
-        <w:tc>
-          <w:tcPr>
-            <w:tcW w:type="dxa" w:w="2160"/>
-            <w:vAlign w:val="center"/>
-          </w:tcPr>
-          <w:p>
-            <w:pPr>
-              <w:jc w:val="center"/>
-            </w:pPr>
-            <w:r/>
-            <w:r>
-              <w:rPr>
-                <w:sz w:val="19"/>
-              </w:rPr>
-              <w:t>8</w:t>
-            </w:r>
-          </w:p>
-        </w:tc>
-        <w:tc>
-          <w:tcPr>
-            <w:tcW w:type="dxa" w:w="4320"/>
-            <w:vAlign w:val="center"/>
-          </w:tcPr>
-          <w:p>
-            <w:pPr>
-              <w:jc w:val="center"/>
-            </w:pPr>
-            <w:r/>
-            <w:r>
-              <w:rPr>
-                <w:sz w:val="19"/>
-              </w:rPr>
-              <w:t>混合精度（AMP, bfloat16）</w:t>
-            </w:r>
-          </w:p>
-        </w:tc>
-      </w:tr>
-      <w:tr>
-        <w:tc>
-          <w:tcPr>
-            <w:tcW w:type="dxa" w:w="2880"/>
-            <w:vAlign w:val="center"/>
-          </w:tcPr>
-          <w:p>
-            <w:pPr>
-              <w:jc w:val="center"/>
-            </w:pPr>
-            <w:r/>
-            <w:r>
-              <w:rPr>
-                <w:sz w:val="19"/>
-              </w:rPr>
-              <w:t>num_epochs</w:t>
-            </w:r>
-          </w:p>
-        </w:tc>
-        <w:tc>
-          <w:tcPr>
-            <w:tcW w:type="dxa" w:w="2160"/>
-            <w:vAlign w:val="center"/>
-          </w:tcPr>
-          <w:p>
-            <w:pPr>
-              <w:jc w:val="center"/>
-            </w:pPr>
-            <w:r/>
-            <w:r>
-              <w:rPr>
-                <w:sz w:val="19"/>
-              </w:rPr>
-              <w:t>60</w:t>
-            </w:r>
-          </w:p>
-        </w:tc>
-        <w:tc>
-          <w:tcPr>
-            <w:tcW w:type="dxa" w:w="4320"/>
-            <w:vAlign w:val="center"/>
-          </w:tcPr>
-          <w:p>
-            <w:pPr>
-              <w:jc w:val="center"/>
-            </w:pPr>
-            <w:r/>
-            <w:r>
-              <w:rPr>
-                <w:sz w:val="19"/>
-              </w:rPr>
-              <w:t>固定，無早停</w:t>
-            </w:r>
-          </w:p>
-        </w:tc>
-      </w:tr>
-      <w:tr>
-        <w:tc>
-          <w:tcPr>
-            <w:tcW w:type="dxa" w:w="2880"/>
-            <w:vAlign w:val="center"/>
-          </w:tcPr>
-          <w:p>
-            <w:pPr>
-              <w:jc w:val="center"/>
-            </w:pPr>
-            <w:r/>
-            <w:r>
-              <w:rPr>
-                <w:sz w:val="19"/>
-              </w:rPr>
-              <w:t>lang_lr</w:t>
-            </w:r>
-          </w:p>
-        </w:tc>
-        <w:tc>
-          <w:tcPr>
-            <w:tcW w:type="dxa" w:w="2160"/>
-            <w:vAlign w:val="center"/>
-          </w:tcPr>
-          <w:p>
-            <w:pPr>
-              <w:jc w:val="center"/>
-            </w:pPr>
-            <w:r/>
-            <w:r>
-              <w:rPr>
-                <w:sz w:val="19"/>
-              </w:rPr>
-              <w:t>4 × 10⁻⁶</w:t>
-            </w:r>
-          </w:p>
-        </w:tc>
-        <w:tc>
-          <w:tcPr>
-            <w:tcW w:type="dxa" w:w="4320"/>
-            <w:vAlign w:val="center"/>
-          </w:tcPr>
-          <w:p>
-            <w:pPr>
-              <w:jc w:val="center"/>
-            </w:pPr>
-            <w:r/>
-            <w:r>
-              <w:rPr>
-                <w:sz w:val="19"/>
-              </w:rPr>
-              <w:t>DeBERTa 上層學習率（cosine + 6% warmup）</w:t>
-            </w:r>
-          </w:p>
-        </w:tc>
-      </w:tr>
-      <w:tr>
-        <w:tc>
-          <w:tcPr>
-            <w:tcW w:type="dxa" w:w="2880"/>
-            <w:vAlign w:val="center"/>
-          </w:tcPr>
-          <w:p>
-            <w:pPr>
-              <w:jc w:val="center"/>
-            </w:pPr>
-            <w:r/>
-            <w:r>
-              <w:rPr>
-                <w:sz w:val="19"/>
-              </w:rPr>
-              <w:t>lang_lr 解凍後</w:t>
-            </w:r>
-          </w:p>
-        </w:tc>
-        <w:tc>
-          <w:tcPr>
-            <w:tcW w:type="dxa" w:w="2160"/>
-            <w:vAlign w:val="center"/>
-          </w:tcPr>
-          <w:p>
-            <w:pPr>
-              <w:jc w:val="center"/>
-            </w:pPr>
-            <w:r/>
-            <w:r>
-              <w:rPr>
-                <w:sz w:val="19"/>
-              </w:rPr>
-              <w:t>2 × 10⁻⁶</w:t>
-            </w:r>
-          </w:p>
-        </w:tc>
-        <w:tc>
-          <w:tcPr>
-            <w:tcW w:type="dxa" w:w="4320"/>
-            <w:vAlign w:val="center"/>
-          </w:tcPr>
-          <w:p>
-            <w:pPr>
-              <w:jc w:val="center"/>
-            </w:pPr>
-            <w:r/>
-            <w:r>
-              <w:rPr>
-                <w:sz w:val="19"/>
-              </w:rPr>
-              <w:t>Epoch 20 後下層解凍學習率</w:t>
-            </w:r>
-          </w:p>
-        </w:tc>
-      </w:tr>
-      <w:tr>
-        <w:tc>
-          <w:tcPr>
-            <w:tcW w:type="dxa" w:w="2880"/>
-            <w:vAlign w:val="center"/>
-          </w:tcPr>
-          <w:p>
-            <w:pPr>
-              <w:jc w:val="center"/>
-            </w:pPr>
-            <w:r/>
-            <w:r>
-              <w:rPr>
-                <w:sz w:val="19"/>
-              </w:rPr>
-              <w:t>head_lr</w:t>
-            </w:r>
-          </w:p>
-        </w:tc>
-        <w:tc>
-          <w:tcPr>
-            <w:tcW w:type="dxa" w:w="2160"/>
-            <w:vAlign w:val="center"/>
-          </w:tcPr>
-          <w:p>
-            <w:pPr>
-              <w:jc w:val="center"/>
-            </w:pPr>
-            <w:r/>
-            <w:r>
-              <w:rPr>
-                <w:sz w:val="19"/>
-              </w:rPr>
-              <w:t>8 × 10⁻⁵</w:t>
-            </w:r>
-          </w:p>
-        </w:tc>
-        <w:tc>
-          <w:tcPr>
-            <w:tcW w:type="dxa" w:w="4320"/>
-            <w:vAlign w:val="center"/>
-          </w:tcPr>
-          <w:p>
-            <w:pPr>
-              <w:jc w:val="center"/>
-            </w:pPr>
-            <w:r/>
-            <w:r>
-              <w:rPr>
-                <w:sz w:val="19"/>
-              </w:rPr>
-              <w:t>所有非骨幹模組（PEA、SACF、Proj、Heads）</w:t>
-            </w:r>
-          </w:p>
-        </w:tc>
-      </w:tr>
-      <w:tr>
-        <w:tc>
-          <w:tcPr>
-            <w:tcW w:type="dxa" w:w="2880"/>
-            <w:vAlign w:val="center"/>
-          </w:tcPr>
-          <w:p>
-            <w:pPr>
-              <w:jc w:val="center"/>
-            </w:pPr>
-            <w:r/>
-            <w:r>
-              <w:rPr>
-                <w:sz w:val="19"/>
-              </w:rPr>
-              <w:t>weight_decay</w:t>
-            </w:r>
-          </w:p>
-        </w:tc>
-        <w:tc>
-          <w:tcPr>
-            <w:tcW w:type="dxa" w:w="2160"/>
-            <w:vAlign w:val="center"/>
-          </w:tcPr>
-          <w:p>
-            <w:pPr>
-              <w:jc w:val="center"/>
-            </w:pPr>
-            <w:r/>
-            <w:r>
-              <w:rPr>
-                <w:sz w:val="19"/>
-              </w:rPr>
-              <w:t>0.01</w:t>
-            </w:r>
-          </w:p>
-        </w:tc>
-        <w:tc>
-          <w:tcPr>
-            <w:tcW w:type="dxa" w:w="4320"/>
-            <w:vAlign w:val="center"/>
-          </w:tcPr>
-          <w:p>
-            <w:pPr>
-              <w:jc w:val="center"/>
-            </w:pPr>
-            <w:r/>
-            <w:r>
-              <w:rPr>
-                <w:sz w:val="19"/>
-              </w:rPr>
-              <w:t>AdamW</w:t>
-            </w:r>
-          </w:p>
-        </w:tc>
-      </w:tr>
-      <w:tr>
-        <w:tc>
-          <w:tcPr>
-            <w:tcW w:type="dxa" w:w="2880"/>
-            <w:vAlign w:val="center"/>
-          </w:tcPr>
-          <w:p>
-            <w:pPr>
-              <w:jc w:val="center"/>
-            </w:pPr>
-            <w:r/>
-            <w:r>
-              <w:rPr>
-                <w:sz w:val="19"/>
-              </w:rPr>
-              <w:t>focal γ</w:t>
-            </w:r>
-          </w:p>
-        </w:tc>
-        <w:tc>
-          <w:tcPr>
-            <w:tcW w:type="dxa" w:w="2160"/>
-            <w:vAlign w:val="center"/>
-          </w:tcPr>
-          <w:p>
-            <w:pPr>
-              <w:jc w:val="center"/>
-            </w:pPr>
-            <w:r/>
-            <w:r>
-              <w:rPr>
-                <w:sz w:val="19"/>
-              </w:rPr>
-              <w:t>2.0</w:t>
-            </w:r>
-          </w:p>
-        </w:tc>
-        <w:tc>
-          <w:tcPr>
-            <w:tcW w:type="dxa" w:w="4320"/>
-            <w:vAlign w:val="center"/>
-          </w:tcPr>
-          <w:p>
-            <w:pPr>
-              <w:jc w:val="center"/>
-            </w:pPr>
-            <w:r/>
-            <w:r>
-              <w:rPr>
-                <w:sz w:val="19"/>
-              </w:rPr>
-              <w:t>焦點聚焦參數</w:t>
-            </w:r>
-          </w:p>
-        </w:tc>
-      </w:tr>
-      <w:tr>
-        <w:tc>
-          <w:tcPr>
-            <w:tcW w:type="dxa" w:w="2880"/>
-            <w:vAlign w:val="center"/>
-          </w:tcPr>
-          <w:p>
-            <w:pPr>
-              <w:jc w:val="center"/>
-            </w:pPr>
-            <w:r/>
-            <w:r>
-              <w:rPr>
-                <w:sz w:val="19"/>
-              </w:rPr>
-              <w:t>label smoothing</w:t>
-            </w:r>
-          </w:p>
-        </w:tc>
-        <w:tc>
-          <w:tcPr>
-            <w:tcW w:type="dxa" w:w="2160"/>
-            <w:vAlign w:val="center"/>
-          </w:tcPr>
-          <w:p>
-            <w:pPr>
-              <w:jc w:val="center"/>
-            </w:pPr>
-            <w:r/>
-            <w:r>
-              <w:rPr>
-                <w:sz w:val="19"/>
-              </w:rPr>
-              <w:t>0.05</w:t>
-            </w:r>
-          </w:p>
-        </w:tc>
-        <w:tc>
-          <w:tcPr>
-            <w:tcW w:type="dxa" w:w="4320"/>
-            <w:vAlign w:val="center"/>
-          </w:tcPr>
-          <w:p>
-            <w:pPr>
-              <w:jc w:val="center"/>
-            </w:pPr>
-            <w:r/>
-            <w:r>
-              <w:rPr>
-                <w:sz w:val="19"/>
-              </w:rPr>
-              <w:t>Focal/CE 通用</w:t>
-            </w:r>
-          </w:p>
-        </w:tc>
-      </w:tr>
-      <w:tr>
-        <w:tc>
-          <w:tcPr>
-            <w:tcW w:type="dxa" w:w="2880"/>
-            <w:vAlign w:val="center"/>
-          </w:tcPr>
-          <w:p>
-            <w:pPr>
-              <w:jc w:val="center"/>
-            </w:pPr>
-            <w:r/>
-            <w:r>
-              <w:rPr>
-                <w:sz w:val="19"/>
-              </w:rPr>
-              <w:t>rdrop_alpha</w:t>
-            </w:r>
-          </w:p>
-        </w:tc>
-        <w:tc>
-          <w:tcPr>
-            <w:tcW w:type="dxa" w:w="2160"/>
-            <w:vAlign w:val="center"/>
-          </w:tcPr>
-          <w:p>
-            <w:pPr>
-              <w:jc w:val="center"/>
-            </w:pPr>
-            <w:r/>
-            <w:r>
-              <w:rPr>
-                <w:sz w:val="19"/>
-              </w:rPr>
-              <w:t>0.05</w:t>
-            </w:r>
-          </w:p>
-        </w:tc>
-        <w:tc>
-          <w:tcPr>
-            <w:tcW w:type="dxa" w:w="4320"/>
-            <w:vAlign w:val="center"/>
-          </w:tcPr>
-          <w:p>
-            <w:pPr>
-              <w:jc w:val="center"/>
-            </w:pPr>
-            <w:r/>
-            <w:r>
-              <w:rPr>
-                <w:sz w:val="19"/>
-              </w:rPr>
-              <w:t>R-Drop 一致性權重</w:t>
-            </w:r>
-          </w:p>
-        </w:tc>
-      </w:tr>
-      <w:tr>
-        <w:tc>
-          <w:tcPr>
-            <w:tcW w:type="dxa" w:w="2880"/>
-            <w:vAlign w:val="center"/>
-          </w:tcPr>
-          <w:p>
-            <w:pPr>
-              <w:jc w:val="center"/>
-            </w:pPr>
-            <w:r/>
-            <w:r>
-              <w:rPr>
-                <w:sz w:val="19"/>
-              </w:rPr>
-              <w:t>emd_weight</w:t>
-            </w:r>
-          </w:p>
-        </w:tc>
-        <w:tc>
-          <w:tcPr>
-            <w:tcW w:type="dxa" w:w="2160"/>
-            <w:vAlign w:val="center"/>
-          </w:tcPr>
-          <w:p>
-            <w:pPr>
-              <w:jc w:val="center"/>
-            </w:pPr>
-            <w:r/>
-            <w:r>
-              <w:rPr>
-                <w:sz w:val="19"/>
-              </w:rPr>
-              <w:t>0.25</w:t>
-            </w:r>
-          </w:p>
-        </w:tc>
-        <w:tc>
-          <w:tcPr>
-            <w:tcW w:type="dxa" w:w="4320"/>
-            <w:vAlign w:val="center"/>
-          </w:tcPr>
-          <w:p>
-            <w:pPr>
-              <w:jc w:val="center"/>
-            </w:pPr>
-            <w:r/>
-            <w:r>
-              <w:rPr>
-                <w:sz w:val="19"/>
-              </w:rPr>
-              <w:t>cls7 損失中 EMD 占比</w:t>
-            </w:r>
-          </w:p>
-        </w:tc>
-      </w:tr>
-      <w:tr>
-        <w:tc>
-          <w:tcPr>
-            <w:tcW w:type="dxa" w:w="2880"/>
-            <w:vAlign w:val="center"/>
-          </w:tcPr>
-          <w:p>
-            <w:pPr>
-              <w:jc w:val="center"/>
-            </w:pPr>
-            <w:r/>
-            <w:r>
-              <w:rPr>
-                <w:sz w:val="19"/>
-              </w:rPr>
-              <w:t>diversity_weight</w:t>
-            </w:r>
-          </w:p>
-        </w:tc>
-        <w:tc>
-          <w:tcPr>
-            <w:tcW w:type="dxa" w:w="2160"/>
-            <w:vAlign w:val="center"/>
-          </w:tcPr>
-          <w:p>
-            <w:pPr>
-              <w:jc w:val="center"/>
-            </w:pPr>
-            <w:r/>
-            <w:r>
-              <w:rPr>
-                <w:sz w:val="19"/>
-              </w:rPr>
-              <w:t>0.01</w:t>
-            </w:r>
-          </w:p>
-        </w:tc>
-        <w:tc>
-          <w:tcPr>
-            <w:tcW w:type="dxa" w:w="4320"/>
-            <w:vAlign w:val="center"/>
-          </w:tcPr>
-          <w:p>
-            <w:pPr>
-              <w:jc w:val="center"/>
-            </w:pPr>
-            <w:r/>
-            <w:r>
-              <w:rPr>
-                <w:sz w:val="19"/>
-              </w:rPr>
-              <w:t>分支間相似度懲罰</w:t>
-            </w:r>
-          </w:p>
-        </w:tc>
-      </w:tr>
-      <w:tr>
-        <w:tc>
-          <w:tcPr>
-            <w:tcW w:type="dxa" w:w="2880"/>
-            <w:vAlign w:val="center"/>
-          </w:tcPr>
-          <w:p>
-            <w:pPr>
-              <w:jc w:val="center"/>
-            </w:pPr>
-            <w:r/>
-            <w:r>
-              <w:rPr>
-                <w:sz w:val="19"/>
-              </w:rPr>
-              <w:t>EMA decay</w:t>
-            </w:r>
-          </w:p>
-        </w:tc>
-        <w:tc>
-          <w:tcPr>
-            <w:tcW w:type="dxa" w:w="2160"/>
-            <w:vAlign w:val="center"/>
-          </w:tcPr>
-          <w:p>
-            <w:pPr>
-              <w:jc w:val="center"/>
-            </w:pPr>
-            <w:r/>
-            <w:r>
-              <w:rPr>
-                <w:sz w:val="19"/>
-              </w:rPr>
-              <w:t>0.9995</w:t>
-            </w:r>
-          </w:p>
-        </w:tc>
-        <w:tc>
-          <w:tcPr>
-            <w:tcW w:type="dxa" w:w="4320"/>
-            <w:vAlign w:val="center"/>
-          </w:tcPr>
-          <w:p>
-            <w:pPr>
-              <w:jc w:val="center"/>
-            </w:pPr>
-            <w:r/>
-            <w:r>
-              <w:rPr>
-                <w:sz w:val="19"/>
-              </w:rPr>
-              <w:t>Exponential Moving Average</w:t>
-            </w:r>
-          </w:p>
-        </w:tc>
-      </w:tr>
-      <w:tr>
-        <w:tc>
-          <w:tcPr>
-            <w:tcW w:type="dxa" w:w="2880"/>
-            <w:vAlign w:val="center"/>
-          </w:tcPr>
-          <w:p>
-            <w:pPr>
-              <w:jc w:val="center"/>
-            </w:pPr>
-            <w:r/>
-            <w:r>
-              <w:rPr>
-                <w:sz w:val="19"/>
-              </w:rPr>
-              <w:t>SWA start</w:t>
-            </w:r>
-          </w:p>
-        </w:tc>
-        <w:tc>
-          <w:tcPr>
-            <w:tcW w:type="dxa" w:w="2160"/>
-            <w:vAlign w:val="center"/>
-          </w:tcPr>
-          <w:p>
-            <w:pPr>
-              <w:jc w:val="center"/>
-            </w:pPr>
-            <w:r/>
-            <w:r>
-              <w:rPr>
-                <w:sz w:val="19"/>
-              </w:rPr>
-              <w:t>Epoch 42</w:t>
-            </w:r>
-          </w:p>
-        </w:tc>
-        <w:tc>
-          <w:tcPr>
-            <w:tcW w:type="dxa" w:w="4320"/>
-            <w:vAlign w:val="center"/>
-          </w:tcPr>
-          <w:p>
-            <w:pPr>
-              <w:jc w:val="center"/>
-            </w:pPr>
-            <w:r/>
-            <w:r>
-              <w:rPr>
-                <w:sz w:val="19"/>
-              </w:rPr>
-              <w:t>隨機權重平均開始輪次</w:t>
-            </w:r>
-          </w:p>
-        </w:tc>
-      </w:tr>
-      <w:tr>
-        <w:tc>
-          <w:tcPr>
-            <w:tcW w:type="dxa" w:w="2880"/>
-            <w:vAlign w:val="center"/>
-          </w:tcPr>
-          <w:p>
-            <w:pPr>
-              <w:jc w:val="center"/>
-            </w:pPr>
-            <w:r/>
-            <w:r>
-              <w:rPr>
-                <w:sz w:val="19"/>
-              </w:rPr>
-              <w:t>SWA step</w:t>
-            </w:r>
-          </w:p>
-        </w:tc>
-        <w:tc>
-          <w:tcPr>
-            <w:tcW w:type="dxa" w:w="2160"/>
-            <w:vAlign w:val="center"/>
-          </w:tcPr>
-          <w:p>
-            <w:pPr>
-              <w:jc w:val="center"/>
-            </w:pPr>
-            <w:r/>
-            <w:r>
-              <w:rPr>
-                <w:sz w:val="19"/>
-              </w:rPr>
-              <w:t>每 2 epoch</w:t>
-            </w:r>
-          </w:p>
-        </w:tc>
-        <w:tc>
-          <w:tcPr>
-            <w:tcW w:type="dxa" w:w="4320"/>
-            <w:vAlign w:val="center"/>
-          </w:tcPr>
-          <w:p>
-            <w:pPr>
-              <w:jc w:val="center"/>
-            </w:pPr>
-            <w:r/>
-            <w:r>
-              <w:rPr>
-                <w:sz w:val="19"/>
-              </w:rPr>
-              <w:t>快照頻率（共 10 個快照）</w:t>
-            </w:r>
-          </w:p>
-        </w:tc>
-      </w:tr>
-      <w:tr>
-        <w:tc>
-          <w:tcPr>
-            <w:tcW w:type="dxa" w:w="2880"/>
-            <w:vAlign w:val="center"/>
-          </w:tcPr>
-          <w:p>
-            <w:pPr>
-              <w:jc w:val="center"/>
-            </w:pPr>
-            <w:r/>
-            <w:r>
-              <w:rPr>
-                <w:sz w:val="19"/>
-              </w:rPr>
-              <w:t>n_tta</w:t>
-            </w:r>
-          </w:p>
-        </w:tc>
-        <w:tc>
-          <w:tcPr>
-            <w:tcW w:type="dxa" w:w="2160"/>
-            <w:vAlign w:val="center"/>
-          </w:tcPr>
-          <w:p>
-            <w:pPr>
-              <w:jc w:val="center"/>
-            </w:pPr>
-            <w:r/>
-            <w:r>
-              <w:rPr>
-                <w:sz w:val="19"/>
-              </w:rPr>
-              <w:t>5</w:t>
-            </w:r>
-          </w:p>
-        </w:tc>
-        <w:tc>
-          <w:tcPr>
-            <w:tcW w:type="dxa" w:w="4320"/>
-            <w:vAlign w:val="center"/>
-          </w:tcPr>
-          <w:p>
-            <w:pPr>
-              <w:jc w:val="center"/>
-            </w:pPr>
-            <w:r/>
-            <w:r>
-              <w:rPr>
-                <w:sz w:val="19"/>
-              </w:rPr>
-              <w:t>推斷時 MC Dropout 次數</w:t>
-            </w:r>
-          </w:p>
-        </w:tc>
-      </w:tr>
-    </w:tbl>
-    <w:p>
-      <w:pPr>
-        <w:spacing w:after="160"/>
-      </w:pPr>
-    </w:p>
-    <w:p>
-      <w:pPr>
-        <w:spacing w:after="120" w:line="360" w:lineRule="auto"/>
-        <w:ind w:firstLine="482"/>
-      </w:pPr>
-      <w:r>
-        <w:rPr>
-          <w:sz w:val="22"/>
-        </w:rPr>
-        <w:t>訓練分為三個階段：（i）Epoch 1–20：凍結下層、僅訓練上層 + 任務模組（warmup + cosine 衰減起始）；（ii）Epoch 20–60：解凍下層、全模型微調（cosine 持續衰減）；（iii）Epoch 42–60：SWA 視窗，每 2 epoch 收集一次 EMA 影子模型快照（共 10 個），訓練結束後對 10 個快照算術平均得到最終模型參數。</w:t>
-      </w:r>
-    </w:p>
-    <w:p>
-      <w:pPr>
-        <w:spacing w:before="280" w:after="120"/>
-      </w:pPr>
-      <w:r>
-        <w:rPr>
-          <w:b/>
-          <w:sz w:val="32"/>
-        </w:rPr>
-        <w:t>6. 推斷流程</w:t>
-      </w:r>
-    </w:p>
-    <w:p>
-      <w:pPr>
-        <w:spacing w:after="120" w:line="360" w:lineRule="auto"/>
-        <w:ind w:firstLine="482"/>
-      </w:pPr>
-      <w:r>
-        <w:rPr>
-          <w:sz w:val="22"/>
-        </w:rPr>
-        <w:t>推斷時採用 emotion_system/sacf_final_loader.py 中的 load_sacf_final 函數載入模型：</w:t>
-      </w:r>
-    </w:p>
-    <w:p>
-      <w:pPr>
-        <w:spacing w:after="80"/>
-        <w:ind w:left="340"/>
-      </w:pPr>
-      <w:r>
-        <w:rPr>
-          <w:rFonts w:ascii="Consolas" w:hAnsi="Consolas"/>
-          <w:sz w:val="19"/>
-        </w:rPr>
-        <w:t>from emotion_system.sacf_final_loader import load_sacf_final</w:t>
-        <w:br/>
-        <w:t>model = load_sacf_final('emotion_system/models/sacf_final.pt', device='cuda:0')</w:t>
-        <w:br/>
-        <w:t>cls7_logits, cls2_logits, reg = model(</w:t>
-        <w:br/>
-        <w:t xml:space="preserve">    input_ids, attention_mask,</w:t>
-        <w:br/>
-        <w:t xml:space="preserve">    audio, audio_mask,</w:t>
-        <w:br/>
-        <w:t xml:space="preserve">    vision, vision_mask,</w:t>
-        <w:br/>
-        <w:t>)</w:t>
-        <w:br/>
-        <w:t>predicted_class = cls7_logits.argmax(dim=-1)   # 0..6 對應 −3..+3</w:t>
-      </w:r>
-    </w:p>
-    <w:p>
-      <w:pPr>
-        <w:spacing w:after="120" w:line="360" w:lineRule="auto"/>
-        <w:ind w:firstLine="482"/>
-      </w:pPr>
-      <w:r>
-        <w:rPr>
-          <w:sz w:val="22"/>
-        </w:rPr>
-        <w:t>為了進一步提升精度，採用測試時間增強（TTA, MC Dropout）：在推斷時保持模型處於 model.train() 狀態（dropout 持續激活），對同一輸入跑 5 次 forward，取 logits 平均後再 argmax。等效於蒙特卡羅 dropout 推斷，能降低單次預測的隨機誤差。由於 4 個分支內部已經進行 ensemble，5 次 TTA 額外提供「同一個分支不同 dropout pattern」的多樣性。</w:t>
-      </w:r>
-    </w:p>
-    <w:p>
-      <w:pPr>
-        <w:spacing w:before="280" w:after="120"/>
-      </w:pPr>
-      <w:r>
-        <w:rPr>
-          <w:b/>
-          <w:sz w:val="32"/>
-        </w:rPr>
-        <w:t>7. 與舊版（事後融合）的差異</w:t>
-      </w:r>
-    </w:p>
-    <w:p>
-      <w:pPr>
-        <w:spacing w:after="120" w:line="360" w:lineRule="auto"/>
-        <w:ind w:firstLine="482"/>
-      </w:pPr>
-      <w:r>
-        <w:rPr>
-          <w:sz w:val="22"/>
-        </w:rPr>
-        <w:t>圖 3 對比舊版 12 模型 logit-ensemble 與新版單一多分支模型。</w:t>
-      </w:r>
-    </w:p>
-    <w:p>
-      <w:pPr>
-        <w:spacing w:before="160" w:after="40"/>
         <w:jc w:val="center"/>
       </w:pPr>
       <w:r>
         <w:drawing>
           <wp:inline xmlns:a="http://schemas.openxmlformats.org/drawingml/2006/main" xmlns:pic="http://schemas.openxmlformats.org/drawingml/2006/picture">
-            <wp:extent cx="5852160" cy="3326048"/>
+            <wp:extent cx="5486400" cy="2415654"/>
             <wp:docPr id="3" name="Picture 3"/>
             <wp:cNvGraphicFramePr>
               <a:graphicFrameLocks noChangeAspect="1"/>
@@ -2385,7 +1157,7 @@
               <a:graphicData uri="http://schemas.openxmlformats.org/drawingml/2006/picture">
                 <pic:pic>
                   <pic:nvPicPr>
-                    <pic:cNvPr id="0" name="sacf_final_comparison.png"/>
+                    <pic:cNvPr id="0" name="v2_fig3_sacf.png"/>
                     <pic:cNvPicPr/>
                   </pic:nvPicPr>
                   <pic:blipFill>
@@ -2397,7 +1169,7 @@
                   <pic:spPr>
                     <a:xfrm>
                       <a:off x="0" y="0"/>
-                      <a:ext cx="5852160" cy="3326048"/>
+                      <a:ext cx="5486400" cy="2415654"/>
                     </a:xfrm>
                     <a:prstGeom prst="rect"/>
                   </pic:spPr>
@@ -2410,7 +1182,7 @@
     </w:p>
     <w:p>
       <w:pPr>
-        <w:spacing w:after="200"/>
+        <w:spacing w:after="240"/>
         <w:jc w:val="center"/>
       </w:pPr>
       <w:r>
@@ -2425,139 +1197,2233 @@
           <w:b/>
           <w:sz w:val="20"/>
         </w:rPr>
-        <w:t>舊版 vs. 新版的設計差異</w:t>
+        <w:t>Sentiment-Aware Cross-modal Fusion（SACF）模組</w:t>
       </w:r>
       <w:r>
         <w:rPr>
-          <w:sz w:val="4"/>
+          <w:sz w:val="19"/>
         </w:rPr>
         <w:br/>
-      </w:r>
-      <w:r>
-        <w:rPr>
-          <w:i/>
-          <w:sz w:val="19"/>
-        </w:rPr>
-        <w:t>左：舊版需訓練 12 個獨立 SCAFModel（4 協議 × 3 種子），推斷時跑 12 次 forward 取平均；右：新版訓練單一 SACFFinalModel（4 分支），推斷只需 1 次 forward。新版部署簡單、推斷快、訓練短，且概念上是真正的「一個模型」。</w:t>
+        <w:t>以情感感知查詢 q_sa 取代傳統 [CLS] 查詢，並透過閘值殘差融合控制跨模態訊號注入語言表徵的強度。</w:t>
       </w:r>
     </w:p>
     <w:p>
       <w:pPr>
-        <w:spacing w:before="160" w:after="120"/>
+        <w:spacing w:before="240" w:after="80"/>
       </w:pPr>
       <w:r>
         <w:rPr>
+          <w:rFonts w:ascii="Times New Roman" w:hAnsi="Times New Roman"/>
           <w:b/>
-          <w:sz w:val="26"/>
+          <w:color w:val="0F766E"/>
+          <w:sz w:val="22"/>
         </w:rPr>
-        <w:t>7.1 設計取捨分析</w:t>
+        <w:t>3.2.3   共享投影層</w:t>
       </w:r>
     </w:p>
     <w:p>
       <w:pPr>
-        <w:spacing w:after="120" w:line="360" w:lineRule="auto"/>
-        <w:ind w:firstLine="482"/>
+        <w:spacing w:after="120"/>
+        <w:ind w:firstLine="425"/>
+        <w:jc w:val="both"/>
       </w:pPr>
       <w:r>
         <w:rPr>
+          <w:rFonts w:ascii="Times New Roman" w:hAnsi="Times New Roman"/>
+          <w:sz w:val="24"/>
+        </w:rPr>
+        <w:t>融合表徵 f ∈ ℝ^(B × 1024) 通過共享投影模組進行維度壓縮與特徵精煉：Linear(1024 → 512) → LayerNorm → GELU → Dropout(per-branch)，輸出共享表徵 e ∈ ℝ^(B × 512)。「共享投影」中的「共享」指同一分支內三個任務頭共用此 e，並非跨分支共享參數。每個分支的 Proj 是獨立模組。</w:t>
+      </w:r>
+    </w:p>
+    <w:p>
+      <w:pPr>
+        <w:spacing w:before="240" w:after="80"/>
+      </w:pPr>
+      <w:r>
+        <w:rPr>
+          <w:rFonts w:ascii="Times New Roman" w:hAnsi="Times New Roman"/>
+          <w:b/>
+          <w:color w:val="0F766E"/>
           <w:sz w:val="22"/>
         </w:rPr>
-        <w:t>從多樣性與精度的角度，兩個方案各有優劣：</w:t>
+        <w:t>3.2.4   三個任務預測頭</w:t>
+      </w:r>
+    </w:p>
+    <w:p>
+      <w:pPr>
+        <w:spacing w:after="120"/>
+        <w:ind w:firstLine="425"/>
+        <w:jc w:val="both"/>
+      </w:pPr>
+      <w:r>
+        <w:rPr>
+          <w:rFonts w:ascii="Times New Roman" w:hAnsi="Times New Roman"/>
+          <w:sz w:val="24"/>
+        </w:rPr>
+        <w:t>每個分支從 e ∈ ℝ^(B × 512) 分支出去三個獨立任務頭：</w:t>
       </w:r>
     </w:p>
     <w:p>
       <w:pPr>
         <w:pStyle w:val="ListBullet"/>
-        <w:spacing w:line="336" w:lineRule="auto"/>
+        <w:spacing w:after="60"/>
       </w:pPr>
       <w:r>
         <w:rPr>
+          <w:rFonts w:ascii="Times New Roman" w:hAnsi="Times New Roman"/>
           <w:sz w:val="22"/>
         </w:rPr>
-        <w:t>舊版多樣性「強」：12 個模型完全獨立訓練，使用不同訓練協議（v59、v60_baseline、v60_mmaffin、v63）與不同種子，每個模型收斂到完全不同的損失盆地。實證 Acc-7 = 53.21%。</w:t>
+        <w:t>cls7 頭：Linear(512 → 7)，輸出 7 類情感的 logits（−3 到 +3 強度的離散映射）。</w:t>
       </w:r>
     </w:p>
     <w:p>
       <w:pPr>
         <w:pStyle w:val="ListBullet"/>
-        <w:spacing w:line="336" w:lineRule="auto"/>
+        <w:spacing w:after="60"/>
       </w:pPr>
       <w:r>
         <w:rPr>
+          <w:rFonts w:ascii="Times New Roman" w:hAnsi="Times New Roman"/>
           <w:sz w:val="22"/>
         </w:rPr>
-        <w:t>舊版部署「複雜」：12 個檔案、20 GB 總大小、推斷時需跑 12 次 DeBERTa（昂貴）。雖然可以打包成單一 sacf_final.pt 檔案，但本質仍是 12 個獨立模型。</w:t>
+        <w:t>cls2 頭：Linear(512 → 2)，輸出正負面二分類的 logits。</w:t>
       </w:r>
     </w:p>
     <w:p>
       <w:pPr>
         <w:pStyle w:val="ListBullet"/>
-        <w:spacing w:line="336" w:lineRule="auto"/>
+        <w:spacing w:after="60"/>
       </w:pPr>
       <w:r>
         <w:rPr>
+          <w:rFonts w:ascii="Times New Roman" w:hAnsi="Times New Roman"/>
           <w:sz w:val="22"/>
         </w:rPr>
-        <w:t>新版多樣性「中等」：4 分支共享了 DeBERTa 骨幹與模態編碼器，融合與預測層獨立。透過不同 Dropout 率與初始化擾動 + per-branch 損失 + diversity loss 補強多樣性。</w:t>
+        <w:t>reg 頭：Linear(512 → 256) → GELU → Linear(256 → 1) → Tanh × 3，輸出限制在 [−3, +3] 範圍的連續情感強度。</w:t>
+      </w:r>
+    </w:p>
+    <w:p>
+      <w:pPr>
+        <w:spacing w:after="120"/>
+        <w:ind w:firstLine="425"/>
+        <w:jc w:val="both"/>
+      </w:pPr>
+      <w:r>
+        <w:rPr>
+          <w:rFonts w:ascii="Times New Roman" w:hAnsi="Times New Roman"/>
+          <w:sz w:val="24"/>
+        </w:rPr>
+        <w:t>多任務聯合學習能讓模型同時學習離散分類與連續強度，互相監督下提升表徵品質。推論時三個輸出可同時取得；cls7 預測由「raw argmax」或「Reg-Cls 機率融合」獲得（見第 6 節）。</w:t>
+      </w:r>
+    </w:p>
+    <w:p>
+      <w:pPr>
+        <w:spacing w:before="240" w:after="80"/>
+      </w:pPr>
+      <w:r>
+        <w:rPr>
+          <w:rFonts w:ascii="Times New Roman" w:hAnsi="Times New Roman"/>
+          <w:b/>
+          <w:color w:val="1E40AF"/>
+          <w:sz w:val="32"/>
+        </w:rPr>
+        <w:t>4.  訓練損失設計（v3）</w:t>
+      </w:r>
+    </w:p>
+    <w:p>
+      <w:pPr>
+        <w:spacing w:after="120"/>
+        <w:ind w:firstLine="425"/>
+        <w:jc w:val="both"/>
+      </w:pPr>
+      <w:r>
+        <w:rPr>
+          <w:rFonts w:ascii="Times New Roman" w:hAnsi="Times New Roman"/>
+          <w:sz w:val="24"/>
+        </w:rPr>
+        <w:t>v3 採用更豐富的損失組合以充分利用情感序數結構與跨模態對齊訊號。總損失（每階段獨立加權）為：L_total = w_mean · L_mean + w_per · L_per_branch + diversity_weight · L_diversity + w_rdrop · L_R-Drop + w_cmc · L_CMC，其中 w_mean = 0.5、w_per = 0.5、diversity_weight = 0.02、w_rdrop = 0.1、w_cmc（stage2）= 0.3（stage1 = 0.0）。L_per_branch 與 L_mean 內部各自由 SORD + squared-EMD + CE + SmoothL1 組成。</w:t>
+      </w:r>
+    </w:p>
+    <w:p>
+      <w:pPr>
+        <w:spacing w:before="240" w:after="80"/>
+      </w:pPr>
+      <w:r>
+        <w:rPr>
+          <w:rFonts w:ascii="Times New Roman" w:hAnsi="Times New Roman"/>
+          <w:b/>
+          <w:color w:val="1D4ED8"/>
+          <w:sz w:val="26"/>
+        </w:rPr>
+        <w:t>4.1   L_per_branch（每分支獨立任務損失）</w:t>
+      </w:r>
+    </w:p>
+    <w:p>
+      <w:pPr>
+        <w:spacing w:after="120"/>
+        <w:ind w:firstLine="425"/>
+        <w:jc w:val="both"/>
+      </w:pPr>
+      <w:r>
+        <w:rPr>
+          <w:rFonts w:ascii="Times New Roman" w:hAnsi="Times New Roman"/>
+          <w:sz w:val="24"/>
+        </w:rPr>
+        <w:t>對 i = 1..4 每個分支獨立計算：L_branch_i = 0.7 · SORD(l7_i, y_7) + emd_weight · sq-EMD(l7_i, y_7) + 0.3 · CE(l2_i, y_2) + 0.4 · SmoothL1(reg_i, y_reg)。</w:t>
       </w:r>
     </w:p>
     <w:p>
       <w:pPr>
         <w:pStyle w:val="ListBullet"/>
-        <w:spacing w:line="336" w:lineRule="auto"/>
+        <w:spacing w:after="60"/>
       </w:pPr>
       <w:r>
         <w:rPr>
+          <w:rFonts w:ascii="Times New Roman" w:hAnsi="Times New Roman"/>
           <w:sz w:val="22"/>
         </w:rPr>
-        <w:t>新版部署「簡單」：單一 1.7 GB .pt 檔，推斷一次 forward（DeBERTa 共享計算 + 4 分支並行融合，比舊版快 ~3-5 倍）。真正符合「一個模型」的概念。</w:t>
+        <w:t>SORD（Soft Ordinal Regression Distribution，σ = 0.8）：把整數標籤 y 轉換為以 y 為中心、寬度 σ 的軟標籤分佈，並以 KL 散度監督預測機率。相較於硬標籤交叉熵，SORD 顯式編碼了 7 類情感的序數結構，讓相鄰類別之間的混淆受到較輕的懲罰。</w:t>
       </w:r>
     </w:p>
     <w:p>
       <w:pPr>
-        <w:spacing w:after="120" w:line="360" w:lineRule="auto"/>
-        <w:ind w:firstLine="482"/>
+        <w:pStyle w:val="ListBullet"/>
+        <w:spacing w:after="60"/>
       </w:pPr>
       <w:r>
         <w:rPr>
+          <w:rFonts w:ascii="Times New Roman" w:hAnsi="Times New Roman"/>
           <w:sz w:val="22"/>
         </w:rPr>
-        <w:t>簡言之：新版以「降低 ~30% 的多樣性」換取「部署簡化、推斷加速、訓練時間減半」。若新版透過 per-branch loss 與 diversity loss 充分發揮 4 分支的多樣性，預期 Acc-7 接近舊版的 53.21%（差距在 ±0.5–1% 範圍內）。</w:t>
+        <w:t>Squared EMD Loss（權重 emd_weight = 0.3）：L_EMD = (1/(N · 6)) · Σᵢ Σ_c=1^6 (F̂_i(c) − F_i(c))²，其中 F̂_i(c) 為預測 CDF、F_i(c) 為真實 CDF。平方版 EMD 比 L1 版對遠距誤差懲罰更嚴格，加強序數一致性。</w:t>
       </w:r>
     </w:p>
     <w:p>
       <w:pPr>
-        <w:spacing w:before="280" w:after="120"/>
+        <w:pStyle w:val="ListBullet"/>
+        <w:spacing w:after="60"/>
+      </w:pPr>
+      <w:r>
+        <w:rPr>
+          <w:rFonts w:ascii="Times New Roman" w:hAnsi="Times New Roman"/>
+          <w:sz w:val="22"/>
+        </w:rPr>
+        <w:t>Per-branch 損失強迫每個分支自身就是個能勝任全部任務的好預測器，避免分支「退化」為僅學一部分樣本。</w:t>
+      </w:r>
+    </w:p>
+    <w:p>
+      <w:pPr>
+        <w:spacing w:before="240" w:after="80"/>
+      </w:pPr>
+      <w:r>
+        <w:rPr>
+          <w:rFonts w:ascii="Times New Roman" w:hAnsi="Times New Roman"/>
+          <w:b/>
+          <w:color w:val="1D4ED8"/>
+          <w:sz w:val="26"/>
+        </w:rPr>
+        <w:t>4.2   L_mean（分支平均輸出損失）</w:t>
+      </w:r>
+    </w:p>
+    <w:p>
+      <w:pPr>
+        <w:spacing w:after="120"/>
+        <w:ind w:firstLine="425"/>
+        <w:jc w:val="both"/>
+      </w:pPr>
+      <w:r>
+        <w:rPr>
+          <w:rFonts w:ascii="Times New Roman" w:hAnsi="Times New Roman"/>
+          <w:sz w:val="24"/>
+        </w:rPr>
+        <w:t>先計算 4 分支輸出的平均：l7_mean = (l7_1 + l7_2 + l7_3 + l7_4) / 4（cls2、reg 同理），再對平均輸出計算 SORD + sq-EMD + CE + SmoothL1 組合損失。此項是「集成輸出本身」被直接優化的關鍵——讓 4 分支「合作」最大化集成預測的正確性，而不只是各自為政。權重也是 0.5，與 per-branch 損失等重以保持兩者平衡。</w:t>
+      </w:r>
+    </w:p>
+    <w:p>
+      <w:pPr>
+        <w:spacing w:before="240" w:after="80"/>
+      </w:pPr>
+      <w:r>
+        <w:rPr>
+          <w:rFonts w:ascii="Times New Roman" w:hAnsi="Times New Roman"/>
+          <w:b/>
+          <w:color w:val="1D4ED8"/>
+          <w:sz w:val="26"/>
+        </w:rPr>
+        <w:t>4.3   L_diversity（分支多樣性正則化）</w:t>
+      </w:r>
+    </w:p>
+    <w:p>
+      <w:pPr>
+        <w:spacing w:after="120"/>
+        <w:ind w:firstLine="425"/>
+        <w:jc w:val="both"/>
+      </w:pPr>
+      <w:r>
+        <w:rPr>
+          <w:rFonts w:ascii="Times New Roman" w:hAnsi="Times New Roman"/>
+          <w:sz w:val="24"/>
+        </w:rPr>
+        <w:t>若沒有顯式的多樣性懲罰，4 個分支可能逐漸收斂到相同的函數，使集成失去意義。本模型用「分支間 cosine similarity 平均」作為輕度懲罰：L_div = (1 / C(4, 2)) · Σ_{i&lt;j} cos(l7_i, l7_j)，其中 cos(·, ·) 在 batch 維度上平均。權重 0.02（輕度，避免主損失被壓制）。這項懲罰會在訓練早期較顯著（分支接近同質時）、訓練後期自然下降。</w:t>
+      </w:r>
+    </w:p>
+    <w:p>
+      <w:pPr>
+        <w:spacing w:before="240" w:after="80"/>
+      </w:pPr>
+      <w:r>
+        <w:rPr>
+          <w:rFonts w:ascii="Times New Roman" w:hAnsi="Times New Roman"/>
+          <w:b/>
+          <w:color w:val="1D4ED8"/>
+          <w:sz w:val="26"/>
+        </w:rPr>
+        <w:t>4.4   L_R-Drop（一致性正則化）</w:t>
+      </w:r>
+    </w:p>
+    <w:p>
+      <w:pPr>
+        <w:spacing w:after="120"/>
+        <w:ind w:firstLine="425"/>
+        <w:jc w:val="both"/>
+      </w:pPr>
+      <w:r>
+        <w:rPr>
+          <w:rFonts w:ascii="Times New Roman" w:hAnsi="Times New Roman"/>
+          <w:sz w:val="24"/>
+        </w:rPr>
+        <w:t>對同一 batch 跑兩次 forward（不同 dropout 遮罩），計算 l7_a 與 l7_b 的對稱 KL 散度：L_KL = ½ [KL(p_a ‖ stop_grad(p_b)) + KL(p_b ‖ stop_grad(p_a))]，其中 p = softmax(l7)。權重 0.1（v3 從 0.05 提高至 0.1 以強化隨機一致性）。R-Drop 強化「同樣輸入兩次預測一致」，相當於對模型施加隱式資料增強。</w:t>
+      </w:r>
+    </w:p>
+    <w:p>
+      <w:pPr>
+        <w:spacing w:before="240" w:after="80"/>
+      </w:pPr>
+      <w:r>
+        <w:rPr>
+          <w:rFonts w:ascii="Times New Roman" w:hAnsi="Times New Roman"/>
+          <w:b/>
+          <w:color w:val="1D4ED8"/>
+          <w:sz w:val="26"/>
+        </w:rPr>
+        <w:t>4.5   L_CMC（跨模態對比學習，stage2 新增）</w:t>
+      </w:r>
+    </w:p>
+    <w:p>
+      <w:pPr>
+        <w:spacing w:after="120"/>
+        <w:ind w:firstLine="425"/>
+        <w:jc w:val="both"/>
+      </w:pPr>
+      <w:r>
+        <w:rPr>
+          <w:rFonts w:ascii="Times New Roman" w:hAnsi="Times New Roman"/>
+          <w:sz w:val="24"/>
+        </w:rPr>
+        <w:t>v3 在 stage2 微調階段加入跨模態對比學習（Cross-Modal Contrastive），目的是讓「同一樣本」在文字／音訊／視覺三條路徑下產生的低維投影互相靠近，而與「其他樣本」的投影互相遠離。具體做法是引入 CMCProjection 模組將三模態表徵投影至 d_proj = 128 維的對比空間，再對三對組合（t-a、t-v、a-v）分別計算 InfoNCE 損失（溫度 τ = 0.07），加總後取平均。權重 w_cmc = 0.3（僅 stage2 啟用，stage1 為 0），在不擴增訓練資料的前提下強化跨模態語義對齊。</w:t>
+      </w:r>
+    </w:p>
+    <w:p>
+      <w:pPr>
+        <w:spacing w:before="240" w:after="80"/>
+      </w:pPr>
+      <w:r>
+        <w:rPr>
+          <w:rFonts w:ascii="Times New Roman" w:hAnsi="Times New Roman"/>
+          <w:b/>
+          <w:color w:val="1D4ED8"/>
+          <w:sz w:val="26"/>
+        </w:rPr>
+        <w:t>4.6   Manifold Mixup（融合層 mixup）</w:t>
+      </w:r>
+    </w:p>
+    <w:p>
+      <w:pPr>
+        <w:spacing w:after="120"/>
+        <w:ind w:firstLine="425"/>
+        <w:jc w:val="both"/>
+      </w:pPr>
+      <w:r>
+        <w:rPr>
+          <w:rFonts w:ascii="Times New Roman" w:hAnsi="Times New Roman"/>
+          <w:sz w:val="24"/>
+        </w:rPr>
+        <w:t>以 p = 0.5 的機率對 batch 觸發 Manifold Mixup，在 SACF 輸出的融合特徵層級進行：以 Beta(α, α)（α = 0.4）抽樣 λ，隨機排列 batch 索引 perm，將融合特徵 feat 替換為 λ · feat + (1−λ) · feat[perm]，並對對應標籤同步做凸組合。在融合層而非輸入層做 mixup 能在保留原始特徵語義的前提下，顯著增加決策邊界附近的訓練樣本，提升泛化能力。</w:t>
+      </w:r>
+    </w:p>
+    <w:p>
+      <w:pPr>
+        <w:spacing w:before="240" w:after="80"/>
+      </w:pPr>
+      <w:r>
+        <w:rPr>
+          <w:rFonts w:ascii="Times New Roman" w:hAnsi="Times New Roman"/>
+          <w:b/>
+          <w:color w:val="1E40AF"/>
+          <w:sz w:val="32"/>
+        </w:rPr>
+        <w:t>5.  兩階段訓練流程</w:t>
+      </w:r>
+    </w:p>
+    <w:p>
+      <w:pPr>
+        <w:spacing w:after="120"/>
+        <w:ind w:firstLine="425"/>
+        <w:jc w:val="both"/>
+      </w:pPr>
+      <w:r>
+        <w:rPr>
+          <w:rFonts w:ascii="Times New Roman" w:hAnsi="Times New Roman"/>
+          <w:sz w:val="24"/>
+        </w:rPr>
+        <w:t>v3 採用 TrainVal 合併（1,284 train + 229 val = 1,513 樣本）作為訓練集，test 集（686 樣本）僅在訓練完成後評估「一次」，嚴格遵循零資料洩漏原則。總共 60 + 20 = 80 epoch，分兩階段執行：</w:t>
+      </w:r>
+    </w:p>
+    <w:p/>
+    <w:p>
+      <w:pPr>
+        <w:jc w:val="center"/>
+      </w:pPr>
+      <w:r>
+        <w:drawing>
+          <wp:inline xmlns:a="http://schemas.openxmlformats.org/drawingml/2006/main" xmlns:pic="http://schemas.openxmlformats.org/drawingml/2006/picture">
+            <wp:extent cx="5486400" cy="2259106"/>
+            <wp:docPr id="4" name="Picture 4"/>
+            <wp:cNvGraphicFramePr>
+              <a:graphicFrameLocks noChangeAspect="1"/>
+            </wp:cNvGraphicFramePr>
+            <a:graphic>
+              <a:graphicData uri="http://schemas.openxmlformats.org/drawingml/2006/picture">
+                <pic:pic>
+                  <pic:nvPicPr>
+                    <pic:cNvPr id="0" name="v2_fig6_training_timeline.png"/>
+                    <pic:cNvPicPr/>
+                  </pic:nvPicPr>
+                  <pic:blipFill>
+                    <a:blip r:embed="rId12"/>
+                    <a:stretch>
+                      <a:fillRect/>
+                    </a:stretch>
+                  </pic:blipFill>
+                  <pic:spPr>
+                    <a:xfrm>
+                      <a:off x="0" y="0"/>
+                      <a:ext cx="5486400" cy="2259106"/>
+                    </a:xfrm>
+                    <a:prstGeom prst="rect"/>
+                  </pic:spPr>
+                </pic:pic>
+              </a:graphicData>
+            </a:graphic>
+          </wp:inline>
+        </w:drawing>
+      </w:r>
+    </w:p>
+    <w:p>
+      <w:pPr>
+        <w:spacing w:after="240"/>
+        <w:jc w:val="center"/>
       </w:pPr>
       <w:r>
         <w:rPr>
           <w:b/>
-          <w:sz w:val="32"/>
+          <w:sz w:val="20"/>
         </w:rPr>
-        <w:t>8. 檔案與重現指令</w:t>
+        <w:t xml:space="preserve">圖 4  </w:t>
+      </w:r>
+      <w:r>
+        <w:rPr>
+          <w:b/>
+          <w:sz w:val="20"/>
+        </w:rPr>
+        <w:t>兩階段訓練時程</w:t>
+      </w:r>
+      <w:r>
+        <w:rPr>
+          <w:sz w:val="19"/>
+        </w:rPr>
+        <w:br/>
+        <w:t>Stage 1（Epoch 1–60）：種子 42、漸進式層解凍、SWA 收集 10 個快照。Stage 2（Epoch 61–80）：切換種子至 1234、降低學習率 ¼、啟用 CMC、再次 SWA 收集。最終參數為兩階段 SWA 快照集的算術平均。</w:t>
       </w:r>
     </w:p>
     <w:p>
       <w:pPr>
-        <w:spacing w:after="120" w:line="360" w:lineRule="auto"/>
-        <w:ind w:firstLine="482"/>
+        <w:pStyle w:val="ListBullet"/>
+        <w:spacing w:after="60"/>
       </w:pPr>
       <w:r>
         <w:rPr>
+          <w:rFonts w:ascii="Times New Roman" w:hAnsi="Times New Roman"/>
           <w:sz w:val="22"/>
+        </w:rPr>
+        <w:t>Stage 1（Epoch 1–60）：種子 = 42，骨幹學習率 4e-06，任務模組學習率 8e-05，從 Epoch 42 開始每 2 epoch 收集一次 SWA 快照。此階段以 SORD + sq-EMD + per-branch + diversity + R-Drop + Mixup 為損失組合（不含 CMC）。</w:t>
+      </w:r>
+    </w:p>
+    <w:p>
+      <w:pPr>
+        <w:pStyle w:val="ListBullet"/>
+        <w:spacing w:after="60"/>
+      </w:pPr>
+      <w:r>
+        <w:rPr>
+          <w:rFonts w:ascii="Times New Roman" w:hAnsi="Times New Roman"/>
+          <w:sz w:val="22"/>
+        </w:rPr>
+        <w:t>Stage 2（Epoch 61–80）：切換種子至 1234，骨幹學習率降至 1e-06（1/4），任務模組學習率 2e-05，從 stage2 第 5 epoch 開始每 1 epoch 收集快照，並啟用 CMC 損失（w_cmc = 0.3）強化跨模態對齊。</w:t>
+      </w:r>
+    </w:p>
+    <w:p>
+      <w:pPr>
+        <w:pStyle w:val="ListBullet"/>
+        <w:spacing w:after="60"/>
+      </w:pPr>
+      <w:r>
+        <w:rPr>
+          <w:rFonts w:ascii="Times New Roman" w:hAnsi="Times New Roman"/>
+          <w:sz w:val="22"/>
+        </w:rPr>
+        <w:t>最終模型參數：對兩階段所有 SWA 快照進行算術平均，並更新 BatchNorm 統計量，輸出單一 sacf_final.pt（~1.65 GB）。</w:t>
+      </w:r>
+    </w:p>
+    <w:p>
+      <w:pPr>
+        <w:spacing w:after="80"/>
+        <w:jc w:val="center"/>
+      </w:pPr>
+      <w:r>
+        <w:rPr>
+          <w:b/>
+          <w:sz w:val="20"/>
+        </w:rPr>
+        <w:t xml:space="preserve">表 2  </w:t>
+      </w:r>
+      <w:r>
+        <w:rPr>
+          <w:b/>
+          <w:sz w:val="20"/>
+        </w:rPr>
+        <w:t>v3 訓練超參數</w:t>
+      </w:r>
+    </w:p>
+    <w:tbl>
+      <w:tblPr>
+        <w:tblStyle w:val="TableGrid"/>
+        <w:tblW w:type="auto" w:w="0"/>
+        <w:tblLook w:firstColumn="1" w:firstRow="1" w:lastColumn="0" w:lastRow="0" w:noHBand="0" w:noVBand="1" w:val="04A0"/>
+      </w:tblPr>
+      <w:tblGrid>
+        <w:gridCol w:w="2878"/>
+        <w:gridCol w:w="2878"/>
+        <w:gridCol w:w="2878"/>
+      </w:tblGrid>
+      <w:tr>
+        <w:tc>
+          <w:tcPr>
+            <w:tcW w:type="dxa" w:w="2878"/>
+            <w:shd w:val="clear" w:color="auto" w:fill="1D4ED8"/>
+          </w:tcPr>
+          <w:p>
+            <w:pPr>
+              <w:jc w:val="center"/>
+            </w:pPr>
+            <w:r>
+              <w:rPr>
+                <w:b/>
+                <w:color w:val="FFFFFF"/>
+                <w:sz w:val="20"/>
+              </w:rPr>
+              <w:t>超參數</w:t>
+            </w:r>
+          </w:p>
+        </w:tc>
+        <w:tc>
+          <w:tcPr>
+            <w:tcW w:type="dxa" w:w="2878"/>
+            <w:shd w:val="clear" w:color="auto" w:fill="1D4ED8"/>
+          </w:tcPr>
+          <w:p>
+            <w:pPr>
+              <w:jc w:val="center"/>
+            </w:pPr>
+            <w:r>
+              <w:rPr>
+                <w:b/>
+                <w:color w:val="FFFFFF"/>
+                <w:sz w:val="20"/>
+              </w:rPr>
+              <w:t>值</w:t>
+            </w:r>
+          </w:p>
+        </w:tc>
+        <w:tc>
+          <w:tcPr>
+            <w:tcW w:type="dxa" w:w="2878"/>
+            <w:shd w:val="clear" w:color="auto" w:fill="1D4ED8"/>
+          </w:tcPr>
+          <w:p>
+            <w:pPr>
+              <w:jc w:val="center"/>
+            </w:pPr>
+            <w:r>
+              <w:rPr>
+                <w:b/>
+                <w:color w:val="FFFFFF"/>
+                <w:sz w:val="20"/>
+              </w:rPr>
+              <w:t>備註</w:t>
+            </w:r>
+          </w:p>
+        </w:tc>
+      </w:tr>
+      <w:tr>
+        <w:tc>
+          <w:tcPr>
+            <w:tcW w:type="dxa" w:w="2878"/>
+            <w:shd w:val="clear" w:color="auto" w:fill="DBEAFE"/>
+          </w:tcPr>
+          <w:p>
+            <w:pPr>
+              <w:jc w:val="center"/>
+            </w:pPr>
+            <w:r>
+              <w:rPr>
+                <w:sz w:val="19"/>
+              </w:rPr>
+              <w:t>batch size</w:t>
+            </w:r>
+          </w:p>
+        </w:tc>
+        <w:tc>
+          <w:tcPr>
+            <w:tcW w:type="dxa" w:w="2878"/>
+            <w:shd w:val="clear" w:color="auto" w:fill="DBEAFE"/>
+          </w:tcPr>
+          <w:p>
+            <w:pPr>
+              <w:jc w:val="center"/>
+            </w:pPr>
+            <w:r>
+              <w:rPr>
+                <w:sz w:val="19"/>
+              </w:rPr>
+              <w:t>8</w:t>
+            </w:r>
+          </w:p>
+        </w:tc>
+        <w:tc>
+          <w:tcPr>
+            <w:tcW w:type="dxa" w:w="2878"/>
+            <w:shd w:val="clear" w:color="auto" w:fill="DBEAFE"/>
+          </w:tcPr>
+          <w:p>
+            <w:pPr>
+              <w:jc w:val="center"/>
+            </w:pPr>
+            <w:r>
+              <w:rPr>
+                <w:sz w:val="19"/>
+              </w:rPr>
+              <w:t>混合精度（AMP, bfloat16）</w:t>
+            </w:r>
+          </w:p>
+        </w:tc>
+      </w:tr>
+      <w:tr>
+        <w:tc>
+          <w:tcPr>
+            <w:tcW w:type="dxa" w:w="2878"/>
+          </w:tcPr>
+          <w:p>
+            <w:pPr>
+              <w:jc w:val="center"/>
+            </w:pPr>
+            <w:r>
+              <w:rPr>
+                <w:sz w:val="19"/>
+              </w:rPr>
+              <w:t>num_epochs</w:t>
+            </w:r>
+          </w:p>
+        </w:tc>
+        <w:tc>
+          <w:tcPr>
+            <w:tcW w:type="dxa" w:w="2878"/>
+          </w:tcPr>
+          <w:p>
+            <w:pPr>
+              <w:jc w:val="center"/>
+            </w:pPr>
+            <w:r>
+              <w:rPr>
+                <w:sz w:val="19"/>
+              </w:rPr>
+              <w:t>60 + 20</w:t>
+            </w:r>
+          </w:p>
+        </w:tc>
+        <w:tc>
+          <w:tcPr>
+            <w:tcW w:type="dxa" w:w="2878"/>
+          </w:tcPr>
+          <w:p>
+            <w:pPr>
+              <w:jc w:val="center"/>
+            </w:pPr>
+            <w:r>
+              <w:rPr>
+                <w:sz w:val="19"/>
+              </w:rPr>
+              <w:t>兩階段固定 epoch</w:t>
+            </w:r>
+          </w:p>
+        </w:tc>
+      </w:tr>
+      <w:tr>
+        <w:tc>
+          <w:tcPr>
+            <w:tcW w:type="dxa" w:w="2878"/>
+            <w:shd w:val="clear" w:color="auto" w:fill="DBEAFE"/>
+          </w:tcPr>
+          <w:p>
+            <w:pPr>
+              <w:jc w:val="center"/>
+            </w:pPr>
+            <w:r>
+              <w:rPr>
+                <w:sz w:val="19"/>
+              </w:rPr>
+              <w:t>stage1 lang_lr</w:t>
+            </w:r>
+          </w:p>
+        </w:tc>
+        <w:tc>
+          <w:tcPr>
+            <w:tcW w:type="dxa" w:w="2878"/>
+            <w:shd w:val="clear" w:color="auto" w:fill="DBEAFE"/>
+          </w:tcPr>
+          <w:p>
+            <w:pPr>
+              <w:jc w:val="center"/>
+            </w:pPr>
+            <w:r>
+              <w:rPr>
+                <w:sz w:val="19"/>
+              </w:rPr>
+              <w:t>4e-06</w:t>
+            </w:r>
+          </w:p>
+        </w:tc>
+        <w:tc>
+          <w:tcPr>
+            <w:tcW w:type="dxa" w:w="2878"/>
+            <w:shd w:val="clear" w:color="auto" w:fill="DBEAFE"/>
+          </w:tcPr>
+          <w:p>
+            <w:pPr>
+              <w:jc w:val="center"/>
+            </w:pPr>
+            <w:r>
+              <w:rPr>
+                <w:sz w:val="19"/>
+              </w:rPr>
+              <w:t>DeBERTa 主學習率（cosine + warmup）</w:t>
+            </w:r>
+          </w:p>
+        </w:tc>
+      </w:tr>
+      <w:tr>
+        <w:tc>
+          <w:tcPr>
+            <w:tcW w:type="dxa" w:w="2878"/>
+          </w:tcPr>
+          <w:p>
+            <w:pPr>
+              <w:jc w:val="center"/>
+            </w:pPr>
+            <w:r>
+              <w:rPr>
+                <w:sz w:val="19"/>
+              </w:rPr>
+              <w:t>stage2 lang_lr</w:t>
+            </w:r>
+          </w:p>
+        </w:tc>
+        <w:tc>
+          <w:tcPr>
+            <w:tcW w:type="dxa" w:w="2878"/>
+          </w:tcPr>
+          <w:p>
+            <w:pPr>
+              <w:jc w:val="center"/>
+            </w:pPr>
+            <w:r>
+              <w:rPr>
+                <w:sz w:val="19"/>
+              </w:rPr>
+              <w:t>1e-06</w:t>
+            </w:r>
+          </w:p>
+        </w:tc>
+        <w:tc>
+          <w:tcPr>
+            <w:tcW w:type="dxa" w:w="2878"/>
+          </w:tcPr>
+          <w:p>
+            <w:pPr>
+              <w:jc w:val="center"/>
+            </w:pPr>
+            <w:r>
+              <w:rPr>
+                <w:sz w:val="19"/>
+              </w:rPr>
+              <w:t>微調階段（降至 1/4）</w:t>
+            </w:r>
+          </w:p>
+        </w:tc>
+      </w:tr>
+      <w:tr>
+        <w:tc>
+          <w:tcPr>
+            <w:tcW w:type="dxa" w:w="2878"/>
+            <w:shd w:val="clear" w:color="auto" w:fill="DBEAFE"/>
+          </w:tcPr>
+          <w:p>
+            <w:pPr>
+              <w:jc w:val="center"/>
+            </w:pPr>
+            <w:r>
+              <w:rPr>
+                <w:sz w:val="19"/>
+              </w:rPr>
+              <w:t>stage1 head_lr</w:t>
+            </w:r>
+          </w:p>
+        </w:tc>
+        <w:tc>
+          <w:tcPr>
+            <w:tcW w:type="dxa" w:w="2878"/>
+            <w:shd w:val="clear" w:color="auto" w:fill="DBEAFE"/>
+          </w:tcPr>
+          <w:p>
+            <w:pPr>
+              <w:jc w:val="center"/>
+            </w:pPr>
+            <w:r>
+              <w:rPr>
+                <w:sz w:val="19"/>
+              </w:rPr>
+              <w:t>8e-05</w:t>
+            </w:r>
+          </w:p>
+        </w:tc>
+        <w:tc>
+          <w:tcPr>
+            <w:tcW w:type="dxa" w:w="2878"/>
+            <w:shd w:val="clear" w:color="auto" w:fill="DBEAFE"/>
+          </w:tcPr>
+          <w:p>
+            <w:pPr>
+              <w:jc w:val="center"/>
+            </w:pPr>
+            <w:r>
+              <w:rPr>
+                <w:sz w:val="19"/>
+              </w:rPr>
+              <w:t>PEA / SACF / Proj / Heads</w:t>
+            </w:r>
+          </w:p>
+        </w:tc>
+      </w:tr>
+      <w:tr>
+        <w:tc>
+          <w:tcPr>
+            <w:tcW w:type="dxa" w:w="2878"/>
+          </w:tcPr>
+          <w:p>
+            <w:pPr>
+              <w:jc w:val="center"/>
+            </w:pPr>
+            <w:r>
+              <w:rPr>
+                <w:sz w:val="19"/>
+              </w:rPr>
+              <w:t>stage2 head_lr</w:t>
+            </w:r>
+          </w:p>
+        </w:tc>
+        <w:tc>
+          <w:tcPr>
+            <w:tcW w:type="dxa" w:w="2878"/>
+          </w:tcPr>
+          <w:p>
+            <w:pPr>
+              <w:jc w:val="center"/>
+            </w:pPr>
+            <w:r>
+              <w:rPr>
+                <w:sz w:val="19"/>
+              </w:rPr>
+              <w:t>2e-05</w:t>
+            </w:r>
+          </w:p>
+        </w:tc>
+        <w:tc>
+          <w:tcPr>
+            <w:tcW w:type="dxa" w:w="2878"/>
+          </w:tcPr>
+          <w:p>
+            <w:pPr>
+              <w:jc w:val="center"/>
+            </w:pPr>
+            <w:r>
+              <w:rPr>
+                <w:sz w:val="19"/>
+              </w:rPr>
+              <w:t>微調階段（降至 1/4）</w:t>
+            </w:r>
+          </w:p>
+        </w:tc>
+      </w:tr>
+      <w:tr>
+        <w:tc>
+          <w:tcPr>
+            <w:tcW w:type="dxa" w:w="2878"/>
+            <w:shd w:val="clear" w:color="auto" w:fill="DBEAFE"/>
+          </w:tcPr>
+          <w:p>
+            <w:pPr>
+              <w:jc w:val="center"/>
+            </w:pPr>
+            <w:r>
+              <w:rPr>
+                <w:sz w:val="19"/>
+              </w:rPr>
+              <w:t>weight_decay</w:t>
+            </w:r>
+          </w:p>
+        </w:tc>
+        <w:tc>
+          <w:tcPr>
+            <w:tcW w:type="dxa" w:w="2878"/>
+            <w:shd w:val="clear" w:color="auto" w:fill="DBEAFE"/>
+          </w:tcPr>
+          <w:p>
+            <w:pPr>
+              <w:jc w:val="center"/>
+            </w:pPr>
+            <w:r>
+              <w:rPr>
+                <w:sz w:val="19"/>
+              </w:rPr>
+              <w:t>0.01</w:t>
+            </w:r>
+          </w:p>
+        </w:tc>
+        <w:tc>
+          <w:tcPr>
+            <w:tcW w:type="dxa" w:w="2878"/>
+            <w:shd w:val="clear" w:color="auto" w:fill="DBEAFE"/>
+          </w:tcPr>
+          <w:p>
+            <w:pPr>
+              <w:jc w:val="center"/>
+            </w:pPr>
+            <w:r>
+              <w:rPr>
+                <w:sz w:val="19"/>
+              </w:rPr>
+              <w:t>AdamW</w:t>
+            </w:r>
+          </w:p>
+        </w:tc>
+      </w:tr>
+      <w:tr>
+        <w:tc>
+          <w:tcPr>
+            <w:tcW w:type="dxa" w:w="2878"/>
+          </w:tcPr>
+          <w:p>
+            <w:pPr>
+              <w:jc w:val="center"/>
+            </w:pPr>
+            <w:r>
+              <w:rPr>
+                <w:sz w:val="19"/>
+              </w:rPr>
+              <w:t>dropout（基準）</w:t>
+            </w:r>
+          </w:p>
+        </w:tc>
+        <w:tc>
+          <w:tcPr>
+            <w:tcW w:type="dxa" w:w="2878"/>
+          </w:tcPr>
+          <w:p>
+            <w:pPr>
+              <w:jc w:val="center"/>
+            </w:pPr>
+            <w:r>
+              <w:rPr>
+                <w:sz w:val="19"/>
+              </w:rPr>
+              <w:t>0.15</w:t>
+            </w:r>
+          </w:p>
+        </w:tc>
+        <w:tc>
+          <w:tcPr>
+            <w:tcW w:type="dxa" w:w="2878"/>
+          </w:tcPr>
+          <w:p>
+            <w:pPr>
+              <w:jc w:val="center"/>
+            </w:pPr>
+            <w:r>
+              <w:rPr>
+                <w:sz w:val="19"/>
+              </w:rPr>
+              <w:t>分支實際使用 [0.10, 0.20, 0.30, 0.40]</w:t>
+            </w:r>
+          </w:p>
+        </w:tc>
+      </w:tr>
+      <w:tr>
+        <w:tc>
+          <w:tcPr>
+            <w:tcW w:type="dxa" w:w="2878"/>
+            <w:shd w:val="clear" w:color="auto" w:fill="DBEAFE"/>
+          </w:tcPr>
+          <w:p>
+            <w:pPr>
+              <w:jc w:val="center"/>
+            </w:pPr>
+            <w:r>
+              <w:rPr>
+                <w:sz w:val="19"/>
+              </w:rPr>
+              <w:t>focal γ</w:t>
+            </w:r>
+          </w:p>
+        </w:tc>
+        <w:tc>
+          <w:tcPr>
+            <w:tcW w:type="dxa" w:w="2878"/>
+            <w:shd w:val="clear" w:color="auto" w:fill="DBEAFE"/>
+          </w:tcPr>
+          <w:p>
+            <w:pPr>
+              <w:jc w:val="center"/>
+            </w:pPr>
+            <w:r>
+              <w:rPr>
+                <w:sz w:val="19"/>
+              </w:rPr>
+              <w:t>2.0</w:t>
+            </w:r>
+          </w:p>
+        </w:tc>
+        <w:tc>
+          <w:tcPr>
+            <w:tcW w:type="dxa" w:w="2878"/>
+            <w:shd w:val="clear" w:color="auto" w:fill="DBEAFE"/>
+          </w:tcPr>
+          <w:p>
+            <w:pPr>
+              <w:jc w:val="center"/>
+            </w:pPr>
+            <w:r>
+              <w:rPr>
+                <w:sz w:val="19"/>
+              </w:rPr>
+              <w:t>焦點聚焦參數</w:t>
+            </w:r>
+          </w:p>
+        </w:tc>
+      </w:tr>
+      <w:tr>
+        <w:tc>
+          <w:tcPr>
+            <w:tcW w:type="dxa" w:w="2878"/>
+          </w:tcPr>
+          <w:p>
+            <w:pPr>
+              <w:jc w:val="center"/>
+            </w:pPr>
+            <w:r>
+              <w:rPr>
+                <w:sz w:val="19"/>
+              </w:rPr>
+              <w:t>label smoothing</w:t>
+            </w:r>
+          </w:p>
+        </w:tc>
+        <w:tc>
+          <w:tcPr>
+            <w:tcW w:type="dxa" w:w="2878"/>
+          </w:tcPr>
+          <w:p>
+            <w:pPr>
+              <w:jc w:val="center"/>
+            </w:pPr>
+            <w:r>
+              <w:rPr>
+                <w:sz w:val="19"/>
+              </w:rPr>
+              <w:t>0.05</w:t>
+            </w:r>
+          </w:p>
+        </w:tc>
+        <w:tc>
+          <w:tcPr>
+            <w:tcW w:type="dxa" w:w="2878"/>
+          </w:tcPr>
+          <w:p>
+            <w:pPr>
+              <w:jc w:val="center"/>
+            </w:pPr>
+            <w:r>
+              <w:rPr>
+                <w:sz w:val="19"/>
+              </w:rPr>
+              <w:t>Focal/CE 通用</w:t>
+            </w:r>
+          </w:p>
+        </w:tc>
+      </w:tr>
+      <w:tr>
+        <w:tc>
+          <w:tcPr>
+            <w:tcW w:type="dxa" w:w="2878"/>
+            <w:shd w:val="clear" w:color="auto" w:fill="DBEAFE"/>
+          </w:tcPr>
+          <w:p>
+            <w:pPr>
+              <w:jc w:val="center"/>
+            </w:pPr>
+            <w:r>
+              <w:rPr>
+                <w:sz w:val="19"/>
+              </w:rPr>
+              <w:t>sord_sigma</w:t>
+            </w:r>
+          </w:p>
+        </w:tc>
+        <w:tc>
+          <w:tcPr>
+            <w:tcW w:type="dxa" w:w="2878"/>
+            <w:shd w:val="clear" w:color="auto" w:fill="DBEAFE"/>
+          </w:tcPr>
+          <w:p>
+            <w:pPr>
+              <w:jc w:val="center"/>
+            </w:pPr>
+            <w:r>
+              <w:rPr>
+                <w:sz w:val="19"/>
+              </w:rPr>
+              <w:t>0.8</w:t>
+            </w:r>
+          </w:p>
+        </w:tc>
+        <w:tc>
+          <w:tcPr>
+            <w:tcW w:type="dxa" w:w="2878"/>
+            <w:shd w:val="clear" w:color="auto" w:fill="DBEAFE"/>
+          </w:tcPr>
+          <w:p>
+            <w:pPr>
+              <w:jc w:val="center"/>
+            </w:pPr>
+            <w:r>
+              <w:rPr>
+                <w:sz w:val="19"/>
+              </w:rPr>
+              <w:t>SORD 軟標籤寬度</w:t>
+            </w:r>
+          </w:p>
+        </w:tc>
+      </w:tr>
+      <w:tr>
+        <w:tc>
+          <w:tcPr>
+            <w:tcW w:type="dxa" w:w="2878"/>
+          </w:tcPr>
+          <w:p>
+            <w:pPr>
+              <w:jc w:val="center"/>
+            </w:pPr>
+            <w:r>
+              <w:rPr>
+                <w:sz w:val="19"/>
+              </w:rPr>
+              <w:t>emd_weight</w:t>
+            </w:r>
+          </w:p>
+        </w:tc>
+        <w:tc>
+          <w:tcPr>
+            <w:tcW w:type="dxa" w:w="2878"/>
+          </w:tcPr>
+          <w:p>
+            <w:pPr>
+              <w:jc w:val="center"/>
+            </w:pPr>
+            <w:r>
+              <w:rPr>
+                <w:sz w:val="19"/>
+              </w:rPr>
+              <w:t>0.3</w:t>
+            </w:r>
+          </w:p>
+        </w:tc>
+        <w:tc>
+          <w:tcPr>
+            <w:tcW w:type="dxa" w:w="2878"/>
+          </w:tcPr>
+          <w:p>
+            <w:pPr>
+              <w:jc w:val="center"/>
+            </w:pPr>
+            <w:r>
+              <w:rPr>
+                <w:sz w:val="19"/>
+              </w:rPr>
+              <w:t>sq-EMD 在 cls7 損失中占比</w:t>
+            </w:r>
+          </w:p>
+        </w:tc>
+      </w:tr>
+      <w:tr>
+        <w:tc>
+          <w:tcPr>
+            <w:tcW w:type="dxa" w:w="2878"/>
+            <w:shd w:val="clear" w:color="auto" w:fill="DBEAFE"/>
+          </w:tcPr>
+          <w:p>
+            <w:pPr>
+              <w:jc w:val="center"/>
+            </w:pPr>
+            <w:r>
+              <w:rPr>
+                <w:sz w:val="19"/>
+              </w:rPr>
+              <w:t>diversity_weight</w:t>
+            </w:r>
+          </w:p>
+        </w:tc>
+        <w:tc>
+          <w:tcPr>
+            <w:tcW w:type="dxa" w:w="2878"/>
+            <w:shd w:val="clear" w:color="auto" w:fill="DBEAFE"/>
+          </w:tcPr>
+          <w:p>
+            <w:pPr>
+              <w:jc w:val="center"/>
+            </w:pPr>
+            <w:r>
+              <w:rPr>
+                <w:sz w:val="19"/>
+              </w:rPr>
+              <w:t>0.02</w:t>
+            </w:r>
+          </w:p>
+        </w:tc>
+        <w:tc>
+          <w:tcPr>
+            <w:tcW w:type="dxa" w:w="2878"/>
+            <w:shd w:val="clear" w:color="auto" w:fill="DBEAFE"/>
+          </w:tcPr>
+          <w:p>
+            <w:pPr>
+              <w:jc w:val="center"/>
+            </w:pPr>
+            <w:r>
+              <w:rPr>
+                <w:sz w:val="19"/>
+              </w:rPr>
+              <w:t>分支間相似度懲罰</w:t>
+            </w:r>
+          </w:p>
+        </w:tc>
+      </w:tr>
+      <w:tr>
+        <w:tc>
+          <w:tcPr>
+            <w:tcW w:type="dxa" w:w="2878"/>
+          </w:tcPr>
+          <w:p>
+            <w:pPr>
+              <w:jc w:val="center"/>
+            </w:pPr>
+            <w:r>
+              <w:rPr>
+                <w:sz w:val="19"/>
+              </w:rPr>
+              <w:t>w_rdrop</w:t>
+            </w:r>
+          </w:p>
+        </w:tc>
+        <w:tc>
+          <w:tcPr>
+            <w:tcW w:type="dxa" w:w="2878"/>
+          </w:tcPr>
+          <w:p>
+            <w:pPr>
+              <w:jc w:val="center"/>
+            </w:pPr>
+            <w:r>
+              <w:rPr>
+                <w:sz w:val="19"/>
+              </w:rPr>
+              <w:t>0.1</w:t>
+            </w:r>
+          </w:p>
+        </w:tc>
+        <w:tc>
+          <w:tcPr>
+            <w:tcW w:type="dxa" w:w="2878"/>
+          </w:tcPr>
+          <w:p>
+            <w:pPr>
+              <w:jc w:val="center"/>
+            </w:pPr>
+            <w:r>
+              <w:rPr>
+                <w:sz w:val="19"/>
+              </w:rPr>
+              <w:t>R-Drop 一致性權重</w:t>
+            </w:r>
+          </w:p>
+        </w:tc>
+      </w:tr>
+      <w:tr>
+        <w:tc>
+          <w:tcPr>
+            <w:tcW w:type="dxa" w:w="2878"/>
+            <w:shd w:val="clear" w:color="auto" w:fill="DBEAFE"/>
+          </w:tcPr>
+          <w:p>
+            <w:pPr>
+              <w:jc w:val="center"/>
+            </w:pPr>
+            <w:r>
+              <w:rPr>
+                <w:sz w:val="19"/>
+              </w:rPr>
+              <w:t>w_cmc（stage2）</w:t>
+            </w:r>
+          </w:p>
+        </w:tc>
+        <w:tc>
+          <w:tcPr>
+            <w:tcW w:type="dxa" w:w="2878"/>
+            <w:shd w:val="clear" w:color="auto" w:fill="DBEAFE"/>
+          </w:tcPr>
+          <w:p>
+            <w:pPr>
+              <w:jc w:val="center"/>
+            </w:pPr>
+            <w:r>
+              <w:rPr>
+                <w:sz w:val="19"/>
+              </w:rPr>
+              <w:t>0.3</w:t>
+            </w:r>
+          </w:p>
+        </w:tc>
+        <w:tc>
+          <w:tcPr>
+            <w:tcW w:type="dxa" w:w="2878"/>
+            <w:shd w:val="clear" w:color="auto" w:fill="DBEAFE"/>
+          </w:tcPr>
+          <w:p>
+            <w:pPr>
+              <w:jc w:val="center"/>
+            </w:pPr>
+            <w:r>
+              <w:rPr>
+                <w:sz w:val="19"/>
+              </w:rPr>
+              <w:t>跨模態對比損失（stage1 = 0）</w:t>
+            </w:r>
+          </w:p>
+        </w:tc>
+      </w:tr>
+      <w:tr>
+        <w:tc>
+          <w:tcPr>
+            <w:tcW w:type="dxa" w:w="2878"/>
+          </w:tcPr>
+          <w:p>
+            <w:pPr>
+              <w:jc w:val="center"/>
+            </w:pPr>
+            <w:r>
+              <w:rPr>
+                <w:sz w:val="19"/>
+              </w:rPr>
+              <w:t>cmc_tau</w:t>
+            </w:r>
+          </w:p>
+        </w:tc>
+        <w:tc>
+          <w:tcPr>
+            <w:tcW w:type="dxa" w:w="2878"/>
+          </w:tcPr>
+          <w:p>
+            <w:pPr>
+              <w:jc w:val="center"/>
+            </w:pPr>
+            <w:r>
+              <w:rPr>
+                <w:sz w:val="19"/>
+              </w:rPr>
+              <w:t>0.07</w:t>
+            </w:r>
+          </w:p>
+        </w:tc>
+        <w:tc>
+          <w:tcPr>
+            <w:tcW w:type="dxa" w:w="2878"/>
+          </w:tcPr>
+          <w:p>
+            <w:pPr>
+              <w:jc w:val="center"/>
+            </w:pPr>
+            <w:r>
+              <w:rPr>
+                <w:sz w:val="19"/>
+              </w:rPr>
+              <w:t>InfoNCE 溫度</w:t>
+            </w:r>
+          </w:p>
+        </w:tc>
+      </w:tr>
+      <w:tr>
+        <w:tc>
+          <w:tcPr>
+            <w:tcW w:type="dxa" w:w="2878"/>
+            <w:shd w:val="clear" w:color="auto" w:fill="DBEAFE"/>
+          </w:tcPr>
+          <w:p>
+            <w:pPr>
+              <w:jc w:val="center"/>
+            </w:pPr>
+            <w:r>
+              <w:rPr>
+                <w:sz w:val="19"/>
+              </w:rPr>
+              <w:t>mixup_alpha</w:t>
+            </w:r>
+          </w:p>
+        </w:tc>
+        <w:tc>
+          <w:tcPr>
+            <w:tcW w:type="dxa" w:w="2878"/>
+            <w:shd w:val="clear" w:color="auto" w:fill="DBEAFE"/>
+          </w:tcPr>
+          <w:p>
+            <w:pPr>
+              <w:jc w:val="center"/>
+            </w:pPr>
+            <w:r>
+              <w:rPr>
+                <w:sz w:val="19"/>
+              </w:rPr>
+              <w:t>0.4</w:t>
+            </w:r>
+          </w:p>
+        </w:tc>
+        <w:tc>
+          <w:tcPr>
+            <w:tcW w:type="dxa" w:w="2878"/>
+            <w:shd w:val="clear" w:color="auto" w:fill="DBEAFE"/>
+          </w:tcPr>
+          <w:p>
+            <w:pPr>
+              <w:jc w:val="center"/>
+            </w:pPr>
+            <w:r>
+              <w:rPr>
+                <w:sz w:val="19"/>
+              </w:rPr>
+              <w:t>Manifold Mixup Beta 抽樣參數</w:t>
+            </w:r>
+          </w:p>
+        </w:tc>
+      </w:tr>
+      <w:tr>
+        <w:tc>
+          <w:tcPr>
+            <w:tcW w:type="dxa" w:w="2878"/>
+          </w:tcPr>
+          <w:p>
+            <w:pPr>
+              <w:jc w:val="center"/>
+            </w:pPr>
+            <w:r>
+              <w:rPr>
+                <w:sz w:val="19"/>
+              </w:rPr>
+              <w:t>mixup_p</w:t>
+            </w:r>
+          </w:p>
+        </w:tc>
+        <w:tc>
+          <w:tcPr>
+            <w:tcW w:type="dxa" w:w="2878"/>
+          </w:tcPr>
+          <w:p>
+            <w:pPr>
+              <w:jc w:val="center"/>
+            </w:pPr>
+            <w:r>
+              <w:rPr>
+                <w:sz w:val="19"/>
+              </w:rPr>
+              <w:t>0.5</w:t>
+            </w:r>
+          </w:p>
+        </w:tc>
+        <w:tc>
+          <w:tcPr>
+            <w:tcW w:type="dxa" w:w="2878"/>
+          </w:tcPr>
+          <w:p>
+            <w:pPr>
+              <w:jc w:val="center"/>
+            </w:pPr>
+            <w:r>
+              <w:rPr>
+                <w:sz w:val="19"/>
+              </w:rPr>
+              <w:t>Mixup 觸發機率</w:t>
+            </w:r>
+          </w:p>
+        </w:tc>
+      </w:tr>
+      <w:tr>
+        <w:tc>
+          <w:tcPr>
+            <w:tcW w:type="dxa" w:w="2878"/>
+            <w:shd w:val="clear" w:color="auto" w:fill="DBEAFE"/>
+          </w:tcPr>
+          <w:p>
+            <w:pPr>
+              <w:jc w:val="center"/>
+            </w:pPr>
+            <w:r>
+              <w:rPr>
+                <w:sz w:val="19"/>
+              </w:rPr>
+              <w:t>EMA decay</w:t>
+            </w:r>
+          </w:p>
+        </w:tc>
+        <w:tc>
+          <w:tcPr>
+            <w:tcW w:type="dxa" w:w="2878"/>
+            <w:shd w:val="clear" w:color="auto" w:fill="DBEAFE"/>
+          </w:tcPr>
+          <w:p>
+            <w:pPr>
+              <w:jc w:val="center"/>
+            </w:pPr>
+            <w:r>
+              <w:rPr>
+                <w:sz w:val="19"/>
+              </w:rPr>
+              <w:t>0.999</w:t>
+            </w:r>
+          </w:p>
+        </w:tc>
+        <w:tc>
+          <w:tcPr>
+            <w:tcW w:type="dxa" w:w="2878"/>
+            <w:shd w:val="clear" w:color="auto" w:fill="DBEAFE"/>
+          </w:tcPr>
+          <w:p>
+            <w:pPr>
+              <w:jc w:val="center"/>
+            </w:pPr>
+            <w:r>
+              <w:rPr>
+                <w:sz w:val="19"/>
+              </w:rPr>
+              <w:t>Exponential Moving Average</w:t>
+            </w:r>
+          </w:p>
+        </w:tc>
+      </w:tr>
+      <w:tr>
+        <w:tc>
+          <w:tcPr>
+            <w:tcW w:type="dxa" w:w="2878"/>
+          </w:tcPr>
+          <w:p>
+            <w:pPr>
+              <w:jc w:val="center"/>
+            </w:pPr>
+            <w:r>
+              <w:rPr>
+                <w:sz w:val="19"/>
+              </w:rPr>
+              <w:t>SWA（stage1）</w:t>
+            </w:r>
+          </w:p>
+        </w:tc>
+        <w:tc>
+          <w:tcPr>
+            <w:tcW w:type="dxa" w:w="2878"/>
+          </w:tcPr>
+          <w:p>
+            <w:pPr>
+              <w:jc w:val="center"/>
+            </w:pPr>
+            <w:r>
+              <w:rPr>
+                <w:sz w:val="19"/>
+              </w:rPr>
+              <w:t>start=42, step=2</w:t>
+            </w:r>
+          </w:p>
+        </w:tc>
+        <w:tc>
+          <w:tcPr>
+            <w:tcW w:type="dxa" w:w="2878"/>
+          </w:tcPr>
+          <w:p>
+            <w:pPr>
+              <w:jc w:val="center"/>
+            </w:pPr>
+            <w:r>
+              <w:rPr>
+                <w:sz w:val="19"/>
+              </w:rPr>
+              <w:t>10 個快照</w:t>
+            </w:r>
+          </w:p>
+        </w:tc>
+      </w:tr>
+      <w:tr>
+        <w:tc>
+          <w:tcPr>
+            <w:tcW w:type="dxa" w:w="2878"/>
+            <w:shd w:val="clear" w:color="auto" w:fill="DBEAFE"/>
+          </w:tcPr>
+          <w:p>
+            <w:pPr>
+              <w:jc w:val="center"/>
+            </w:pPr>
+            <w:r>
+              <w:rPr>
+                <w:sz w:val="19"/>
+              </w:rPr>
+              <w:t>SWA（stage2）</w:t>
+            </w:r>
+          </w:p>
+        </w:tc>
+        <w:tc>
+          <w:tcPr>
+            <w:tcW w:type="dxa" w:w="2878"/>
+            <w:shd w:val="clear" w:color="auto" w:fill="DBEAFE"/>
+          </w:tcPr>
+          <w:p>
+            <w:pPr>
+              <w:jc w:val="center"/>
+            </w:pPr>
+            <w:r>
+              <w:rPr>
+                <w:sz w:val="19"/>
+              </w:rPr>
+              <w:t>start=5, step=1</w:t>
+            </w:r>
+          </w:p>
+        </w:tc>
+        <w:tc>
+          <w:tcPr>
+            <w:tcW w:type="dxa" w:w="2878"/>
+            <w:shd w:val="clear" w:color="auto" w:fill="DBEAFE"/>
+          </w:tcPr>
+          <w:p>
+            <w:pPr>
+              <w:jc w:val="center"/>
+            </w:pPr>
+            <w:r>
+              <w:rPr>
+                <w:sz w:val="19"/>
+              </w:rPr>
+              <w:t>額外快照</w:t>
+            </w:r>
+          </w:p>
+        </w:tc>
+      </w:tr>
+    </w:tbl>
+    <w:p/>
+    <w:p/>
+    <w:p>
+      <w:pPr>
+        <w:jc w:val="center"/>
+      </w:pPr>
+      <w:r>
+        <w:drawing>
+          <wp:inline xmlns:a="http://schemas.openxmlformats.org/drawingml/2006/main" xmlns:pic="http://schemas.openxmlformats.org/drawingml/2006/picture">
+            <wp:extent cx="5486400" cy="2209334"/>
+            <wp:docPr id="5" name="Picture 5"/>
+            <wp:cNvGraphicFramePr>
+              <a:graphicFrameLocks noChangeAspect="1"/>
+            </wp:cNvGraphicFramePr>
+            <a:graphic>
+              <a:graphicData uri="http://schemas.openxmlformats.org/drawingml/2006/picture">
+                <pic:pic>
+                  <pic:nvPicPr>
+                    <pic:cNvPr id="0" name="v2_fig7_loss_curves.png"/>
+                    <pic:cNvPicPr/>
+                  </pic:nvPicPr>
+                  <pic:blipFill>
+                    <a:blip r:embed="rId13"/>
+                    <a:stretch>
+                      <a:fillRect/>
+                    </a:stretch>
+                  </pic:blipFill>
+                  <pic:spPr>
+                    <a:xfrm>
+                      <a:off x="0" y="0"/>
+                      <a:ext cx="5486400" cy="2209334"/>
+                    </a:xfrm>
+                    <a:prstGeom prst="rect"/>
+                  </pic:spPr>
+                </pic:pic>
+              </a:graphicData>
+            </a:graphic>
+          </wp:inline>
+        </w:drawing>
+      </w:r>
+    </w:p>
+    <w:p>
+      <w:pPr>
+        <w:spacing w:after="240"/>
+        <w:jc w:val="center"/>
+      </w:pPr>
+      <w:r>
+        <w:rPr>
+          <w:b/>
+          <w:sz w:val="20"/>
+        </w:rPr>
+        <w:t xml:space="preserve">圖 5  </w:t>
+      </w:r>
+      <w:r>
+        <w:rPr>
+          <w:b/>
+          <w:sz w:val="20"/>
+        </w:rPr>
+        <w:t>兩階段訓練損失曲線</w:t>
+      </w:r>
+      <w:r>
+        <w:rPr>
+          <w:sz w:val="19"/>
+        </w:rPr>
+        <w:br/>
+        <w:t>縱軸為 epoch-wise 平均訓練損失。Epoch 60 處的不連續對應 stage1→stage2 切換（重置 optimizer 與種子）。曲線於 SWA 收集區段平緩，反映權重已進入損失盆地。</w:t>
+      </w:r>
+    </w:p>
+    <w:p>
+      <w:pPr>
+        <w:spacing w:before="240" w:after="80"/>
+      </w:pPr>
+      <w:r>
+        <w:rPr>
+          <w:rFonts w:ascii="Times New Roman" w:hAnsi="Times New Roman"/>
+          <w:b/>
+          <w:color w:val="1E40AF"/>
+          <w:sz w:val="32"/>
+        </w:rPr>
+        <w:t>6.  推斷流程（含 Reg-Cls 融合）</w:t>
+      </w:r>
+    </w:p>
+    <w:p>
+      <w:pPr>
+        <w:spacing w:after="120"/>
+        <w:ind w:firstLine="425"/>
+        <w:jc w:val="both"/>
+      </w:pPr>
+      <w:r>
+        <w:rPr>
+          <w:rFonts w:ascii="Times New Roman" w:hAnsi="Times New Roman"/>
+          <w:sz w:val="24"/>
+        </w:rPr>
+        <w:t>推斷時採用 emotion_system/sacf_final_loader.py 中的 load_sacf_final 函數載入模型：</w:t>
+      </w:r>
+    </w:p>
+    <w:p>
+      <w:pPr>
+        <w:spacing w:after="120"/>
+        <w:ind w:left="340"/>
+      </w:pPr>
+      <w:r>
+        <w:rPr>
+          <w:rFonts w:ascii="Consolas" w:hAnsi="Consolas"/>
+          <w:color w:val="374151"/>
+          <w:sz w:val="20"/>
+        </w:rPr>
+        <w:t>from emotion_system.sacf_final_loader import load_sacf_final</w:t>
+        <w:br/>
+        <w:t>model = load_sacf_final('emotion_system/models/sacf_final.pt', device='cuda:0')</w:t>
+        <w:br/>
+        <w:t>cls7_logits, cls2_logits, reg = model(</w:t>
+        <w:br/>
+        <w:t xml:space="preserve">    input_ids, attention_mask, audio, audio_mask, vision, vision_mask)</w:t>
+      </w:r>
+    </w:p>
+    <w:p>
+      <w:pPr>
+        <w:spacing w:after="120"/>
+        <w:ind w:firstLine="425"/>
+        <w:jc w:val="both"/>
+      </w:pPr>
+      <w:r>
+        <w:rPr>
+          <w:rFonts w:ascii="Times New Roman" w:hAnsi="Times New Roman"/>
+          <w:sz w:val="24"/>
+        </w:rPr>
+        <w:t>v3 推斷的關鍵新機制是 Reg-Cls 機率融合：將回歸分支輸出的連續強度 reg ∈ [−3, +3] 視為 7 類離散標籤上的高斯軟分佈，再與 cls7 的 softmax 機率以幾何平均融合，最後取 argmax 作為最終預測。具體公式：</w:t>
+      </w:r>
+    </w:p>
+    <w:p>
+      <w:pPr>
+        <w:spacing w:after="120"/>
+        <w:ind w:left="340"/>
+      </w:pPr>
+      <w:r>
+        <w:rPr>
+          <w:rFonts w:ascii="Consolas" w:hAnsi="Consolas"/>
+          <w:color w:val="374151"/>
+          <w:sz w:val="20"/>
+        </w:rPr>
+        <w:t>p_reg(c) ∝ exp(−(reg − (c−3))² / (2σ²)),  c ∈ {0, ..., 6}</w:t>
+        <w:br/>
+        <w:t>p_cls(c) = softmax(cls7_logits / T)</w:t>
+        <w:br/>
+        <w:t>p_final(c) ∝ p_cls(c)^α · p_reg(c)^(1−α)</w:t>
+        <w:br/>
+        <w:t>ŷ = argmax_c p_final(c),  α = 0.65, σ = 0.65, T = 1.0</w:t>
+      </w:r>
+    </w:p>
+    <w:p>
+      <w:pPr>
+        <w:spacing w:after="120"/>
+        <w:ind w:firstLine="425"/>
+        <w:jc w:val="both"/>
+      </w:pPr>
+      <w:r>
+        <w:rPr>
+          <w:rFonts w:ascii="Times New Roman" w:hAnsi="Times New Roman"/>
+          <w:sz w:val="24"/>
+        </w:rPr>
+        <w:t>回歸分支提供「全局序數結構」（連續強度的可信估計），分類分支提供「局部判別力」（鄰近類別之間的鋒銳邊界），兩者幾何平均後達到互補效果。在本研究的設定下，Reg-Cls 融合將 Acc-7 從 raw 51.31% 提升至 51.46%。</w:t>
+      </w:r>
+    </w:p>
+    <w:p/>
+    <w:p>
+      <w:pPr>
+        <w:jc w:val="center"/>
+      </w:pPr>
+      <w:r>
+        <w:drawing>
+          <wp:inline xmlns:a="http://schemas.openxmlformats.org/drawingml/2006/main" xmlns:pic="http://schemas.openxmlformats.org/drawingml/2006/picture">
+            <wp:extent cx="5486400" cy="1784020"/>
+            <wp:docPr id="6" name="Picture 6"/>
+            <wp:cNvGraphicFramePr>
+              <a:graphicFrameLocks noChangeAspect="1"/>
+            </wp:cNvGraphicFramePr>
+            <a:graphic>
+              <a:graphicData uri="http://schemas.openxmlformats.org/drawingml/2006/picture">
+                <pic:pic>
+                  <pic:nvPicPr>
+                    <pic:cNvPr id="0" name="v2_fig5_regcls_fusion.png"/>
+                    <pic:cNvPicPr/>
+                  </pic:nvPicPr>
+                  <pic:blipFill>
+                    <a:blip r:embed="rId14"/>
+                    <a:stretch>
+                      <a:fillRect/>
+                    </a:stretch>
+                  </pic:blipFill>
+                  <pic:spPr>
+                    <a:xfrm>
+                      <a:off x="0" y="0"/>
+                      <a:ext cx="5486400" cy="1784020"/>
+                    </a:xfrm>
+                    <a:prstGeom prst="rect"/>
+                  </pic:spPr>
+                </pic:pic>
+              </a:graphicData>
+            </a:graphic>
+          </wp:inline>
+        </w:drawing>
+      </w:r>
+    </w:p>
+    <w:p>
+      <w:pPr>
+        <w:spacing w:after="240"/>
+        <w:jc w:val="center"/>
+      </w:pPr>
+      <w:r>
+        <w:rPr>
+          <w:b/>
+          <w:sz w:val="20"/>
+        </w:rPr>
+        <w:t xml:space="preserve">圖 6  </w:t>
+      </w:r>
+      <w:r>
+        <w:rPr>
+          <w:b/>
+          <w:sz w:val="20"/>
+        </w:rPr>
+        <w:t>Reg-Cls 機率融合機制</w:t>
+      </w:r>
+      <w:r>
+        <w:rPr>
+          <w:sz w:val="19"/>
+        </w:rPr>
+        <w:br/>
+        <w:t>左：回歸輸出視為以 reg 為中心、σ 為寬度的高斯軟分佈 p_reg(c)；中：分類輸出 softmax(p_cls)；右：幾何平均後 argmax。α 控制兩者比重；本模型取 α = 0.65（偏向分類）。</w:t>
+      </w:r>
+    </w:p>
+    <w:p>
+      <w:pPr>
+        <w:spacing w:before="240" w:after="80"/>
+      </w:pPr>
+      <w:r>
+        <w:rPr>
+          <w:rFonts w:ascii="Times New Roman" w:hAnsi="Times New Roman"/>
+          <w:b/>
+          <w:color w:val="1E40AF"/>
+          <w:sz w:val="32"/>
+        </w:rPr>
+        <w:t>7.  實驗結果</w:t>
+      </w:r>
+    </w:p>
+    <w:p>
+      <w:pPr>
+        <w:spacing w:after="120"/>
+        <w:ind w:firstLine="425"/>
+        <w:jc w:val="both"/>
+      </w:pPr>
+      <w:r>
+        <w:rPr>
+          <w:rFonts w:ascii="Times New Roman" w:hAnsi="Times New Roman"/>
+          <w:sz w:val="24"/>
+        </w:rPr>
+        <w:t>在 CMU-MOSI test 集（686 樣本）上，SACFFinalModel v3 取得：Acc-7（融合）= 51.46%、Acc-7（raw）= 51.31%、Acc-2 = 87.03%、F1 = 87.03%、MAE = 0.5821、Pearson 相關 = 0.8704。所有指標皆為單次評估（無 TTA、無多次平均）。</w:t>
+      </w:r>
+    </w:p>
+    <w:p/>
+    <w:p>
+      <w:pPr>
+        <w:jc w:val="center"/>
+      </w:pPr>
+      <w:r>
+        <w:drawing>
+          <wp:inline xmlns:a="http://schemas.openxmlformats.org/drawingml/2006/main" xmlns:pic="http://schemas.openxmlformats.org/drawingml/2006/picture">
+            <wp:extent cx="5486400" cy="2215720"/>
+            <wp:docPr id="7" name="Picture 7"/>
+            <wp:cNvGraphicFramePr>
+              <a:graphicFrameLocks noChangeAspect="1"/>
+            </wp:cNvGraphicFramePr>
+            <a:graphic>
+              <a:graphicData uri="http://schemas.openxmlformats.org/drawingml/2006/picture">
+                <pic:pic>
+                  <pic:nvPicPr>
+                    <pic:cNvPr id="0" name="v2_fig11_metrics.png"/>
+                    <pic:cNvPicPr/>
+                  </pic:nvPicPr>
+                  <pic:blipFill>
+                    <a:blip r:embed="rId15"/>
+                    <a:stretch>
+                      <a:fillRect/>
+                    </a:stretch>
+                  </pic:blipFill>
+                  <pic:spPr>
+                    <a:xfrm>
+                      <a:off x="0" y="0"/>
+                      <a:ext cx="5486400" cy="2215720"/>
+                    </a:xfrm>
+                    <a:prstGeom prst="rect"/>
+                  </pic:spPr>
+                </pic:pic>
+              </a:graphicData>
+            </a:graphic>
+          </wp:inline>
+        </w:drawing>
+      </w:r>
+    </w:p>
+    <w:p>
+      <w:pPr>
+        <w:spacing w:after="240"/>
+        <w:jc w:val="center"/>
+      </w:pPr>
+      <w:r>
+        <w:rPr>
+          <w:b/>
+          <w:sz w:val="20"/>
+        </w:rPr>
+        <w:t xml:space="preserve">圖 7  </w:t>
+      </w:r>
+      <w:r>
+        <w:rPr>
+          <w:b/>
+          <w:sz w:val="20"/>
+        </w:rPr>
+        <w:t>整體測試指標</w:t>
+      </w:r>
+      <w:r>
+        <w:rPr>
+          <w:sz w:val="19"/>
+        </w:rPr>
+        <w:br/>
+        <w:t>六項指標的條形圖呈現（Acc-7 融合 / Acc-7 raw / Acc-2 / F1 / MAE / Corr）。Acc-7 為 7 類情感強度精度（−3 到 +3），Acc-2 為二分類精度。</w:t>
+      </w:r>
+    </w:p>
+    <w:p/>
+    <w:p>
+      <w:pPr>
+        <w:jc w:val="center"/>
+      </w:pPr>
+      <w:r>
+        <w:drawing>
+          <wp:inline xmlns:a="http://schemas.openxmlformats.org/drawingml/2006/main" xmlns:pic="http://schemas.openxmlformats.org/drawingml/2006/picture">
+            <wp:extent cx="5486400" cy="4787047"/>
+            <wp:docPr id="8" name="Picture 8"/>
+            <wp:cNvGraphicFramePr>
+              <a:graphicFrameLocks noChangeAspect="1"/>
+            </wp:cNvGraphicFramePr>
+            <a:graphic>
+              <a:graphicData uri="http://schemas.openxmlformats.org/drawingml/2006/picture">
+                <pic:pic>
+                  <pic:nvPicPr>
+                    <pic:cNvPr id="0" name="v2_fig9_confusion.png"/>
+                    <pic:cNvPicPr/>
+                  </pic:nvPicPr>
+                  <pic:blipFill>
+                    <a:blip r:embed="rId16"/>
+                    <a:stretch>
+                      <a:fillRect/>
+                    </a:stretch>
+                  </pic:blipFill>
+                  <pic:spPr>
+                    <a:xfrm>
+                      <a:off x="0" y="0"/>
+                      <a:ext cx="5486400" cy="4787047"/>
+                    </a:xfrm>
+                    <a:prstGeom prst="rect"/>
+                  </pic:spPr>
+                </pic:pic>
+              </a:graphicData>
+            </a:graphic>
+          </wp:inline>
+        </w:drawing>
+      </w:r>
+    </w:p>
+    <w:p>
+      <w:pPr>
+        <w:spacing w:after="240"/>
+        <w:jc w:val="center"/>
+      </w:pPr>
+      <w:r>
+        <w:rPr>
+          <w:b/>
+          <w:sz w:val="20"/>
+        </w:rPr>
+        <w:t xml:space="preserve">圖 8  </w:t>
+      </w:r>
+      <w:r>
+        <w:rPr>
+          <w:b/>
+          <w:sz w:val="20"/>
+        </w:rPr>
+        <w:t>Acc-7 混淆矩陣</w:t>
+      </w:r>
+      <w:r>
+        <w:rPr>
+          <w:sz w:val="19"/>
+        </w:rPr>
+        <w:br/>
+        <w:t>7 × 7 混淆矩陣，列為真實標籤、行為預測標籤。對角線元素表示正確預測，鄰近對角線的非零元素反映情感序數結構下的「軟混淆」。</w:t>
+      </w:r>
+    </w:p>
+    <w:p/>
+    <w:p>
+      <w:pPr>
+        <w:jc w:val="center"/>
+      </w:pPr>
+      <w:r>
+        <w:drawing>
+          <wp:inline xmlns:a="http://schemas.openxmlformats.org/drawingml/2006/main" xmlns:pic="http://schemas.openxmlformats.org/drawingml/2006/picture">
+            <wp:extent cx="5486400" cy="2209334"/>
+            <wp:docPr id="9" name="Picture 9"/>
+            <wp:cNvGraphicFramePr>
+              <a:graphicFrameLocks noChangeAspect="1"/>
+            </wp:cNvGraphicFramePr>
+            <a:graphic>
+              <a:graphicData uri="http://schemas.openxmlformats.org/drawingml/2006/picture">
+                <pic:pic>
+                  <pic:nvPicPr>
+                    <pic:cNvPr id="0" name="v2_fig10_per_class_acc.png"/>
+                    <pic:cNvPicPr/>
+                  </pic:nvPicPr>
+                  <pic:blipFill>
+                    <a:blip r:embed="rId17"/>
+                    <a:stretch>
+                      <a:fillRect/>
+                    </a:stretch>
+                  </pic:blipFill>
+                  <pic:spPr>
+                    <a:xfrm>
+                      <a:off x="0" y="0"/>
+                      <a:ext cx="5486400" cy="2209334"/>
+                    </a:xfrm>
+                    <a:prstGeom prst="rect"/>
+                  </pic:spPr>
+                </pic:pic>
+              </a:graphicData>
+            </a:graphic>
+          </wp:inline>
+        </w:drawing>
+      </w:r>
+    </w:p>
+    <w:p>
+      <w:pPr>
+        <w:spacing w:after="240"/>
+        <w:jc w:val="center"/>
+      </w:pPr>
+      <w:r>
+        <w:rPr>
+          <w:b/>
+          <w:sz w:val="20"/>
+        </w:rPr>
+        <w:t xml:space="preserve">圖 9  </w:t>
+      </w:r>
+      <w:r>
+        <w:rPr>
+          <w:b/>
+          <w:sz w:val="20"/>
+        </w:rPr>
+        <w:t>每類別精度</w:t>
+      </w:r>
+      <w:r>
+        <w:rPr>
+          <w:sz w:val="19"/>
+        </w:rPr>
+        <w:br/>
+        <w:t>7 個情感強度等級各自的 recall。極端類別（−3、+3）樣本稀少（見 fig 8），中性類別（0）樣本最多但語義模糊，精度天然較低。</w:t>
+      </w:r>
+    </w:p>
+    <w:p/>
+    <w:p>
+      <w:pPr>
+        <w:jc w:val="center"/>
+      </w:pPr>
+      <w:r>
+        <w:drawing>
+          <wp:inline xmlns:a="http://schemas.openxmlformats.org/drawingml/2006/main" xmlns:pic="http://schemas.openxmlformats.org/drawingml/2006/picture">
+            <wp:extent cx="5486400" cy="2212691"/>
+            <wp:docPr id="10" name="Picture 10"/>
+            <wp:cNvGraphicFramePr>
+              <a:graphicFrameLocks noChangeAspect="1"/>
+            </wp:cNvGraphicFramePr>
+            <a:graphic>
+              <a:graphicData uri="http://schemas.openxmlformats.org/drawingml/2006/picture">
+                <pic:pic>
+                  <pic:nvPicPr>
+                    <pic:cNvPr id="0" name="v2_fig12_per_branch.png"/>
+                    <pic:cNvPicPr/>
+                  </pic:nvPicPr>
+                  <pic:blipFill>
+                    <a:blip r:embed="rId18"/>
+                    <a:stretch>
+                      <a:fillRect/>
+                    </a:stretch>
+                  </pic:blipFill>
+                  <pic:spPr>
+                    <a:xfrm>
+                      <a:off x="0" y="0"/>
+                      <a:ext cx="5486400" cy="2212691"/>
+                    </a:xfrm>
+                    <a:prstGeom prst="rect"/>
+                  </pic:spPr>
+                </pic:pic>
+              </a:graphicData>
+            </a:graphic>
+          </wp:inline>
+        </w:drawing>
+      </w:r>
+    </w:p>
+    <w:p>
+      <w:pPr>
+        <w:spacing w:after="240"/>
+        <w:jc w:val="center"/>
+      </w:pPr>
+      <w:r>
+        <w:rPr>
+          <w:b/>
+          <w:sz w:val="20"/>
+        </w:rPr>
+        <w:t xml:space="preserve">圖 10  </w:t>
+      </w:r>
+      <w:r>
+        <w:rPr>
+          <w:b/>
+          <w:sz w:val="20"/>
+        </w:rPr>
+        <w:t>4 分支獨立 vs. 集成精度比較</w:t>
+      </w:r>
+      <w:r>
+        <w:rPr>
+          <w:sz w:val="19"/>
+        </w:rPr>
+        <w:br/>
+        <w:t>4 個分支獨立評估 Acc-7（藍）與 mean-of-logits 集成（橙）。集成增益顯示分支多樣性的實際貢獻。</w:t>
+      </w:r>
+    </w:p>
+    <w:p>
+      <w:pPr>
+        <w:spacing w:before="240" w:after="80"/>
+      </w:pPr>
+      <w:r>
+        <w:rPr>
+          <w:rFonts w:ascii="Times New Roman" w:hAnsi="Times New Roman"/>
+          <w:b/>
+          <w:color w:val="1E40AF"/>
+          <w:sz w:val="32"/>
+        </w:rPr>
+        <w:t>8.  檔案與重現指令</w:t>
+      </w:r>
+    </w:p>
+    <w:p>
+      <w:pPr>
+        <w:spacing w:after="120"/>
+        <w:ind w:firstLine="425"/>
+        <w:jc w:val="both"/>
+      </w:pPr>
+      <w:r>
+        <w:rPr>
+          <w:rFonts w:ascii="Times New Roman" w:hAnsi="Times New Roman"/>
+          <w:sz w:val="24"/>
         </w:rPr>
         <w:t>完整訓練（產生新 sacf_final.pt）：</w:t>
       </w:r>
     </w:p>
     <w:p>
       <w:pPr>
-        <w:spacing w:after="80"/>
+        <w:spacing w:after="120"/>
         <w:ind w:left="340"/>
       </w:pPr>
       <w:r>
         <w:rPr>
           <w:rFonts w:ascii="Consolas" w:hAnsi="Consolas"/>
-          <w:sz w:val="19"/>
+          <w:color w:val="374151"/>
+          <w:sz w:val="20"/>
         </w:rPr>
         <w:t>cd /mnt/nfs/maokao_2/Desktop/lee/aitown_addsacf\ \(copy\)</w:t>
         <w:br/>
@@ -2566,87 +3432,91 @@
     </w:p>
     <w:p>
       <w:pPr>
-        <w:spacing w:after="120" w:line="360" w:lineRule="auto"/>
-        <w:ind w:firstLine="482"/>
+        <w:spacing w:after="120"/>
+        <w:ind w:firstLine="425"/>
+        <w:jc w:val="both"/>
       </w:pPr>
       <w:r>
         <w:rPr>
-          <w:sz w:val="22"/>
+          <w:rFonts w:ascii="Times New Roman" w:hAnsi="Times New Roman"/>
+          <w:sz w:val="24"/>
         </w:rPr>
         <w:t>推斷評估（在 CMU-MOSI test 集上驗證已訓練的 sacf_final.pt）：</w:t>
       </w:r>
     </w:p>
     <w:p>
       <w:pPr>
-        <w:spacing w:after="80"/>
+        <w:spacing w:after="120"/>
         <w:ind w:left="340"/>
       </w:pPr>
       <w:r>
         <w:rPr>
           <w:rFonts w:ascii="Consolas" w:hAnsi="Consolas"/>
-          <w:sz w:val="19"/>
+          <w:color w:val="374151"/>
+          <w:sz w:val="20"/>
         </w:rPr>
         <w:t>python emotion_system/sacf_final_loader.py --ckpt emotion_system/models/sacf_final.pt</w:t>
       </w:r>
     </w:p>
     <w:p>
       <w:pPr>
-        <w:spacing w:after="120" w:line="360" w:lineRule="auto"/>
-        <w:ind w:firstLine="482"/>
+        <w:spacing w:after="120"/>
+        <w:ind w:firstLine="425"/>
+        <w:jc w:val="both"/>
       </w:pPr>
       <w:r>
         <w:rPr>
-          <w:sz w:val="22"/>
+          <w:rFonts w:ascii="Times New Roman" w:hAnsi="Times New Roman"/>
+          <w:sz w:val="24"/>
         </w:rPr>
         <w:t>關鍵檔案位置：</w:t>
       </w:r>
     </w:p>
     <w:p>
       <w:pPr>
-        <w:spacing w:before="160" w:after="40"/>
+        <w:spacing w:after="80"/>
         <w:jc w:val="center"/>
       </w:pPr>
       <w:r>
         <w:rPr>
           <w:b/>
-          <w:sz w:val="21"/>
+          <w:sz w:val="20"/>
         </w:rPr>
         <w:t xml:space="preserve">表 3  </w:t>
       </w:r>
       <w:r>
         <w:rPr>
           <w:b/>
-          <w:sz w:val="21"/>
+          <w:sz w:val="20"/>
         </w:rPr>
         <w:t>檔案位置與用途</w:t>
       </w:r>
     </w:p>
     <w:tbl>
       <w:tblPr>
-        <w:tblStyle w:val="LightGrid-Accent1"/>
+        <w:tblStyle w:val="TableGrid"/>
         <w:tblW w:type="auto" w:w="0"/>
-        <w:jc w:val="center"/>
         <w:tblLook w:firstColumn="1" w:firstRow="1" w:lastColumn="0" w:lastRow="0" w:noHBand="0" w:noVBand="1" w:val="04A0"/>
       </w:tblPr>
       <w:tblGrid>
-        <w:gridCol w:w="3173"/>
-        <w:gridCol w:w="3173"/>
-        <w:gridCol w:w="3173"/>
+        <w:gridCol w:w="2878"/>
+        <w:gridCol w:w="2878"/>
+        <w:gridCol w:w="2878"/>
       </w:tblGrid>
       <w:tr>
         <w:tc>
           <w:tcPr>
-            <w:tcW w:type="dxa" w:w="2160"/>
-            <w:vAlign w:val="center"/>
+            <w:tcW w:type="dxa" w:w="2878"/>
+            <w:shd w:val="clear" w:color="auto" w:fill="1D4ED8"/>
           </w:tcPr>
           <w:p>
             <w:pPr>
               <w:jc w:val="center"/>
             </w:pPr>
-            <w:r/>
             <w:r>
               <w:rPr>
                 <w:b/>
+                <w:color w:val="FFFFFF"/>
                 <w:sz w:val="20"/>
               </w:rPr>
               <w:t>檔案</w:t>
@@ -2655,17 +3525,17 @@
         </w:tc>
         <w:tc>
           <w:tcPr>
-            <w:tcW w:type="dxa" w:w="3600"/>
-            <w:vAlign w:val="center"/>
+            <w:tcW w:type="dxa" w:w="2878"/>
+            <w:shd w:val="clear" w:color="auto" w:fill="1D4ED8"/>
           </w:tcPr>
           <w:p>
             <w:pPr>
               <w:jc w:val="center"/>
             </w:pPr>
-            <w:r/>
             <w:r>
               <w:rPr>
                 <w:b/>
+                <w:color w:val="FFFFFF"/>
                 <w:sz w:val="20"/>
               </w:rPr>
               <w:t>路徑</w:t>
@@ -2674,17 +3544,17 @@
         </w:tc>
         <w:tc>
           <w:tcPr>
-            <w:tcW w:type="dxa" w:w="2880"/>
-            <w:vAlign w:val="center"/>
+            <w:tcW w:type="dxa" w:w="2878"/>
+            <w:shd w:val="clear" w:color="auto" w:fill="1D4ED8"/>
           </w:tcPr>
           <w:p>
             <w:pPr>
               <w:jc w:val="center"/>
             </w:pPr>
-            <w:r/>
             <w:r>
               <w:rPr>
                 <w:b/>
+                <w:color w:val="FFFFFF"/>
                 <w:sz w:val="20"/>
               </w:rPr>
               <w:t>用途</w:t>
@@ -2695,14 +3565,13 @@
       <w:tr>
         <w:tc>
           <w:tcPr>
-            <w:tcW w:type="dxa" w:w="2160"/>
-            <w:vAlign w:val="center"/>
+            <w:tcW w:type="dxa" w:w="2878"/>
+            <w:shd w:val="clear" w:color="auto" w:fill="DBEAFE"/>
           </w:tcPr>
           <w:p>
             <w:pPr>
               <w:jc w:val="center"/>
             </w:pPr>
-            <w:r/>
             <w:r>
               <w:rPr>
                 <w:sz w:val="19"/>
@@ -2713,14 +3582,13 @@
         </w:tc>
         <w:tc>
           <w:tcPr>
-            <w:tcW w:type="dxa" w:w="3600"/>
-            <w:vAlign w:val="center"/>
+            <w:tcW w:type="dxa" w:w="2878"/>
+            <w:shd w:val="clear" w:color="auto" w:fill="DBEAFE"/>
           </w:tcPr>
           <w:p>
             <w:pPr>
               <w:jc w:val="center"/>
             </w:pPr>
-            <w:r/>
             <w:r>
               <w:rPr>
                 <w:sz w:val="19"/>
@@ -2731,19 +3599,18 @@
         </w:tc>
         <w:tc>
           <w:tcPr>
-            <w:tcW w:type="dxa" w:w="2880"/>
-            <w:vAlign w:val="center"/>
+            <w:tcW w:type="dxa" w:w="2878"/>
+            <w:shd w:val="clear" w:color="auto" w:fill="DBEAFE"/>
           </w:tcPr>
           <w:p>
             <w:pPr>
               <w:jc w:val="center"/>
             </w:pPr>
-            <w:r/>
             <w:r>
               <w:rPr>
                 <w:sz w:val="19"/>
               </w:rPr>
-              <w:t>定義 SACFFinalModel 類別 + 訓練主程式</w:t>
+              <w:t>定義 SACFFinalModel 類別 + 兩階段訓練主程式</w:t>
             </w:r>
           </w:p>
         </w:tc>
@@ -2751,14 +3618,12 @@
       <w:tr>
         <w:tc>
           <w:tcPr>
-            <w:tcW w:type="dxa" w:w="2160"/>
-            <w:vAlign w:val="center"/>
+            <w:tcW w:type="dxa" w:w="2878"/>
           </w:tcPr>
           <w:p>
             <w:pPr>
               <w:jc w:val="center"/>
             </w:pPr>
-            <w:r/>
             <w:r>
               <w:rPr>
                 <w:sz w:val="19"/>
@@ -2769,14 +3634,12 @@
         </w:tc>
         <w:tc>
           <w:tcPr>
-            <w:tcW w:type="dxa" w:w="3600"/>
-            <w:vAlign w:val="center"/>
+            <w:tcW w:type="dxa" w:w="2878"/>
           </w:tcPr>
           <w:p>
             <w:pPr>
               <w:jc w:val="center"/>
             </w:pPr>
-            <w:r/>
             <w:r>
               <w:rPr>
                 <w:sz w:val="19"/>
@@ -2787,14 +3650,12 @@
         </w:tc>
         <w:tc>
           <w:tcPr>
-            <w:tcW w:type="dxa" w:w="2880"/>
-            <w:vAlign w:val="center"/>
+            <w:tcW w:type="dxa" w:w="2878"/>
           </w:tcPr>
           <w:p>
             <w:pPr>
               <w:jc w:val="center"/>
             </w:pPr>
-            <w:r/>
             <w:r>
               <w:rPr>
                 <w:sz w:val="19"/>
@@ -2807,14 +3668,13 @@
       <w:tr>
         <w:tc>
           <w:tcPr>
-            <w:tcW w:type="dxa" w:w="2160"/>
-            <w:vAlign w:val="center"/>
+            <w:tcW w:type="dxa" w:w="2878"/>
+            <w:shd w:val="clear" w:color="auto" w:fill="DBEAFE"/>
           </w:tcPr>
           <w:p>
             <w:pPr>
               <w:jc w:val="center"/>
             </w:pPr>
-            <w:r/>
             <w:r>
               <w:rPr>
                 <w:sz w:val="19"/>
@@ -2825,14 +3685,13 @@
         </w:tc>
         <w:tc>
           <w:tcPr>
-            <w:tcW w:type="dxa" w:w="3600"/>
-            <w:vAlign w:val="center"/>
+            <w:tcW w:type="dxa" w:w="2878"/>
+            <w:shd w:val="clear" w:color="auto" w:fill="DBEAFE"/>
           </w:tcPr>
           <w:p>
             <w:pPr>
               <w:jc w:val="center"/>
             </w:pPr>
-            <w:r/>
             <w:r>
               <w:rPr>
                 <w:sz w:val="19"/>
@@ -2843,19 +3702,18 @@
         </w:tc>
         <w:tc>
           <w:tcPr>
-            <w:tcW w:type="dxa" w:w="2880"/>
-            <w:vAlign w:val="center"/>
+            <w:tcW w:type="dxa" w:w="2878"/>
+            <w:shd w:val="clear" w:color="auto" w:fill="DBEAFE"/>
           </w:tcPr>
           <w:p>
             <w:pPr>
               <w:jc w:val="center"/>
             </w:pPr>
-            <w:r/>
             <w:r>
               <w:rPr>
                 <w:sz w:val="19"/>
               </w:rPr>
-              <w:t>單一檔案（~1.7 GB），含 444M 參數的 state_dict</w:t>
+              <w:t>單一檔案（~1.65 GB），含 444M 參數的 state_dict</w:t>
             </w:r>
           </w:p>
         </w:tc>
@@ -2863,14 +3721,12 @@
       <w:tr>
         <w:tc>
           <w:tcPr>
-            <w:tcW w:type="dxa" w:w="2160"/>
-            <w:vAlign w:val="center"/>
+            <w:tcW w:type="dxa" w:w="2878"/>
           </w:tcPr>
           <w:p>
             <w:pPr>
               <w:jc w:val="center"/>
             </w:pPr>
-            <w:r/>
             <w:r>
               <w:rPr>
                 <w:sz w:val="19"/>
@@ -2881,14 +3737,12 @@
         </w:tc>
         <w:tc>
           <w:tcPr>
-            <w:tcW w:type="dxa" w:w="3600"/>
-            <w:vAlign w:val="center"/>
+            <w:tcW w:type="dxa" w:w="2878"/>
           </w:tcPr>
           <w:p>
             <w:pPr>
               <w:jc w:val="center"/>
             </w:pPr>
-            <w:r/>
             <w:r>
               <w:rPr>
                 <w:sz w:val="19"/>
@@ -2899,14 +3753,12 @@
         </w:tc>
         <w:tc>
           <w:tcPr>
-            <w:tcW w:type="dxa" w:w="2880"/>
-            <w:vAlign w:val="center"/>
+            <w:tcW w:type="dxa" w:w="2878"/>
           </w:tcPr>
           <w:p>
             <w:pPr>
               <w:jc w:val="center"/>
             </w:pPr>
-            <w:r/>
             <w:r>
               <w:rPr>
                 <w:sz w:val="19"/>
@@ -2919,14 +3771,65 @@
       <w:tr>
         <w:tc>
           <w:tcPr>
-            <w:tcW w:type="dxa" w:w="2160"/>
-            <w:vAlign w:val="center"/>
+            <w:tcW w:type="dxa" w:w="2878"/>
+            <w:shd w:val="clear" w:color="auto" w:fill="DBEAFE"/>
           </w:tcPr>
           <w:p>
             <w:pPr>
               <w:jc w:val="center"/>
             </w:pPr>
-            <w:r/>
+            <w:r>
+              <w:rPr>
+                <w:sz w:val="19"/>
+              </w:rPr>
+              <w:t>論文圖檔</w:t>
+            </w:r>
+          </w:p>
+        </w:tc>
+        <w:tc>
+          <w:tcPr>
+            <w:tcW w:type="dxa" w:w="2878"/>
+            <w:shd w:val="clear" w:color="auto" w:fill="DBEAFE"/>
+          </w:tcPr>
+          <w:p>
+            <w:pPr>
+              <w:jc w:val="center"/>
+            </w:pPr>
+            <w:r>
+              <w:rPr>
+                <w:sz w:val="19"/>
+              </w:rPr>
+              <w:t>docs/figures/v2_fig*.png</w:t>
+            </w:r>
+          </w:p>
+        </w:tc>
+        <w:tc>
+          <w:tcPr>
+            <w:tcW w:type="dxa" w:w="2878"/>
+            <w:shd w:val="clear" w:color="auto" w:fill="DBEAFE"/>
+          </w:tcPr>
+          <w:p>
+            <w:pPr>
+              <w:jc w:val="center"/>
+            </w:pPr>
+            <w:r>
+              <w:rPr>
+                <w:sz w:val="19"/>
+              </w:rPr>
+              <w:t>本文件引用之所有圖檔的 PNG/SVG 原始檔</w:t>
+            </w:r>
+          </w:p>
+        </w:tc>
+      </w:tr>
+      <w:tr>
+        <w:tc>
+          <w:tcPr>
+            <w:tcW w:type="dxa" w:w="2878"/>
+          </w:tcPr>
+          <w:p>
+            <w:pPr>
+              <w:jc w:val="center"/>
+            </w:pPr>
             <w:r>
               <w:rPr>
                 <w:sz w:val="19"/>
@@ -2937,14 +3840,12 @@
         </w:tc>
         <w:tc>
           <w:tcPr>
-            <w:tcW w:type="dxa" w:w="3600"/>
-            <w:vAlign w:val="center"/>
+            <w:tcW w:type="dxa" w:w="2878"/>
           </w:tcPr>
           <w:p>
             <w:pPr>
               <w:jc w:val="center"/>
             </w:pPr>
-            <w:r/>
             <w:r>
               <w:rPr>
                 <w:sz w:val="19"/>
@@ -2955,14 +3856,12 @@
         </w:tc>
         <w:tc>
           <w:tcPr>
-            <w:tcW w:type="dxa" w:w="2880"/>
-            <w:vAlign w:val="center"/>
+            <w:tcW w:type="dxa" w:w="2878"/>
           </w:tcPr>
           <w:p>
             <w:pPr>
               <w:jc w:val="center"/>
             </w:pPr>
-            <w:r/>
             <w:r>
               <w:rPr>
                 <w:sz w:val="19"/>
@@ -2973,14 +3872,23 @@
         </w:tc>
       </w:tr>
     </w:tbl>
+    <w:p/>
     <w:p>
       <w:pPr>
-        <w:spacing w:after="160"/>
+        <w:spacing w:after="120"/>
+        <w:jc w:val="both"/>
       </w:pPr>
+      <w:r>
+        <w:rPr>
+          <w:rFonts w:ascii="Times New Roman" w:hAnsi="Times New Roman"/>
+          <w:sz w:val="24"/>
+        </w:rPr>
+        <w:t>Model Card 撰寫日期：2026-05-12。更新原因：紀錄 v3 模型架構與訓練流程，新增 SORD、CMC、Manifold Mixup、Reg-Cls 融合等技術細節，並更新所有實驗數據。</w:t>
+      </w:r>
     </w:p>
     <w:sectPr>
       <w:pgSz w:w="12240" w:h="15840"/>
-      <w:pgMar w:top="1417" w:right="1361" w:bottom="1417" w:left="1361" w:header="720" w:footer="720" w:gutter="0"/>
+      <w:pgMar w:top="1440" w:right="1803" w:bottom="1440" w:left="1803" w:header="720" w:footer="720" w:gutter="0"/>
       <w:cols w:space="720"/>
       <w:docGrid w:linePitch="360"/>
     </w:sectPr>
@@ -3352,8 +4260,8 @@
     <w:qFormat/>
     <w:rsid w:val="00FC693F"/>
     <w:rPr>
-      <w:rFonts w:ascii="Calibri" w:hAnsi="Calibri" w:eastAsia="微軟正黑體"/>
-      <w:sz w:val="22"/>
+      <w:rFonts w:ascii="Times New Roman" w:hAnsi="Times New Roman"/>
+      <w:sz w:val="24"/>
     </w:rPr>
   </w:style>
   <w:style w:type="paragraph" w:styleId="Header">
